--- a/docs/Canonical/AlphaOmega/AlphaOmega_Implementation_Guide.docx
+++ b/docs/Canonical/AlphaOmega/AlphaOmega_Implementation_Guide.docx
@@ -48,7 +48,15 @@
       </w:r>
       <w:proofErr w:type="spellEnd"/>
       <w:r>
-        <w:t xml:space="preserve"> is actually built. It maps the approved </w:t>
+        <w:t xml:space="preserve"> is </w:t>
+      </w:r>
+      <w:proofErr w:type="gramStart"/>
+      <w:r>
+        <w:t>actually built</w:t>
+      </w:r>
+      <w:proofErr w:type="gramEnd"/>
+      <w:r>
+        <w:t xml:space="preserve">. It maps the approved </w:t>
       </w:r>
       <w:proofErr w:type="spellStart"/>
       <w:r>
@@ -145,7 +153,7 @@
         <w:spacing w:after="100" w:line="252" w:lineRule="auto"/>
       </w:pPr>
       <w:r>
-        <w:t>Current source code is the primary authority for statements about what is implemented. Lab 6 and Lab 7 records provide implementation history and validation evidence. Where current code and approved governing documentation differ, this guide identifies the difference rather than silently treating the approved target as already implemented.</w:t>
+        <w:t>Current source code is the primary authority for statements about what is implemented. Historical validation records provide implementation evidence. Where current code and approved governing documentation differ, this guide identifies the difference rather than silently treating the approved target as already implemented.</w:t>
       </w:r>
     </w:p>
     <w:p>
@@ -153,7 +161,15 @@
         <w:spacing w:after="100" w:line="252" w:lineRule="auto"/>
       </w:pPr>
       <w:r>
-        <w:t>The implementation shall not be reconstructed from directory names alone. Reconstruction requires the responsibility, inputs, outputs, ownership boundaries, dependencies, call flow, persistence behavior, and current implementation state described in this guide.</w:t>
+        <w:t xml:space="preserve">The implementation shall not be reconstructed from directory names alone. Reconstruction requires </w:t>
+      </w:r>
+      <w:proofErr w:type="gramStart"/>
+      <w:r>
+        <w:t>the responsibility</w:t>
+      </w:r>
+      <w:proofErr w:type="gramEnd"/>
+      <w:r>
+        <w:t>, inputs, outputs, ownership boundaries, dependencies, call flow, persistence behavior, and current implementation state described in this guide.</w:t>
       </w:r>
     </w:p>
     <w:p>
@@ -389,7 +405,15 @@
         <w:spacing w:after="100" w:line="252" w:lineRule="auto"/>
       </w:pPr>
       <w:r>
-        <w:t>Implementation status is used because this guide describes what actually exists. The following status vocabulary separates working code from approved future work and historical artifacts.</w:t>
+        <w:t xml:space="preserve">Implementation status is used because this guide describes what </w:t>
+      </w:r>
+      <w:proofErr w:type="gramStart"/>
+      <w:r>
+        <w:t>actually exists</w:t>
+      </w:r>
+      <w:proofErr w:type="gramEnd"/>
+      <w:r>
+        <w:t>. The following status vocabulary separates working code from approved future work and historical artifacts.</w:t>
       </w:r>
     </w:p>
     <w:tbl>
@@ -553,7 +577,21 @@
               <w:rPr>
                 <w:sz w:val="18"/>
               </w:rPr>
-              <w:t>The governing documentation requires the behavior, but no verified production implementation exists yet.</w:t>
+              <w:t xml:space="preserve">The governing documentation requires </w:t>
+            </w:r>
+            <w:proofErr w:type="gramStart"/>
+            <w:r>
+              <w:rPr>
+                <w:sz w:val="18"/>
+              </w:rPr>
+              <w:t>the behavior</w:t>
+            </w:r>
+            <w:proofErr w:type="gramEnd"/>
+            <w:r>
+              <w:rPr>
+                <w:sz w:val="18"/>
+              </w:rPr>
+              <w:t>, but no verified production implementation exists yet.</w:t>
             </w:r>
           </w:p>
         </w:tc>
@@ -1245,7 +1283,21 @@
         <w:rPr>
           <w:b/>
         </w:rPr>
-        <w:t xml:space="preserve">Path note: </w:t>
+        <w:t xml:space="preserve">Path </w:t>
+      </w:r>
+      <w:proofErr w:type="gramStart"/>
+      <w:r>
+        <w:rPr>
+          <w:b/>
+        </w:rPr>
+        <w:t>note</w:t>
+      </w:r>
+      <w:proofErr w:type="gramEnd"/>
+      <w:r>
+        <w:rPr>
+          <w:b/>
+        </w:rPr>
+        <w:t xml:space="preserve">: </w:t>
       </w:r>
       <w:r>
         <w:t>The verified production tree uses scripts/translator/ in the singular. Older documentation that refers to scripts/translators/ is stale.</w:t>
@@ -2039,12 +2091,30 @@
         <w:spacing w:after="100" w:line="252" w:lineRule="auto"/>
       </w:pPr>
       <w:proofErr w:type="spellStart"/>
+      <w:proofErr w:type="gramStart"/>
       <w:r>
         <w:t>BaseSection</w:t>
       </w:r>
       <w:proofErr w:type="spellEnd"/>
-      <w:r>
-        <w:t xml:space="preserve"> provides the trust boundary used by stage sections. A section is mutable while its owning stage builds and validates it. After lock(), existing attributes cannot be changed, new attributes cannot be added, and built-in mutable containers are frozen recursively.</w:t>
+      <w:proofErr w:type="gramEnd"/>
+      <w:r>
+        <w:t xml:space="preserve"> provides the trust boundary used by stage sections. A section is mutable while its </w:t>
+      </w:r>
+      <w:proofErr w:type="gramStart"/>
+      <w:r>
+        <w:t>owning</w:t>
+      </w:r>
+      <w:proofErr w:type="gramEnd"/>
+      <w:r>
+        <w:t xml:space="preserve"> stage builds and validates it. After </w:t>
+      </w:r>
+      <w:proofErr w:type="gramStart"/>
+      <w:r>
+        <w:t>lock(</w:t>
+      </w:r>
+      <w:proofErr w:type="gramEnd"/>
+      <w:r>
+        <w:t>), existing attributes cannot be changed, new attributes cannot be added, and built-in mutable containers are frozen recursively.</w:t>
       </w:r>
     </w:p>
     <w:p>
@@ -2101,8 +2171,13 @@
         <w:pStyle w:val="ListBullet"/>
         <w:spacing w:after="100" w:line="252" w:lineRule="auto"/>
       </w:pPr>
-      <w:r>
-        <w:t>lock() is one-way and idempotent.</w:t>
+      <w:proofErr w:type="gramStart"/>
+      <w:r>
+        <w:t>lock(</w:t>
+      </w:r>
+      <w:proofErr w:type="gramEnd"/>
+      <w:r>
+        <w:t>) is one-way and idempotent.</w:t>
       </w:r>
     </w:p>
     <w:p>
@@ -2120,10 +2195,12 @@
         <w:spacing w:after="100" w:line="252" w:lineRule="auto"/>
       </w:pPr>
       <w:proofErr w:type="spellStart"/>
+      <w:proofErr w:type="gramStart"/>
       <w:r>
         <w:t>SynchronizationAssociation</w:t>
       </w:r>
       <w:proofErr w:type="spellEnd"/>
+      <w:proofErr w:type="gramEnd"/>
     </w:p>
     <w:p>
       <w:pPr>
@@ -2525,7 +2602,21 @@
               <w:rPr>
                 <w:sz w:val="18"/>
               </w:rPr>
-              <w:t>The affected object stops where required output is unavailable; other eligible records may continue.</w:t>
+              <w:t xml:space="preserve">The </w:t>
+            </w:r>
+            <w:proofErr w:type="gramStart"/>
+            <w:r>
+              <w:rPr>
+                <w:sz w:val="18"/>
+              </w:rPr>
+              <w:t>affected object</w:t>
+            </w:r>
+            <w:proofErr w:type="gramEnd"/>
+            <w:r>
+              <w:rPr>
+                <w:sz w:val="18"/>
+              </w:rPr>
+              <w:t xml:space="preserve"> stops where required output is unavailable; other eligible records may continue.</w:t>
             </w:r>
           </w:p>
         </w:tc>
@@ -3018,7 +3109,15 @@
         <w:spacing w:after="100" w:line="252" w:lineRule="auto"/>
       </w:pPr>
       <w:r>
-        <w:t xml:space="preserve">The current run() contract accepts </w:t>
+        <w:t xml:space="preserve">The current </w:t>
+      </w:r>
+      <w:proofErr w:type="gramStart"/>
+      <w:r>
+        <w:t>run(</w:t>
+      </w:r>
+      <w:proofErr w:type="gramEnd"/>
+      <w:r>
+        <w:t xml:space="preserve">) contract accepts </w:t>
       </w:r>
       <w:proofErr w:type="spellStart"/>
       <w:r>
@@ -3075,7 +3174,15 @@
         <w:spacing w:after="100" w:line="252" w:lineRule="auto"/>
       </w:pPr>
       <w:r>
-        <w:t xml:space="preserve">If synchronization fails and the Processing Job itself cannot be marked failed, the Orchestrator raises a separate </w:t>
+        <w:t xml:space="preserve">If synchronization fails and the Processing Job itself cannot be marked </w:t>
+      </w:r>
+      <w:proofErr w:type="gramStart"/>
+      <w:r>
+        <w:t>failed</w:t>
+      </w:r>
+      <w:proofErr w:type="gramEnd"/>
+      <w:r>
+        <w:t xml:space="preserve">, the Orchestrator raises a separate </w:t>
       </w:r>
       <w:proofErr w:type="spellStart"/>
       <w:r>
@@ -3089,15 +3196,29 @@
     <w:p>
       <w:pPr>
         <w:spacing w:after="100" w:line="252" w:lineRule="auto"/>
-      </w:pPr>
-      <w:r>
         <w:rPr>
-          <w:b/>
+          <w:bCs/>
         </w:rPr>
-        <w:t xml:space="preserve">Approved production change: </w:t>
-      </w:r>
-      <w:r>
-        <w:t>Processing Job creation is approved to move to the production request/reservation layer. The Orchestrator will then receive an already-created Processing Job identity and remain responsible for execution outcome after approval.</w:t>
+      </w:pPr>
+      <w:r>
+        <w:rPr>
+          <w:bCs/>
+        </w:rPr>
+        <w:t xml:space="preserve">Production synchronization creates the Processing Job and its linked Synchronization Run during request reservation. </w:t>
+      </w:r>
+      <w:proofErr w:type="spellStart"/>
+      <w:r>
+        <w:rPr>
+          <w:bCs/>
+        </w:rPr>
+        <w:t>SynchronizationOrchestrator</w:t>
+      </w:r>
+      <w:proofErr w:type="spellEnd"/>
+      <w:r>
+        <w:rPr>
+          <w:bCs/>
+        </w:rPr>
+        <w:t xml:space="preserve"> receives the existing Processing Job identity and remains responsible for coordinating the execution outcome. The reserved production path does not create a second Processing Job.</w:t>
       </w:r>
     </w:p>
     <w:p>
@@ -3454,7 +3575,15 @@
       </w:r>
       <w:proofErr w:type="spellEnd"/>
       <w:r>
-        <w:t xml:space="preserve"> containing only translated canonical CONTENT records eligible for Discovery. This preserves stage ownership while allowing downstream routing.</w:t>
+        <w:t xml:space="preserve"> containing only translated canonical CONTENT records eligible for Discovery. This preserves stage ownership while allowing downstream </w:t>
+      </w:r>
+      <w:proofErr w:type="gramStart"/>
+      <w:r>
+        <w:t>routing</w:t>
+      </w:r>
+      <w:proofErr w:type="gramEnd"/>
+      <w:r>
+        <w:t>.</w:t>
       </w:r>
     </w:p>
     <w:p>
@@ -3501,7 +3630,15 @@
       </w:r>
       <w:proofErr w:type="spellEnd"/>
       <w:r>
-        <w:t xml:space="preserve"> records, determine synchronization state, extract canonical content, or persist Knowledge Objects.</w:t>
+        <w:t xml:space="preserve"> records, </w:t>
+      </w:r>
+      <w:proofErr w:type="gramStart"/>
+      <w:r>
+        <w:t>determine</w:t>
+      </w:r>
+      <w:proofErr w:type="gramEnd"/>
+      <w:r>
+        <w:t xml:space="preserve"> synchronization state, extract canonical content, or persist Knowledge Objects.</w:t>
       </w:r>
     </w:p>
     <w:tbl>
@@ -3708,6 +3845,7 @@
               <w:rPr>
                 <w:sz w:val="18"/>
               </w:rPr>
+              <w:lastRenderedPageBreak/>
               <w:t>scripts/connectors/ms_graph/graph_connection.py</w:t>
             </w:r>
           </w:p>
@@ -3745,7 +3883,6 @@
               <w:rPr>
                 <w:sz w:val="18"/>
               </w:rPr>
-              <w:lastRenderedPageBreak/>
               <w:t>scripts/connectors/ms_graph/graph_connector.py</w:t>
             </w:r>
           </w:p>
@@ -3923,8 +4060,13 @@
         <w:t xml:space="preserve">/, while connector_loader.py imports </w:t>
       </w:r>
       <w:proofErr w:type="spellStart"/>
-      <w:r>
-        <w:t>scripts.connectors.graph_connector</w:t>
+      <w:proofErr w:type="gramStart"/>
+      <w:r>
+        <w:t>scripts.connectors</w:t>
+      </w:r>
+      <w:proofErr w:type="gramEnd"/>
+      <w:r>
+        <w:t>.graph_connector</w:t>
       </w:r>
       <w:proofErr w:type="spellEnd"/>
       <w:r>
@@ -3937,10 +4079,12 @@
         <w:spacing w:after="100" w:line="252" w:lineRule="auto"/>
       </w:pPr>
       <w:proofErr w:type="spellStart"/>
+      <w:proofErr w:type="gramStart"/>
       <w:r>
         <w:t>ConnectorSection</w:t>
       </w:r>
       <w:proofErr w:type="spellEnd"/>
+      <w:proofErr w:type="gramEnd"/>
       <w:r>
         <w:t xml:space="preserve"> Contract</w:t>
       </w:r>
@@ -4267,15 +4411,31 @@
         <w:spacing w:after="100" w:line="252" w:lineRule="auto"/>
       </w:pPr>
       <w:r>
-        <w:t xml:space="preserve">The current implementation obtains an access token with interactive authentication and caches that token in process memory for the life of the execution. </w:t>
+        <w:t xml:space="preserve">The current implementation obtains an access token with interactive authentication and caches that </w:t>
+      </w:r>
+      <w:proofErr w:type="gramStart"/>
+      <w:r>
+        <w:t>token</w:t>
+      </w:r>
+      <w:proofErr w:type="gramEnd"/>
+      <w:r>
+        <w:t xml:space="preserve"> in process memory for the life of the execution. </w:t>
       </w:r>
       <w:proofErr w:type="spellStart"/>
       <w:r>
-        <w:t>graph_get</w:t>
+        <w:t>graph_</w:t>
+      </w:r>
+      <w:proofErr w:type="gramStart"/>
+      <w:r>
+        <w:t>get</w:t>
       </w:r>
       <w:proofErr w:type="spellEnd"/>
       <w:r>
-        <w:t>() builds the Graph URL, adds the Bearer token, performs a 60-second-timeout HTTP request, raises on HTTP failure, and returns the raw response.</w:t>
+        <w:t>(</w:t>
+      </w:r>
+      <w:proofErr w:type="gramEnd"/>
+      <w:r>
+        <w:t>) builds the Graph URL, adds the Bearer token, performs a 60-second-timeout HTTP request, raises on HTTP failure, and returns the raw response.</w:t>
       </w:r>
     </w:p>
     <w:p>
@@ -4599,6 +4759,7 @@
               <w:rPr>
                 <w:sz w:val="18"/>
               </w:rPr>
+              <w:lastRenderedPageBreak/>
               <w:t>Total throttle wait budget</w:t>
             </w:r>
           </w:p>
@@ -4636,7 +4797,6 @@
               <w:rPr>
                 <w:sz w:val="18"/>
               </w:rPr>
-              <w:lastRenderedPageBreak/>
               <w:t>Completion rule</w:t>
             </w:r>
           </w:p>
@@ -4697,7 +4857,23 @@
         <w:spacing w:after="100" w:line="252" w:lineRule="auto"/>
       </w:pPr>
       <w:r>
-        <w:t xml:space="preserve">Paging continues through @odata.nextLink. Complete enumeration is accepted only when the final response provides @odata.deltaLink. The resulting </w:t>
+        <w:t xml:space="preserve">Paging continues </w:t>
+      </w:r>
+      <w:proofErr w:type="gramStart"/>
+      <w:r>
+        <w:t>through @odata.nextLink</w:t>
+      </w:r>
+      <w:proofErr w:type="gramEnd"/>
+      <w:r>
+        <w:t xml:space="preserve">. Complete enumeration is accepted only when the final response </w:t>
+      </w:r>
+      <w:proofErr w:type="gramStart"/>
+      <w:r>
+        <w:t>provides @odata.deltaLink</w:t>
+      </w:r>
+      <w:proofErr w:type="gramEnd"/>
+      <w:r>
+        <w:t xml:space="preserve">. The resulting </w:t>
       </w:r>
       <w:proofErr w:type="spellStart"/>
       <w:r>
@@ -4765,10 +4941,12 @@
         <w:t xml:space="preserve">OneNote enumeration begins with notebooks expanded to include sections and section groups. Nested section groups are recursively retrieved. Pages are then retrieved per section with </w:t>
       </w:r>
       <w:proofErr w:type="spellStart"/>
+      <w:proofErr w:type="gramStart"/>
       <w:r>
         <w:t>pagelevel</w:t>
       </w:r>
       <w:proofErr w:type="spellEnd"/>
+      <w:proofErr w:type="gramEnd"/>
       <w:r>
         <w:t>=true so Graph can provide level and order information.</w:t>
       </w:r>
@@ -4786,7 +4964,15 @@
         <w:spacing w:after="100" w:line="252" w:lineRule="auto"/>
       </w:pPr>
       <w:r>
-        <w:t>If nested hierarchy requires ordering and Graph supplies missing, non-integer, or duplicate order values, Connector fails instead of guessing. Missing usable level values also fail the enumeration.</w:t>
+        <w:t xml:space="preserve">If nested hierarchy requires ordering and Graph supplies missing, non-integer, or duplicate order values, Connector fails instead of guessing. Missing usable level values also </w:t>
+      </w:r>
+      <w:proofErr w:type="gramStart"/>
+      <w:r>
+        <w:t>fail</w:t>
+      </w:r>
+      <w:proofErr w:type="gramEnd"/>
+      <w:r>
+        <w:t xml:space="preserve"> the enumeration.</w:t>
       </w:r>
     </w:p>
     <w:p>
@@ -4806,7 +4992,15 @@
       </w:r>
       <w:proofErr w:type="spellStart"/>
       <w:r>
-        <w:t>connector_metadata.source_section_modified_at</w:t>
+        <w:t>connector_</w:t>
+      </w:r>
+      <w:proofErr w:type="gramStart"/>
+      <w:r>
+        <w:t>metadata.source</w:t>
+      </w:r>
+      <w:proofErr w:type="gramEnd"/>
+      <w:r>
+        <w:t>_section_modified_at</w:t>
       </w:r>
       <w:proofErr w:type="spellEnd"/>
       <w:r>
@@ -4855,11 +5049,19 @@
       </w:r>
       <w:proofErr w:type="spellStart"/>
       <w:r>
-        <w:t>graph_get</w:t>
+        <w:t>graph_</w:t>
+      </w:r>
+      <w:proofErr w:type="gramStart"/>
+      <w:r>
+        <w:t>get</w:t>
       </w:r>
       <w:proofErr w:type="spellEnd"/>
       <w:r>
-        <w:t>(), but they are used by Extraction rather than Connector enumeration.</w:t>
+        <w:t>(</w:t>
+      </w:r>
+      <w:proofErr w:type="gramEnd"/>
+      <w:r>
+        <w:t>), but they are used by Extraction rather than Connector enumeration.</w:t>
       </w:r>
     </w:p>
     <w:tbl>
@@ -4971,21 +5173,43 @@
               <w:rPr>
                 <w:sz w:val="18"/>
               </w:rPr>
-              <w:t>/me/drive/items/{</w:t>
+              <w:t>/me/drive/</w:t>
+            </w:r>
+            <w:proofErr w:type="gramStart"/>
+            <w:r>
+              <w:rPr>
+                <w:sz w:val="18"/>
+              </w:rPr>
+              <w:t>items/{</w:t>
             </w:r>
             <w:proofErr w:type="spellStart"/>
-            <w:r>
-              <w:rPr>
-                <w:sz w:val="18"/>
-              </w:rPr>
-              <w:t>source_object_id</w:t>
+            <w:proofErr w:type="gramEnd"/>
+            <w:r>
+              <w:rPr>
+                <w:sz w:val="18"/>
+              </w:rPr>
+              <w:t>source_object_</w:t>
+            </w:r>
+            <w:proofErr w:type="gramStart"/>
+            <w:r>
+              <w:rPr>
+                <w:sz w:val="18"/>
+              </w:rPr>
+              <w:t>id</w:t>
             </w:r>
             <w:proofErr w:type="spellEnd"/>
             <w:r>
               <w:rPr>
                 <w:sz w:val="18"/>
               </w:rPr>
-              <w:t>}/content</w:t>
+              <w:t>}/</w:t>
+            </w:r>
+            <w:proofErr w:type="gramEnd"/>
+            <w:r>
+              <w:rPr>
+                <w:sz w:val="18"/>
+              </w:rPr>
+              <w:t>content</w:t>
             </w:r>
           </w:p>
         </w:tc>
@@ -5054,21 +5278,43 @@
               <w:rPr>
                 <w:sz w:val="18"/>
               </w:rPr>
-              <w:t>/pages/{</w:t>
+              <w:t>/</w:t>
+            </w:r>
+            <w:proofErr w:type="gramStart"/>
+            <w:r>
+              <w:rPr>
+                <w:sz w:val="18"/>
+              </w:rPr>
+              <w:t>pages/{</w:t>
             </w:r>
             <w:proofErr w:type="spellStart"/>
-            <w:r>
-              <w:rPr>
-                <w:sz w:val="18"/>
-              </w:rPr>
-              <w:t>source_object_id</w:t>
+            <w:proofErr w:type="gramEnd"/>
+            <w:r>
+              <w:rPr>
+                <w:sz w:val="18"/>
+              </w:rPr>
+              <w:t>source_object_</w:t>
+            </w:r>
+            <w:proofErr w:type="gramStart"/>
+            <w:r>
+              <w:rPr>
+                <w:sz w:val="18"/>
+              </w:rPr>
+              <w:t>id</w:t>
             </w:r>
             <w:proofErr w:type="spellEnd"/>
             <w:r>
               <w:rPr>
                 <w:sz w:val="18"/>
               </w:rPr>
-              <w:t>}/content</w:t>
+              <w:t>}/</w:t>
+            </w:r>
+            <w:proofErr w:type="gramEnd"/>
+            <w:r>
+              <w:rPr>
+                <w:sz w:val="18"/>
+              </w:rPr>
+              <w:t>content</w:t>
             </w:r>
           </w:p>
         </w:tc>
@@ -5262,6 +5508,7 @@
               <w:rPr>
                 <w:sz w:val="18"/>
               </w:rPr>
+              <w:lastRenderedPageBreak/>
               <w:t>scripts/translator/base_translator.py</w:t>
             </w:r>
           </w:p>
@@ -5307,7 +5554,6 @@
               <w:rPr>
                 <w:sz w:val="18"/>
               </w:rPr>
-              <w:lastRenderedPageBreak/>
               <w:t>scripts/translator/translator_loader.py</w:t>
             </w:r>
           </w:p>
@@ -5320,11 +5566,19 @@
             <w:pPr>
               <w:spacing w:after="40"/>
             </w:pPr>
-            <w:r>
-              <w:rPr>
-                <w:sz w:val="18"/>
-              </w:rPr>
-              <w:t>Selects a Translator by Source name.</w:t>
+            <w:proofErr w:type="gramStart"/>
+            <w:r>
+              <w:rPr>
+                <w:sz w:val="18"/>
+              </w:rPr>
+              <w:t>Selects</w:t>
+            </w:r>
+            <w:proofErr w:type="gramEnd"/>
+            <w:r>
+              <w:rPr>
+                <w:sz w:val="18"/>
+              </w:rPr>
+              <w:t xml:space="preserve"> a Translator by Source name.</w:t>
             </w:r>
           </w:p>
         </w:tc>
@@ -5506,8 +5760,13 @@
         <w:t xml:space="preserve">translator_loader.py imports </w:t>
       </w:r>
       <w:proofErr w:type="spellStart"/>
-      <w:r>
-        <w:t>scripts.translators.graph_translator</w:t>
+      <w:proofErr w:type="gramStart"/>
+      <w:r>
+        <w:t>scripts.translators</w:t>
+      </w:r>
+      <w:proofErr w:type="gramEnd"/>
+      <w:r>
+        <w:t>.graph_translator</w:t>
       </w:r>
       <w:proofErr w:type="spellEnd"/>
       <w:r>
@@ -5522,10 +5781,12 @@
         <w:t xml:space="preserve"> itself imports from </w:t>
       </w:r>
       <w:proofErr w:type="spellStart"/>
+      <w:proofErr w:type="gramStart"/>
       <w:r>
         <w:t>scripts.translator</w:t>
       </w:r>
       <w:proofErr w:type="spellEnd"/>
+      <w:proofErr w:type="gramEnd"/>
       <w:r>
         <w:t>. The loader import should be corrected before it is treated as a verified runnable path.</w:t>
       </w:r>
@@ -6874,11 +7135,35 @@
       </w:r>
       <w:proofErr w:type="spellStart"/>
       <w:r>
-        <w:t>connector_metadata.source_section_modified_at</w:t>
+        <w:t>connector_</w:t>
+      </w:r>
+      <w:proofErr w:type="gramStart"/>
+      <w:r>
+        <w:t>metadata.source</w:t>
+      </w:r>
+      <w:proofErr w:type="gramEnd"/>
+      <w:r>
+        <w:t>_section_modified_at</w:t>
       </w:r>
       <w:proofErr w:type="spellEnd"/>
       <w:r>
-        <w:t xml:space="preserve"> when that value is available. The original Graph Page metadata remains preserved in metadata.</w:t>
+        <w:t xml:space="preserve"> when that value is available. The original Graph Page </w:t>
+      </w:r>
+      <w:proofErr w:type="gramStart"/>
+      <w:r>
+        <w:t>metadata</w:t>
+      </w:r>
+      <w:proofErr w:type="gramEnd"/>
+      <w:r>
+        <w:t xml:space="preserve"> remains preserved in </w:t>
+      </w:r>
+      <w:proofErr w:type="gramStart"/>
+      <w:r>
+        <w:t>metadata</w:t>
+      </w:r>
+      <w:proofErr w:type="gramEnd"/>
+      <w:r>
+        <w:t>.</w:t>
       </w:r>
     </w:p>
     <w:p>
@@ -7305,7 +7590,15 @@
       </w:r>
       <w:proofErr w:type="spellEnd"/>
       <w:r>
-        <w:t xml:space="preserve"> once per Source during a Discovery run and caches the result. It then locates an existing Knowledge Object by </w:t>
+        <w:t xml:space="preserve"> once per Source during a Discovery run and </w:t>
+      </w:r>
+      <w:proofErr w:type="gramStart"/>
+      <w:r>
+        <w:t>caches</w:t>
+      </w:r>
+      <w:proofErr w:type="gramEnd"/>
+      <w:r>
+        <w:t xml:space="preserve"> the result. It then locates an existing Knowledge Object by </w:t>
       </w:r>
       <w:proofErr w:type="spellStart"/>
       <w:r>
@@ -8238,7 +8531,15 @@
         <w:spacing w:after="100" w:line="252" w:lineRule="auto"/>
       </w:pPr>
       <w:r>
-        <w:t xml:space="preserve">Discovery answers whether source evidence indicates a possible change. Extraction later answers whether canonical content actually changed. A MODIFIED record whose newly extracted content hash equals </w:t>
+        <w:t xml:space="preserve">Discovery answers whether source evidence indicates a possible change. Extraction later answers whether canonical content </w:t>
+      </w:r>
+      <w:proofErr w:type="gramStart"/>
+      <w:r>
+        <w:t>actually changed</w:t>
+      </w:r>
+      <w:proofErr w:type="gramEnd"/>
+      <w:r>
+        <w:t xml:space="preserve">. A MODIFIED record whose newly extracted content hash equals </w:t>
       </w:r>
       <w:proofErr w:type="spellStart"/>
       <w:r>
@@ -8487,11 +8788,19 @@
             <w:pPr>
               <w:spacing w:after="40"/>
             </w:pPr>
-            <w:r>
-              <w:rPr>
-                <w:sz w:val="18"/>
-              </w:rPr>
-              <w:t>Selects the Source-specific exact-content retriever.</w:t>
+            <w:proofErr w:type="gramStart"/>
+            <w:r>
+              <w:rPr>
+                <w:sz w:val="18"/>
+              </w:rPr>
+              <w:t>Selects</w:t>
+            </w:r>
+            <w:proofErr w:type="gramEnd"/>
+            <w:r>
+              <w:rPr>
+                <w:sz w:val="18"/>
+              </w:rPr>
+              <w:t xml:space="preserve"> the Source-specific exact-content retriever.</w:t>
             </w:r>
           </w:p>
         </w:tc>
@@ -9010,7 +9319,14 @@
               <w:rPr>
                 <w:sz w:val="18"/>
               </w:rPr>
-              <w:t>.txt, .md, .csv, .</w:t>
+              <w:t>.txt, .md, .csv</w:t>
+            </w:r>
+            <w:proofErr w:type="gramStart"/>
+            <w:r>
+              <w:rPr>
+                <w:sz w:val="18"/>
+              </w:rPr>
+              <w:t>, .</w:t>
             </w:r>
             <w:proofErr w:type="spellStart"/>
             <w:r>
@@ -9020,6 +9336,7 @@
               <w:t>json</w:t>
             </w:r>
             <w:proofErr w:type="spellEnd"/>
+            <w:proofErr w:type="gramEnd"/>
             <w:r>
               <w:rPr>
                 <w:sz w:val="18"/>
@@ -10751,15 +11068,31 @@
           <w:rFonts w:ascii="Consolas" w:hAnsi="Consolas"/>
           <w:sz w:val="18"/>
         </w:rPr>
-        <w:t>load_knowledge_object</w:t>
-      </w:r>
-      <w:proofErr w:type="spellEnd"/>
+        <w:t>load_knowledge_</w:t>
+      </w:r>
+      <w:proofErr w:type="gramStart"/>
       <w:r>
         <w:rPr>
           <w:rFonts w:ascii="Consolas" w:hAnsi="Consolas"/>
           <w:sz w:val="18"/>
         </w:rPr>
-        <w:t>()</w:t>
+        <w:t>object</w:t>
+      </w:r>
+      <w:proofErr w:type="spellEnd"/>
+      <w:r>
+        <w:rPr>
+          <w:rFonts w:ascii="Consolas" w:hAnsi="Consolas"/>
+          <w:sz w:val="18"/>
+        </w:rPr>
+        <w:t>(</w:t>
+      </w:r>
+      <w:proofErr w:type="gramEnd"/>
+      <w:r>
+        <w:rPr>
+          <w:rFonts w:ascii="Consolas" w:hAnsi="Consolas"/>
+          <w:sz w:val="18"/>
+        </w:rPr>
+        <w:t>)</w:t>
       </w:r>
       <w:r>
         <w:rPr>
@@ -10911,11 +11244,19 @@
       </w:r>
       <w:proofErr w:type="spellStart"/>
       <w:r>
-        <w:t>get_root_cause</w:t>
+        <w:t>get_root_</w:t>
+      </w:r>
+      <w:proofErr w:type="gramStart"/>
+      <w:r>
+        <w:t>cause</w:t>
       </w:r>
       <w:proofErr w:type="spellEnd"/>
       <w:r>
-        <w:t>() follows Python exception chaining through __cause__ and __context__ while protecting against cycles.</w:t>
+        <w:t>(</w:t>
+      </w:r>
+      <w:proofErr w:type="gramEnd"/>
+      <w:r>
+        <w:t>) follows Python exception chaining through __cause__ and __context__ while protecting against cycles.</w:t>
       </w:r>
     </w:p>
     <w:p>
@@ -11324,10 +11665,12 @@
         <w:t xml:space="preserve"> using logical credential name </w:t>
       </w:r>
       <w:proofErr w:type="spellStart"/>
+      <w:proofErr w:type="gramStart"/>
       <w:r>
         <w:t>supabase.alphaomega</w:t>
       </w:r>
       <w:proofErr w:type="spellEnd"/>
+      <w:proofErr w:type="gramEnd"/>
       <w:r>
         <w:t>.</w:t>
       </w:r>
@@ -11349,11 +11692,19 @@
       </w:r>
       <w:proofErr w:type="spellStart"/>
       <w:r>
-        <w:t>sign_in_with_password</w:t>
+        <w:t>sign_in_with_</w:t>
+      </w:r>
+      <w:proofErr w:type="gramStart"/>
+      <w:r>
+        <w:t>password</w:t>
       </w:r>
       <w:proofErr w:type="spellEnd"/>
       <w:r>
-        <w:t>(). Connection fails if authentication does not return both a session and authenticated user. The resulting client is constrained by PostgreSQL Row Level Security.</w:t>
+        <w:t>(</w:t>
+      </w:r>
+      <w:proofErr w:type="gramEnd"/>
+      <w:r>
+        <w:t>). Connection fails if authentication does not return both a session and authenticated user. The resulting client is constrained by PostgreSQL Row Level Security.</w:t>
       </w:r>
     </w:p>
     <w:p>
@@ -11373,11 +11724,19 @@
       </w:pPr>
       <w:proofErr w:type="spellStart"/>
       <w:r>
-        <w:t>SourceRepository.find_id_by_name</w:t>
+        <w:t>SourceRepository.find_id_by_</w:t>
+      </w:r>
+      <w:proofErr w:type="gramStart"/>
+      <w:r>
+        <w:t>name</w:t>
       </w:r>
       <w:proofErr w:type="spellEnd"/>
       <w:r>
-        <w:t xml:space="preserve">() resolves a canonical Source name to its </w:t>
+        <w:t>(</w:t>
+      </w:r>
+      <w:proofErr w:type="gramEnd"/>
+      <w:r>
+        <w:t xml:space="preserve">) resolves a canonical Source name to its </w:t>
       </w:r>
       <w:proofErr w:type="spellStart"/>
       <w:r>
@@ -11405,11 +11764,19 @@
       </w:pPr>
       <w:proofErr w:type="spellStart"/>
       <w:r>
-        <w:t>KnowledgeObjectRepository.find_by_source_identity</w:t>
+        <w:t>KnowledgeObjectRepository.find_by_source_</w:t>
+      </w:r>
+      <w:proofErr w:type="gramStart"/>
+      <w:r>
+        <w:t>identity</w:t>
       </w:r>
       <w:proofErr w:type="spellEnd"/>
       <w:r>
-        <w:t xml:space="preserve">() locates a Knowledge Object using </w:t>
+        <w:t>(</w:t>
+      </w:r>
+      <w:proofErr w:type="gramEnd"/>
+      <w:r>
+        <w:t xml:space="preserve">) locates a Knowledge Object using </w:t>
       </w:r>
       <w:proofErr w:type="spellStart"/>
       <w:r>
@@ -11425,7 +11792,15 @@
       </w:r>
       <w:proofErr w:type="spellEnd"/>
       <w:r>
-        <w:t xml:space="preserve"> and retrieves only the facts Discovery requires: id, title, </w:t>
+        <w:t xml:space="preserve"> and retrieves only the facts Discovery </w:t>
+      </w:r>
+      <w:proofErr w:type="gramStart"/>
+      <w:r>
+        <w:t>requires:</w:t>
+      </w:r>
+      <w:proofErr w:type="gramEnd"/>
+      <w:r>
+        <w:t xml:space="preserve"> id, title, </w:t>
       </w:r>
       <w:proofErr w:type="spellStart"/>
       <w:r>
@@ -11457,7 +11832,23 @@
         <w:spacing w:after="100" w:line="252" w:lineRule="auto"/>
       </w:pPr>
       <w:r>
-        <w:t xml:space="preserve">The repository also exposes ordinary create() and update() methods. These are distinct from </w:t>
+        <w:t xml:space="preserve">The repository also exposes ordinary </w:t>
+      </w:r>
+      <w:proofErr w:type="gramStart"/>
+      <w:r>
+        <w:t>create(</w:t>
+      </w:r>
+      <w:proofErr w:type="gramEnd"/>
+      <w:r>
+        <w:t xml:space="preserve">) and </w:t>
+      </w:r>
+      <w:proofErr w:type="gramStart"/>
+      <w:r>
+        <w:t>update(</w:t>
+      </w:r>
+      <w:proofErr w:type="gramEnd"/>
+      <w:r>
+        <w:t xml:space="preserve">) methods. These are distinct from </w:t>
       </w:r>
       <w:proofErr w:type="spellStart"/>
       <w:r>
@@ -11465,7 +11856,15 @@
       </w:r>
       <w:proofErr w:type="spellEnd"/>
       <w:r>
-        <w:t xml:space="preserve">: synchronization Load uses the database-owned atomic RPC so Knowledge Object persistence and </w:t>
+        <w:t xml:space="preserve">: synchronization Load uses the database-owned atomic </w:t>
+      </w:r>
+      <w:proofErr w:type="gramStart"/>
+      <w:r>
+        <w:t>RPC</w:t>
+      </w:r>
+      <w:proofErr w:type="gramEnd"/>
+      <w:r>
+        <w:t xml:space="preserve"> so Knowledge Object persistence and </w:t>
       </w:r>
       <w:proofErr w:type="spellStart"/>
       <w:r>
@@ -11497,7 +11896,26 @@
       </w:r>
       <w:proofErr w:type="spellEnd"/>
       <w:r>
-        <w:t xml:space="preserve"> persists create, complete, and fail lifecycle changes. It does not decide when a job should exist or whether synchronization succeeded. In the current implementation those decisions are made by </w:t>
+        <w:t xml:space="preserve"> persists create, </w:t>
+      </w:r>
+      <w:proofErr w:type="gramStart"/>
+      <w:r>
+        <w:t>complete</w:t>
+      </w:r>
+      <w:proofErr w:type="gramEnd"/>
+      <w:r>
+        <w:t xml:space="preserve">, and </w:t>
+      </w:r>
+      <w:proofErr w:type="gramStart"/>
+      <w:r>
+        <w:t>fail</w:t>
+      </w:r>
+      <w:proofErr w:type="gramEnd"/>
+      <w:r>
+        <w:t xml:space="preserve"> lifecycle changes. It does not decide when a job should exist or whether synchronization succeeded. </w:t>
+      </w:r>
+      <w:r>
+        <w:t xml:space="preserve">For production synchronization, request admission and reservation determine when the Processing Job is created. </w:t>
       </w:r>
       <w:proofErr w:type="spellStart"/>
       <w:r>
@@ -11505,7 +11923,7 @@
       </w:r>
       <w:proofErr w:type="spellEnd"/>
       <w:r>
-        <w:t>.</w:t>
+        <w:t xml:space="preserve"> coordinates the execution outcome using the existing Processing Job.</w:t>
       </w:r>
     </w:p>
     <w:p>
@@ -11514,6 +11932,7 @@
         <w:spacing w:after="100" w:line="252" w:lineRule="auto"/>
       </w:pPr>
       <w:r>
+        <w:lastRenderedPageBreak/>
         <w:t>Repository Response Validation</w:t>
       </w:r>
     </w:p>
@@ -11531,7 +11950,6 @@
         <w:spacing w:after="100" w:line="252" w:lineRule="auto"/>
       </w:pPr>
       <w:r>
-        <w:lastRenderedPageBreak/>
         <w:t>11. Credential and Security Implementation</w:t>
       </w:r>
     </w:p>
@@ -11660,24 +12078,12 @@
         <w:spacing w:after="100" w:line="252" w:lineRule="auto"/>
       </w:pPr>
       <w:r>
-        <w:t xml:space="preserve">The authenticated </w:t>
+        <w:t>The authenticated AlphaOmega Supabase client operates under Row Level Security rather than bypassing database authorization. Current the synchronization foundation policy conclusions authorize the normal synchronization identity for the operations required by the implemented pipeline and do not authorize DELETE in the normal synchronization path.</w:t>
       </w:r>
       <w:proofErr w:type="spellStart"/>
-      <w:r>
-        <w:t>AlphaOmega</w:t>
-      </w:r>
       <w:proofErr w:type="spellEnd"/>
-      <w:r>
-        <w:t xml:space="preserve"> </w:t>
-      </w:r>
       <w:proofErr w:type="spellStart"/>
-      <w:r>
-        <w:t>Supabase</w:t>
-      </w:r>
       <w:proofErr w:type="spellEnd"/>
-      <w:r>
-        <w:t xml:space="preserve"> client operates under Row Level Security rather than bypassing database authorization. Current Lab 7 policy conclusions authorize the normal synchronization identity for the operations required by the implemented pipeline and do not authorize DELETE in the normal synchronization path.</w:t>
-      </w:r>
     </w:p>
     <w:tbl>
       <w:tblPr>
@@ -11967,10 +12373,7 @@
         <w:rPr>
           <w:b/>
         </w:rPr>
-        <w:t xml:space="preserve">Status: </w:t>
-      </w:r>
-      <w:r>
-        <w:t>IMPLEMENTED CORE TABLES + APPROVED LAB 8 EXTENSIONS</w:t>
+        <w:t>Status: IMPLEMENTED / VALIDATED</w:t>
       </w:r>
     </w:p>
     <w:tbl>
@@ -12171,6 +12574,7 @@
               <w:rPr>
                 <w:sz w:val="18"/>
               </w:rPr>
+              <w:lastRenderedPageBreak/>
               <w:t>knowledge_objects</w:t>
             </w:r>
             <w:proofErr w:type="spellEnd"/>
@@ -12367,14 +12771,7 @@
               <w:rPr>
                 <w:sz w:val="18"/>
               </w:rPr>
-              <w:t xml:space="preserve">Persisted selectable Source Container identity and observed </w:t>
-            </w:r>
-            <w:r>
-              <w:rPr>
-                <w:sz w:val="18"/>
-              </w:rPr>
-              <w:lastRenderedPageBreak/>
-              <w:t>state.</w:t>
+              <w:t>Persisted selectable Source Container identity and observed state.</w:t>
             </w:r>
           </w:p>
         </w:tc>
@@ -12390,15 +12787,7 @@
               <w:rPr>
                 <w:sz w:val="18"/>
               </w:rPr>
-              <w:lastRenderedPageBreak/>
-              <w:t xml:space="preserve">APPROVED / NOT </w:t>
-            </w:r>
-            <w:r>
-              <w:rPr>
-                <w:sz w:val="18"/>
-              </w:rPr>
-              <w:lastRenderedPageBreak/>
-              <w:t>IMPLEMENTED</w:t>
+              <w:t>IMPLEMENTED / VALIDATED</w:t>
             </w:r>
           </w:p>
         </w:tc>
@@ -12420,7 +12809,6 @@
               <w:rPr>
                 <w:sz w:val="18"/>
               </w:rPr>
-              <w:lastRenderedPageBreak/>
               <w:t>sync_runs</w:t>
             </w:r>
             <w:proofErr w:type="spellEnd"/>
@@ -12454,7 +12842,7 @@
               <w:rPr>
                 <w:sz w:val="18"/>
               </w:rPr>
-              <w:t>APPROVED / NOT IMPLEMENTED</w:t>
+              <w:t>IMPLEMENTED / VALIDATED</w:t>
             </w:r>
           </w:p>
         </w:tc>
@@ -12569,7 +12957,15 @@
       </w:r>
       <w:proofErr w:type="spellEnd"/>
       <w:r>
-        <w:t xml:space="preserve"> is generic operational lifecycle data. The current Orchestrator creates and completes/fails synchronization Processing Jobs. The approved production design moves creation to successful request admission/reservation while leaving execution outcome ownership with Orchestration.</w:t>
+        <w:t xml:space="preserve"> is generic operational lifecycle data. In the production synchronization path, successful request admission and reservation create the Processing Job and its linked Synchronization Run before execution. </w:t>
+      </w:r>
+      <w:proofErr w:type="spellStart"/>
+      <w:r>
+        <w:t>SynchronizationOrchestrator</w:t>
+      </w:r>
+      <w:proofErr w:type="spellEnd"/>
+      <w:r>
+        <w:t xml:space="preserve"> receives the existing Processing Job and coordinates its completion or failure. The reserved production path does not create a second Processing Job.</w:t>
       </w:r>
     </w:p>
     <w:p>
@@ -12601,6 +12997,562 @@
       </w:pPr>
       <w:r>
         <w:t>14. End-to-End Current Execution</w:t>
+      </w:r>
+    </w:p>
+    <w:p>
+      <w:pPr>
+        <w:spacing w:after="100" w:line="252" w:lineRule="auto"/>
+        <w:rPr>
+          <w:bCs/>
+        </w:rPr>
+      </w:pPr>
+      <w:r>
+        <w:rPr>
+          <w:bCs/>
+        </w:rPr>
+        <w:t xml:space="preserve">Status: IMPLEMENTED / VALIDATED </w:t>
+      </w:r>
+    </w:p>
+    <w:p>
+      <w:pPr>
+        <w:pStyle w:val="Heading2"/>
+      </w:pPr>
+      <w:r>
+        <w:t>Production Synchronization Entry and Return Path</w:t>
+      </w:r>
+    </w:p>
+    <w:p>
+      <w:pPr>
+        <w:spacing w:after="100" w:line="252" w:lineRule="auto"/>
+        <w:rPr>
+          <w:bCs/>
+        </w:rPr>
+      </w:pPr>
+      <w:r>
+        <w:rPr>
+          <w:bCs/>
+        </w:rPr>
+        <w:t>Production synchronization begins with a request identifying one registered Source and one persisted Source Container. Admission validates the request and its scope. Conflict evaluation and authoritative atomic reservation prevent overlapping operations. Successful reservation creates the Processing Job and linked Synchronization Run before execution.</w:t>
+      </w:r>
+    </w:p>
+    <w:p>
+      <w:pPr>
+        <w:spacing w:after="100" w:line="252" w:lineRule="auto"/>
+        <w:rPr>
+          <w:bCs/>
+        </w:rPr>
+      </w:pPr>
+      <w:proofErr w:type="spellStart"/>
+      <w:r>
+        <w:rPr>
+          <w:bCs/>
+        </w:rPr>
+        <w:t>SynchronizationExecutionService</w:t>
+      </w:r>
+      <w:proofErr w:type="spellEnd"/>
+      <w:r>
+        <w:rPr>
+          <w:bCs/>
+        </w:rPr>
+        <w:t xml:space="preserve"> invokes </w:t>
+      </w:r>
+      <w:proofErr w:type="spellStart"/>
+      <w:r>
+        <w:rPr>
+          <w:bCs/>
+        </w:rPr>
+        <w:t>SynchronizationOrchestrator</w:t>
+      </w:r>
+      <w:proofErr w:type="spellEnd"/>
+      <w:r>
+        <w:rPr>
+          <w:bCs/>
+        </w:rPr>
+        <w:t xml:space="preserve"> with the approved scope and existing Processing Job identity. The Orchestrator executes the established synchronization stages and coordinates the Processing Job execution outcome.</w:t>
+      </w:r>
+    </w:p>
+    <w:p>
+      <w:pPr>
+        <w:spacing w:after="100" w:line="252" w:lineRule="auto"/>
+        <w:rPr>
+          <w:bCs/>
+        </w:rPr>
+      </w:pPr>
+    </w:p>
+    <w:p>
+      <w:pPr>
+        <w:spacing w:after="100" w:line="252" w:lineRule="auto"/>
+        <w:rPr>
+          <w:bCs/>
+        </w:rPr>
+      </w:pPr>
+      <w:proofErr w:type="spellStart"/>
+      <w:r>
+        <w:rPr>
+          <w:bCs/>
+        </w:rPr>
+        <w:lastRenderedPageBreak/>
+        <w:t>SynchronizationApplicationService</w:t>
+      </w:r>
+      <w:proofErr w:type="spellEnd"/>
+      <w:r>
+        <w:rPr>
+          <w:bCs/>
+        </w:rPr>
+        <w:t xml:space="preserve"> converts the detailed execution result into a compact application-facing operational result. That result returns </w:t>
+      </w:r>
+      <w:proofErr w:type="gramStart"/>
+      <w:r>
+        <w:rPr>
+          <w:bCs/>
+        </w:rPr>
+        <w:t>through</w:t>
+      </w:r>
+      <w:proofErr w:type="gramEnd"/>
+      <w:r>
+        <w:rPr>
+          <w:bCs/>
+        </w:rPr>
+        <w:t xml:space="preserve"> </w:t>
+      </w:r>
+      <w:proofErr w:type="spellStart"/>
+      <w:r>
+        <w:rPr>
+          <w:bCs/>
+        </w:rPr>
+        <w:t>SynchronizationInteractionService</w:t>
+      </w:r>
+      <w:proofErr w:type="spellEnd"/>
+      <w:r>
+        <w:rPr>
+          <w:bCs/>
+        </w:rPr>
+        <w:t xml:space="preserve"> and </w:t>
+      </w:r>
+      <w:proofErr w:type="spellStart"/>
+      <w:r>
+        <w:rPr>
+          <w:bCs/>
+        </w:rPr>
+        <w:t>SynchronizationApi</w:t>
+      </w:r>
+      <w:proofErr w:type="spellEnd"/>
+      <w:r>
+        <w:rPr>
+          <w:bCs/>
+        </w:rPr>
+        <w:t xml:space="preserve"> to CYRIL.</w:t>
+      </w:r>
+    </w:p>
+    <w:p>
+      <w:pPr>
+        <w:spacing w:after="100" w:line="252" w:lineRule="auto"/>
+      </w:pPr>
+      <w:r>
+        <w:rPr>
+          <w:bCs/>
+        </w:rPr>
+        <w:t>The numbered sequence below documents the original synchronization foundation. For reserved production synchronization, request admission and reservation replace the Processing Job creation described in Step 1. Steps 2–9 retain their established stage responsibilities and failure-handling rules.</w:t>
+      </w:r>
+    </w:p>
+    <w:p>
+      <w:pPr>
+        <w:pStyle w:val="Heading2"/>
+        <w:spacing w:after="100" w:line="252" w:lineRule="auto"/>
+      </w:pPr>
+      <w:r>
+        <w:t>Step 1: Processing Job</w:t>
+      </w:r>
+    </w:p>
+    <w:p>
+      <w:pPr>
+        <w:pStyle w:val="ListNumber"/>
+        <w:spacing w:after="100" w:line="252" w:lineRule="auto"/>
+      </w:pPr>
+      <w:proofErr w:type="spellStart"/>
+      <w:r>
+        <w:t>SynchronizationOrchestrator</w:t>
+      </w:r>
+      <w:proofErr w:type="spellEnd"/>
+      <w:r>
+        <w:t xml:space="preserve"> validates </w:t>
+      </w:r>
+      <w:proofErr w:type="spellStart"/>
+      <w:r>
+        <w:t>source_name</w:t>
+      </w:r>
+      <w:proofErr w:type="spellEnd"/>
+      <w:r>
+        <w:t xml:space="preserve"> and creates a running Processing Job using </w:t>
+      </w:r>
+      <w:proofErr w:type="spellStart"/>
+      <w:r>
+        <w:t>ProcessingJobRepository</w:t>
+      </w:r>
+      <w:proofErr w:type="spellEnd"/>
+      <w:r>
+        <w:t>.</w:t>
+      </w:r>
+    </w:p>
+    <w:p>
+      <w:pPr>
+        <w:pStyle w:val="Heading2"/>
+        <w:spacing w:after="100" w:line="252" w:lineRule="auto"/>
+      </w:pPr>
+      <w:r>
+        <w:t>Step 2: Connector</w:t>
+      </w:r>
+    </w:p>
+    <w:p>
+      <w:pPr>
+        <w:pStyle w:val="ListNumber"/>
+        <w:spacing w:after="100" w:line="252" w:lineRule="auto"/>
+      </w:pPr>
+      <w:r>
+        <w:t xml:space="preserve">The selected Connector completely enumerates the Source. </w:t>
+      </w:r>
+      <w:proofErr w:type="spellStart"/>
+      <w:r>
+        <w:t>GraphConnector</w:t>
+      </w:r>
+      <w:proofErr w:type="spellEnd"/>
+      <w:r>
+        <w:t xml:space="preserve"> validates complete enumeration and locks </w:t>
+      </w:r>
+      <w:proofErr w:type="spellStart"/>
+      <w:r>
+        <w:t>ConnectorSection</w:t>
+      </w:r>
+      <w:proofErr w:type="spellEnd"/>
+      <w:r>
+        <w:t>.</w:t>
+      </w:r>
+    </w:p>
+    <w:p>
+      <w:pPr>
+        <w:pStyle w:val="Heading2"/>
+        <w:spacing w:after="100" w:line="252" w:lineRule="auto"/>
+      </w:pPr>
+      <w:r>
+        <w:t>Step 3: Correlation</w:t>
+      </w:r>
+    </w:p>
+    <w:p>
+      <w:pPr>
+        <w:pStyle w:val="ListNumber"/>
+        <w:spacing w:after="100" w:line="252" w:lineRule="auto"/>
+      </w:pPr>
+      <w:proofErr w:type="spellStart"/>
+      <w:r>
+        <w:t>TranslationInput</w:t>
+      </w:r>
+      <w:proofErr w:type="spellEnd"/>
+      <w:r>
+        <w:t xml:space="preserve"> assigns one correlation UUID to each Connector object without changing Connector-owned raw source information.</w:t>
+      </w:r>
+    </w:p>
+    <w:p>
+      <w:pPr>
+        <w:pStyle w:val="ListNumber"/>
+        <w:spacing w:after="100" w:line="252" w:lineRule="auto"/>
+      </w:pPr>
+      <w:r>
+        <w:t xml:space="preserve">Orchestration creates one </w:t>
+      </w:r>
+      <w:proofErr w:type="spellStart"/>
+      <w:r>
+        <w:t>SynchronizationAssociation</w:t>
+      </w:r>
+      <w:proofErr w:type="spellEnd"/>
+      <w:r>
+        <w:t xml:space="preserve"> for every correlated Connector object.</w:t>
+      </w:r>
+    </w:p>
+    <w:p>
+      <w:pPr>
+        <w:pStyle w:val="Heading2"/>
+        <w:spacing w:after="100" w:line="252" w:lineRule="auto"/>
+      </w:pPr>
+      <w:r>
+        <w:t>Step 4: Translator</w:t>
+      </w:r>
+    </w:p>
+    <w:p>
+      <w:pPr>
+        <w:pStyle w:val="ListNumber"/>
+        <w:spacing w:after="100" w:line="252" w:lineRule="auto"/>
+      </w:pPr>
+      <w:proofErr w:type="spellStart"/>
+      <w:r>
+        <w:t>GraphTranslator</w:t>
+      </w:r>
+      <w:proofErr w:type="spellEnd"/>
+      <w:r>
+        <w:t xml:space="preserve"> converts each supported source object into a canonical </w:t>
+      </w:r>
+      <w:proofErr w:type="spellStart"/>
+      <w:r>
+        <w:t>TranslatorRecord</w:t>
+      </w:r>
+      <w:proofErr w:type="spellEnd"/>
+      <w:r>
+        <w:t xml:space="preserve"> and returns a locked </w:t>
+      </w:r>
+      <w:proofErr w:type="spellStart"/>
+      <w:r>
+        <w:t>TranslatorSection</w:t>
+      </w:r>
+      <w:proofErr w:type="spellEnd"/>
+      <w:r>
+        <w:t>.</w:t>
+      </w:r>
+    </w:p>
+    <w:p>
+      <w:pPr>
+        <w:pStyle w:val="ListNumber"/>
+        <w:spacing w:after="100" w:line="252" w:lineRule="auto"/>
+      </w:pPr>
+      <w:r>
+        <w:t xml:space="preserve">Orchestration attaches successful </w:t>
+      </w:r>
+      <w:proofErr w:type="spellStart"/>
+      <w:r>
+        <w:t>TranslatorRecords</w:t>
+      </w:r>
+      <w:proofErr w:type="spellEnd"/>
+      <w:r>
+        <w:t xml:space="preserve"> to their associations by correlation ID.</w:t>
+      </w:r>
+    </w:p>
+    <w:p>
+      <w:pPr>
+        <w:pStyle w:val="ListNumber"/>
+        <w:spacing w:after="100" w:line="252" w:lineRule="auto"/>
+      </w:pPr>
+      <w:r>
+        <w:t>CONTAINER records stop successfully after Translator.</w:t>
+      </w:r>
+    </w:p>
+    <w:p>
+      <w:pPr>
+        <w:pStyle w:val="Heading2"/>
+        <w:spacing w:after="100" w:line="252" w:lineRule="auto"/>
+      </w:pPr>
+      <w:r>
+        <w:t>Step 5: Discovery</w:t>
+      </w:r>
+    </w:p>
+    <w:p>
+      <w:pPr>
+        <w:pStyle w:val="ListNumber"/>
+        <w:spacing w:after="100" w:line="252" w:lineRule="auto"/>
+      </w:pPr>
+      <w:r>
+        <w:t>Orchestration creates a routing view containing only canonical CONTENT records.</w:t>
+      </w:r>
+    </w:p>
+    <w:p>
+      <w:pPr>
+        <w:pStyle w:val="ListNumber"/>
+        <w:spacing w:after="100" w:line="252" w:lineRule="auto"/>
+      </w:pPr>
+      <w:r>
+        <w:t>Discovery resolves Source identity, locates any existing Knowledge Object, and decides NEW, MODIFIED, or UNCHANGED.</w:t>
+      </w:r>
+    </w:p>
+    <w:p>
+      <w:pPr>
+        <w:pStyle w:val="ListNumber"/>
+        <w:spacing w:after="100" w:line="252" w:lineRule="auto"/>
+      </w:pPr>
+      <w:r>
+        <w:t>UNCHANGED records stop after Discovery.</w:t>
+      </w:r>
+    </w:p>
+    <w:p>
+      <w:pPr>
+        <w:pStyle w:val="Heading2"/>
+        <w:spacing w:after="100" w:line="252" w:lineRule="auto"/>
+      </w:pPr>
+      <w:r>
+        <w:t>Step 6: Extraction</w:t>
+      </w:r>
+    </w:p>
+    <w:p>
+      <w:pPr>
+        <w:pStyle w:val="ListNumber"/>
+        <w:spacing w:after="100" w:line="252" w:lineRule="auto"/>
+      </w:pPr>
+      <w:r>
+        <w:t>NEW and MODIFIED records requiring extraction are routed to Extraction.</w:t>
+      </w:r>
+    </w:p>
+    <w:p>
+      <w:pPr>
+        <w:pStyle w:val="ListNumber"/>
+        <w:spacing w:after="100" w:line="252" w:lineRule="auto"/>
+      </w:pPr>
+      <w:r>
+        <w:t xml:space="preserve">Extraction selects the source-specific retriever, retrieves raw content, extracts canonical text, hashes the canonical UTF-8 text, validates the </w:t>
+      </w:r>
+      <w:proofErr w:type="spellStart"/>
+      <w:r>
+        <w:t>ExtractionRecord</w:t>
+      </w:r>
+      <w:proofErr w:type="spellEnd"/>
+      <w:r>
+        <w:t xml:space="preserve">, and returns a locked </w:t>
+      </w:r>
+      <w:proofErr w:type="spellStart"/>
+      <w:r>
+        <w:t>ExtractionSection</w:t>
+      </w:r>
+      <w:proofErr w:type="spellEnd"/>
+      <w:r>
+        <w:t>.</w:t>
+      </w:r>
+    </w:p>
+    <w:p>
+      <w:pPr>
+        <w:pStyle w:val="Heading2"/>
+        <w:spacing w:after="100" w:line="252" w:lineRule="auto"/>
+      </w:pPr>
+      <w:r>
+        <w:t>Step 7: Post-Extraction Load Routing</w:t>
+      </w:r>
+    </w:p>
+    <w:p>
+      <w:pPr>
+        <w:pStyle w:val="ListNumber"/>
+        <w:spacing w:after="100" w:line="252" w:lineRule="auto"/>
+      </w:pPr>
+      <w:r>
+        <w:t>NEW records with successful Extraction proceed to Load.</w:t>
+      </w:r>
+    </w:p>
+    <w:p>
+      <w:pPr>
+        <w:pStyle w:val="ListNumber"/>
+        <w:spacing w:after="100" w:line="252" w:lineRule="auto"/>
+      </w:pPr>
+      <w:r>
+        <w:t xml:space="preserve">MODIFIED records proceed to Load only when the new </w:t>
+      </w:r>
+      <w:proofErr w:type="spellStart"/>
+      <w:r>
+        <w:t>content_hash</w:t>
+      </w:r>
+      <w:proofErr w:type="spellEnd"/>
+      <w:r>
+        <w:t xml:space="preserve"> differs from </w:t>
+      </w:r>
+      <w:proofErr w:type="spellStart"/>
+      <w:r>
+        <w:t>previous_content_hash</w:t>
+      </w:r>
+      <w:proofErr w:type="spellEnd"/>
+      <w:r>
+        <w:t>. Matching hashes stop before Load.</w:t>
+      </w:r>
+    </w:p>
+    <w:p>
+      <w:pPr>
+        <w:pStyle w:val="Heading2"/>
+        <w:spacing w:after="100" w:line="252" w:lineRule="auto"/>
+      </w:pPr>
+      <w:r>
+        <w:t>Step 8: Load</w:t>
+      </w:r>
+    </w:p>
+    <w:p>
+      <w:pPr>
+        <w:pStyle w:val="ListNumber"/>
+        <w:spacing w:after="100" w:line="252" w:lineRule="auto"/>
+      </w:pPr>
+      <w:r>
+        <w:t>Load verifies association completeness and correlation coherence, resolves Source identity, assembles trusted upstream values, and creates persistence-safe metadata.</w:t>
+      </w:r>
+    </w:p>
+    <w:p>
+      <w:pPr>
+        <w:pStyle w:val="ListNumber"/>
+        <w:spacing w:after="100" w:line="252" w:lineRule="auto"/>
+      </w:pPr>
+      <w:proofErr w:type="spellStart"/>
+      <w:r>
+        <w:t>LoadRepository</w:t>
+      </w:r>
+      <w:proofErr w:type="spellEnd"/>
+      <w:r>
+        <w:t xml:space="preserve"> invokes </w:t>
+      </w:r>
+      <w:proofErr w:type="spellStart"/>
+      <w:r>
+        <w:t>load_knowledge_</w:t>
+      </w:r>
+      <w:proofErr w:type="gramStart"/>
+      <w:r>
+        <w:t>object</w:t>
+      </w:r>
+      <w:proofErr w:type="spellEnd"/>
+      <w:r>
+        <w:t>(</w:t>
+      </w:r>
+      <w:proofErr w:type="gramEnd"/>
+      <w:r>
+        <w:t xml:space="preserve">). The database inserts or updates </w:t>
+      </w:r>
+      <w:proofErr w:type="spellStart"/>
+      <w:r>
+        <w:t>knowledge_objects</w:t>
+      </w:r>
+      <w:proofErr w:type="spellEnd"/>
+      <w:r>
+        <w:t xml:space="preserve"> and inserts </w:t>
+      </w:r>
+      <w:proofErr w:type="spellStart"/>
+      <w:r>
+        <w:t>sync_history</w:t>
+      </w:r>
+      <w:proofErr w:type="spellEnd"/>
+      <w:r>
+        <w:t xml:space="preserve"> atomically.</w:t>
+      </w:r>
+    </w:p>
+    <w:p>
+      <w:pPr>
+        <w:pStyle w:val="Heading2"/>
+        <w:spacing w:after="100" w:line="252" w:lineRule="auto"/>
+      </w:pPr>
+      <w:r>
+        <w:lastRenderedPageBreak/>
+        <w:t>Step 9: Completion</w:t>
+      </w:r>
+    </w:p>
+    <w:p>
+      <w:pPr>
+        <w:pStyle w:val="ListNumber"/>
+        <w:spacing w:after="100" w:line="252" w:lineRule="auto"/>
+      </w:pPr>
+      <w:r>
+        <w:t xml:space="preserve">The Orchestrator marks the Processing Job completed and returns stage sections, associations, and run counts. A stage-level failure marks the job </w:t>
+      </w:r>
+      <w:proofErr w:type="gramStart"/>
+      <w:r>
+        <w:t>failed</w:t>
+      </w:r>
+      <w:proofErr w:type="gramEnd"/>
+      <w:r>
+        <w:t xml:space="preserve"> when possible and propagates the failure.</w:t>
+      </w:r>
+    </w:p>
+    <w:p>
+      <w:pPr>
+        <w:pStyle w:val="Heading1"/>
+        <w:spacing w:after="100" w:line="252" w:lineRule="auto"/>
+      </w:pPr>
+      <w:r>
+        <w:t>15. Source-Specific Current Behavior</w:t>
       </w:r>
     </w:p>
     <w:p>
@@ -12614,7 +13566,7 @@
         <w:t xml:space="preserve">Status: </w:t>
       </w:r>
       <w:r>
-        <w:t>IMPLEMENTED / VALIDATED FOR CONTROLLED ONEDRIVE AND ONENOTE SYNCHRONIZATION</w:t>
+        <w:t>IMPLEMENTED FOR ONEDRIVE AND ONENOTE</w:t>
       </w:r>
     </w:p>
     <w:p>
@@ -12623,382 +13575,170 @@
         <w:spacing w:after="100" w:line="252" w:lineRule="auto"/>
       </w:pPr>
       <w:r>
-        <w:t>Step 1: Processing Job</w:t>
+        <w:t>OneDrive</w:t>
       </w:r>
     </w:p>
     <w:p>
       <w:pPr>
-        <w:pStyle w:val="ListNumber"/>
+        <w:pStyle w:val="ListBullet"/>
         <w:spacing w:after="100" w:line="252" w:lineRule="auto"/>
       </w:pPr>
-      <w:proofErr w:type="spellStart"/>
-      <w:r>
-        <w:t>SynchronizationOrchestrator</w:t>
-      </w:r>
-      <w:proofErr w:type="spellEnd"/>
-      <w:r>
-        <w:t xml:space="preserve"> validates </w:t>
-      </w:r>
-      <w:proofErr w:type="spellStart"/>
-      <w:r>
-        <w:t>source_name</w:t>
-      </w:r>
-      <w:proofErr w:type="spellEnd"/>
-      <w:r>
-        <w:t xml:space="preserve"> and creates a running Processing Job using </w:t>
-      </w:r>
-      <w:proofErr w:type="spellStart"/>
-      <w:r>
-        <w:t>ProcessingJobRepository</w:t>
-      </w:r>
-      <w:proofErr w:type="spellEnd"/>
-      <w:r>
-        <w:t>.</w:t>
+      <w:r>
+        <w:t>Enumeration uses Microsoft Graph delta.</w:t>
       </w:r>
     </w:p>
     <w:p>
       <w:pPr>
+        <w:pStyle w:val="ListBullet"/>
+        <w:spacing w:after="100" w:line="252" w:lineRule="auto"/>
+      </w:pPr>
+      <w:r>
+        <w:t xml:space="preserve">Repeated </w:t>
+      </w:r>
+      <w:proofErr w:type="spellStart"/>
+      <w:r>
+        <w:t>driveItem</w:t>
+      </w:r>
+      <w:proofErr w:type="spellEnd"/>
+      <w:r>
+        <w:t xml:space="preserve"> IDs are reconciled into one current-state object.</w:t>
+      </w:r>
+    </w:p>
+    <w:p>
+      <w:pPr>
+        <w:pStyle w:val="ListBullet"/>
+        <w:spacing w:after="100" w:line="252" w:lineRule="auto"/>
+      </w:pPr>
+      <w:r>
+        <w:t>Deleted delta objects are removed from the final current-state enumeration.</w:t>
+      </w:r>
+    </w:p>
+    <w:p>
+      <w:pPr>
+        <w:pStyle w:val="ListBullet"/>
+        <w:spacing w:after="100" w:line="252" w:lineRule="auto"/>
+      </w:pPr>
+      <w:proofErr w:type="gramStart"/>
+      <w:r>
+        <w:t>Final @odata.deltaLink</w:t>
+      </w:r>
+      <w:proofErr w:type="gramEnd"/>
+      <w:r>
+        <w:t xml:space="preserve"> is required to prove complete enumeration.</w:t>
+      </w:r>
+    </w:p>
+    <w:p>
+      <w:pPr>
+        <w:pStyle w:val="ListBullet"/>
+        <w:spacing w:after="100" w:line="252" w:lineRule="auto"/>
+      </w:pPr>
+      <w:r>
+        <w:t xml:space="preserve">Folder-faceted </w:t>
+      </w:r>
+      <w:proofErr w:type="spellStart"/>
+      <w:r>
+        <w:t>driveItems</w:t>
+      </w:r>
+      <w:proofErr w:type="spellEnd"/>
+      <w:r>
+        <w:t xml:space="preserve"> translate to CONTAINER; other </w:t>
+      </w:r>
+      <w:proofErr w:type="spellStart"/>
+      <w:r>
+        <w:t>driveItems</w:t>
+      </w:r>
+      <w:proofErr w:type="spellEnd"/>
+      <w:r>
+        <w:t xml:space="preserve"> translate to CONTENT.</w:t>
+      </w:r>
+    </w:p>
+    <w:p>
+      <w:pPr>
+        <w:pStyle w:val="ListBullet"/>
+        <w:spacing w:after="100" w:line="252" w:lineRule="auto"/>
+      </w:pPr>
+      <w:r>
+        <w:t>Exact file content is retrieved only when Extraction requires it.</w:t>
+      </w:r>
+    </w:p>
+    <w:p>
+      <w:pPr>
         <w:pStyle w:val="Heading2"/>
         <w:spacing w:after="100" w:line="252" w:lineRule="auto"/>
       </w:pPr>
       <w:r>
-        <w:t>Step 2: Connector</w:t>
+        <w:t>OneNote</w:t>
       </w:r>
     </w:p>
     <w:p>
       <w:pPr>
-        <w:pStyle w:val="ListNumber"/>
+        <w:pStyle w:val="ListBullet"/>
         <w:spacing w:after="100" w:line="252" w:lineRule="auto"/>
       </w:pPr>
       <w:r>
-        <w:t xml:space="preserve">The selected Connector completely enumerates the Source. </w:t>
-      </w:r>
-      <w:proofErr w:type="spellStart"/>
-      <w:r>
-        <w:t>GraphConnector</w:t>
-      </w:r>
-      <w:proofErr w:type="spellEnd"/>
-      <w:r>
-        <w:t xml:space="preserve"> validates complete enumeration and locks </w:t>
-      </w:r>
-      <w:proofErr w:type="spellStart"/>
-      <w:r>
-        <w:t>ConnectorSection</w:t>
-      </w:r>
-      <w:proofErr w:type="spellEnd"/>
-      <w:r>
-        <w:t>.</w:t>
+        <w:t>Connector enumerates notebooks, section groups, nested section groups, sections, pages, and nested pages.</w:t>
       </w:r>
     </w:p>
     <w:p>
       <w:pPr>
-        <w:pStyle w:val="Heading2"/>
+        <w:pStyle w:val="ListBullet"/>
         <w:spacing w:after="100" w:line="252" w:lineRule="auto"/>
       </w:pPr>
       <w:r>
-        <w:t>Step 3: Correlation</w:t>
+        <w:t>Page hierarchy is reconstructed only from trustworthy level/order information; ambiguous hierarchy fails rather than being guessed.</w:t>
       </w:r>
     </w:p>
     <w:p>
       <w:pPr>
-        <w:pStyle w:val="ListNumber"/>
+        <w:pStyle w:val="ListBullet"/>
         <w:spacing w:after="100" w:line="252" w:lineRule="auto"/>
       </w:pPr>
-      <w:proofErr w:type="spellStart"/>
-      <w:r>
-        <w:t>TranslationInput</w:t>
-      </w:r>
-      <w:proofErr w:type="spellEnd"/>
-      <w:r>
-        <w:t xml:space="preserve"> assigns one correlation UUID to each Connector object without changing Connector-owned raw source information.</w:t>
+      <w:r>
+        <w:t>Blank page titles normalize to Untitled.</w:t>
       </w:r>
     </w:p>
     <w:p>
       <w:pPr>
-        <w:pStyle w:val="ListNumber"/>
+        <w:pStyle w:val="ListBullet"/>
         <w:spacing w:after="100" w:line="252" w:lineRule="auto"/>
       </w:pPr>
       <w:r>
-        <w:t xml:space="preserve">Orchestration creates one </w:t>
+        <w:t xml:space="preserve">Containing Section </w:t>
       </w:r>
       <w:proofErr w:type="spellStart"/>
       <w:r>
-        <w:t>SynchronizationAssociation</w:t>
+        <w:t>lastModifiedDateTime</w:t>
       </w:r>
       <w:proofErr w:type="spellEnd"/>
       <w:r>
-        <w:t xml:space="preserve"> for every correlated Connector object.</w:t>
+        <w:t xml:space="preserve"> is carried as the canonical page modification signal.</w:t>
       </w:r>
     </w:p>
     <w:p>
       <w:pPr>
-        <w:pStyle w:val="Heading2"/>
+        <w:pStyle w:val="ListBullet"/>
         <w:spacing w:after="100" w:line="252" w:lineRule="auto"/>
       </w:pPr>
       <w:r>
-        <w:t>Step 4: Translator</w:t>
+        <w:t>OneNote page content is retrieved as HTML only when Extraction requires it.</w:t>
       </w:r>
     </w:p>
     <w:p>
       <w:pPr>
-        <w:pStyle w:val="ListNumber"/>
+        <w:pStyle w:val="ListBullet"/>
         <w:spacing w:after="100" w:line="252" w:lineRule="auto"/>
       </w:pPr>
-      <w:proofErr w:type="spellStart"/>
-      <w:r>
-        <w:t>GraphTranslator</w:t>
-      </w:r>
-      <w:proofErr w:type="spellEnd"/>
-      <w:r>
-        <w:t xml:space="preserve"> converts each supported source object into a canonical </w:t>
-      </w:r>
-      <w:proofErr w:type="spellStart"/>
-      <w:r>
-        <w:t>TranslatorRecord</w:t>
-      </w:r>
-      <w:proofErr w:type="spellEnd"/>
-      <w:r>
-        <w:t xml:space="preserve"> and returns a locked </w:t>
-      </w:r>
-      <w:proofErr w:type="spellStart"/>
-      <w:r>
-        <w:t>TranslatorSection</w:t>
-      </w:r>
-      <w:proofErr w:type="spellEnd"/>
-      <w:r>
-        <w:t>.</w:t>
+      <w:r>
+        <w:t>Conservative Section-level modification signaling can create MODIFIED candidates whose canonical content later hashes unchanged; those records stop before Load.</w:t>
       </w:r>
     </w:p>
     <w:p>
       <w:pPr>
-        <w:pStyle w:val="ListNumber"/>
-        <w:spacing w:after="100" w:line="252" w:lineRule="auto"/>
-      </w:pPr>
-      <w:r>
-        <w:t xml:space="preserve">Orchestration attaches successful </w:t>
-      </w:r>
-      <w:proofErr w:type="spellStart"/>
-      <w:r>
-        <w:t>TranslatorRecords</w:t>
-      </w:r>
-      <w:proofErr w:type="spellEnd"/>
-      <w:r>
-        <w:t xml:space="preserve"> to their associations by correlation ID.</w:t>
-      </w:r>
-    </w:p>
-    <w:p>
-      <w:pPr>
-        <w:pStyle w:val="ListNumber"/>
-        <w:spacing w:after="100" w:line="252" w:lineRule="auto"/>
-      </w:pPr>
-      <w:r>
-        <w:t>CONTAINER records stop successfully after Translator.</w:t>
-      </w:r>
-    </w:p>
-    <w:p>
-      <w:pPr>
-        <w:pStyle w:val="Heading2"/>
-        <w:spacing w:after="100" w:line="252" w:lineRule="auto"/>
-      </w:pPr>
-      <w:r>
-        <w:lastRenderedPageBreak/>
-        <w:t>Step 5: Discovery</w:t>
-      </w:r>
-    </w:p>
-    <w:p>
-      <w:pPr>
-        <w:pStyle w:val="ListNumber"/>
-        <w:spacing w:after="100" w:line="252" w:lineRule="auto"/>
-      </w:pPr>
-      <w:r>
-        <w:t>Orchestration creates a routing view containing only canonical CONTENT records.</w:t>
-      </w:r>
-    </w:p>
-    <w:p>
-      <w:pPr>
-        <w:pStyle w:val="ListNumber"/>
-        <w:spacing w:after="100" w:line="252" w:lineRule="auto"/>
-      </w:pPr>
-      <w:r>
-        <w:t>Discovery resolves Source identity, locates any existing Knowledge Object, and decides NEW, MODIFIED, or UNCHANGED.</w:t>
-      </w:r>
-    </w:p>
-    <w:p>
-      <w:pPr>
-        <w:pStyle w:val="ListNumber"/>
-        <w:spacing w:after="100" w:line="252" w:lineRule="auto"/>
-      </w:pPr>
-      <w:r>
-        <w:t>UNCHANGED records stop after Discovery.</w:t>
-      </w:r>
-    </w:p>
-    <w:p>
-      <w:pPr>
-        <w:pStyle w:val="Heading2"/>
-        <w:spacing w:after="100" w:line="252" w:lineRule="auto"/>
-      </w:pPr>
-      <w:r>
-        <w:t>Step 6: Extraction</w:t>
-      </w:r>
-    </w:p>
-    <w:p>
-      <w:pPr>
-        <w:pStyle w:val="ListNumber"/>
-        <w:spacing w:after="100" w:line="252" w:lineRule="auto"/>
-      </w:pPr>
-      <w:r>
-        <w:t>NEW and MODIFIED records requiring extraction are routed to Extraction.</w:t>
-      </w:r>
-    </w:p>
-    <w:p>
-      <w:pPr>
-        <w:pStyle w:val="ListNumber"/>
-        <w:spacing w:after="100" w:line="252" w:lineRule="auto"/>
-      </w:pPr>
-      <w:r>
-        <w:t xml:space="preserve">Extraction selects the source-specific retriever, retrieves raw content, extracts canonical text, hashes the canonical UTF-8 text, validates the </w:t>
-      </w:r>
-      <w:proofErr w:type="spellStart"/>
-      <w:r>
-        <w:t>ExtractionRecord</w:t>
-      </w:r>
-      <w:proofErr w:type="spellEnd"/>
-      <w:r>
-        <w:t xml:space="preserve">, and returns a locked </w:t>
-      </w:r>
-      <w:proofErr w:type="spellStart"/>
-      <w:r>
-        <w:t>ExtractionSection</w:t>
-      </w:r>
-      <w:proofErr w:type="spellEnd"/>
-      <w:r>
-        <w:t>.</w:t>
-      </w:r>
-    </w:p>
-    <w:p>
-      <w:pPr>
-        <w:pStyle w:val="Heading2"/>
-        <w:spacing w:after="100" w:line="252" w:lineRule="auto"/>
-      </w:pPr>
-      <w:r>
-        <w:t>Step 7: Post-Extraction Load Routing</w:t>
-      </w:r>
-    </w:p>
-    <w:p>
-      <w:pPr>
-        <w:pStyle w:val="ListNumber"/>
-        <w:spacing w:after="100" w:line="252" w:lineRule="auto"/>
-      </w:pPr>
-      <w:r>
-        <w:t>NEW records with successful Extraction proceed to Load.</w:t>
-      </w:r>
-    </w:p>
-    <w:p>
-      <w:pPr>
-        <w:pStyle w:val="ListNumber"/>
-        <w:spacing w:after="100" w:line="252" w:lineRule="auto"/>
-      </w:pPr>
-      <w:r>
-        <w:t xml:space="preserve">MODIFIED records proceed to Load only when the new </w:t>
-      </w:r>
-      <w:proofErr w:type="spellStart"/>
-      <w:r>
-        <w:t>content_hash</w:t>
-      </w:r>
-      <w:proofErr w:type="spellEnd"/>
-      <w:r>
-        <w:t xml:space="preserve"> differs from </w:t>
-      </w:r>
-      <w:proofErr w:type="spellStart"/>
-      <w:r>
-        <w:t>previous_content_hash</w:t>
-      </w:r>
-      <w:proofErr w:type="spellEnd"/>
-      <w:r>
-        <w:t>. Matching hashes stop before Load.</w:t>
-      </w:r>
-    </w:p>
-    <w:p>
-      <w:pPr>
-        <w:pStyle w:val="Heading2"/>
-        <w:spacing w:after="100" w:line="252" w:lineRule="auto"/>
-      </w:pPr>
-      <w:r>
-        <w:t>Step 8: Load</w:t>
-      </w:r>
-    </w:p>
-    <w:p>
-      <w:pPr>
-        <w:pStyle w:val="ListNumber"/>
-        <w:spacing w:after="100" w:line="252" w:lineRule="auto"/>
-      </w:pPr>
-      <w:r>
-        <w:t>Load verifies association completeness and correlation coherence, resolves Source identity, assembles trusted upstream values, and creates persistence-safe metadata.</w:t>
-      </w:r>
-    </w:p>
-    <w:p>
-      <w:pPr>
-        <w:pStyle w:val="ListNumber"/>
-        <w:spacing w:after="100" w:line="252" w:lineRule="auto"/>
-      </w:pPr>
-      <w:proofErr w:type="spellStart"/>
-      <w:r>
-        <w:t>LoadRepository</w:t>
-      </w:r>
-      <w:proofErr w:type="spellEnd"/>
-      <w:r>
-        <w:t xml:space="preserve"> invokes </w:t>
-      </w:r>
-      <w:proofErr w:type="spellStart"/>
-      <w:r>
-        <w:t>load_knowledge_object</w:t>
-      </w:r>
-      <w:proofErr w:type="spellEnd"/>
-      <w:r>
-        <w:t xml:space="preserve">(). The database inserts or updates </w:t>
-      </w:r>
-      <w:proofErr w:type="spellStart"/>
-      <w:r>
-        <w:t>knowledge_objects</w:t>
-      </w:r>
-      <w:proofErr w:type="spellEnd"/>
-      <w:r>
-        <w:t xml:space="preserve"> and inserts </w:t>
-      </w:r>
-      <w:proofErr w:type="spellStart"/>
-      <w:r>
-        <w:t>sync_history</w:t>
-      </w:r>
-      <w:proofErr w:type="spellEnd"/>
-      <w:r>
-        <w:t xml:space="preserve"> atomically.</w:t>
-      </w:r>
-    </w:p>
-    <w:p>
-      <w:pPr>
-        <w:pStyle w:val="Heading2"/>
-        <w:spacing w:after="100" w:line="252" w:lineRule="auto"/>
-      </w:pPr>
-      <w:r>
-        <w:t>Step 9: Completion</w:t>
-      </w:r>
-    </w:p>
-    <w:p>
-      <w:pPr>
-        <w:pStyle w:val="ListNumber"/>
-        <w:spacing w:after="100" w:line="252" w:lineRule="auto"/>
-      </w:pPr>
-      <w:r>
-        <w:t>The Orchestrator marks the Processing Job completed and returns stage sections, associations, and run counts. A stage-level failure marks the job failed when possible and propagates the failure.</w:t>
-      </w:r>
-    </w:p>
-    <w:p>
-      <w:pPr>
         <w:pStyle w:val="Heading1"/>
         <w:spacing w:after="100" w:line="252" w:lineRule="auto"/>
       </w:pPr>
       <w:r>
-        <w:t>15. Source-Specific Current Behavior</w:t>
+        <w:t>16. Failure and Diagnostic Behavior</w:t>
       </w:r>
     </w:p>
     <w:p>
@@ -13012,221 +13752,47 @@
         <w:t xml:space="preserve">Status: </w:t>
       </w:r>
       <w:r>
-        <w:t>IMPLEMENTED FOR ONEDRIVE AND ONENOTE</w:t>
+        <w:t>IMPLEMENTED</w:t>
       </w:r>
     </w:p>
     <w:p>
       <w:pPr>
         <w:pStyle w:val="Heading2"/>
-        <w:spacing w:after="100" w:line="252" w:lineRule="auto"/>
-      </w:pPr>
-      <w:r>
-        <w:t>OneDrive</w:t>
+      </w:pPr>
+      <w:r>
+        <w:t>Stage Completion and Record Errors</w:t>
       </w:r>
     </w:p>
     <w:p>
       <w:pPr>
-        <w:pStyle w:val="ListBullet"/>
         <w:spacing w:after="100" w:line="252" w:lineRule="auto"/>
       </w:pPr>
       <w:r>
-        <w:t>Enumeration uses Microsoft Graph delta.</w:t>
+        <w:t>The current synchronization implementation uses two stage-level outcomes: successful completion and failure. A successfully completed stage may contain one or more record-level errors when the stage was still able to fulfill its responsibility for the remaining eligible records.</w:t>
       </w:r>
     </w:p>
     <w:p>
       <w:pPr>
-        <w:pStyle w:val="ListBullet"/>
         <w:spacing w:after="100" w:line="252" w:lineRule="auto"/>
       </w:pPr>
       <w:r>
-        <w:t xml:space="preserve">Repeated </w:t>
+        <w:t xml:space="preserve">Record-level errors are preserved separately in the stage section's </w:t>
       </w:r>
       <w:proofErr w:type="spellStart"/>
       <w:r>
-        <w:t>driveItem</w:t>
+        <w:t>record_errors</w:t>
       </w:r>
       <w:proofErr w:type="spellEnd"/>
       <w:r>
-        <w:t xml:space="preserve"> IDs are reconciled into one current-state object.</w:t>
-      </w:r>
-    </w:p>
-    <w:p>
-      <w:pPr>
-        <w:pStyle w:val="ListBullet"/>
-        <w:spacing w:after="100" w:line="252" w:lineRule="auto"/>
-      </w:pPr>
-      <w:r>
-        <w:t>Deleted delta objects are removed from the final current-state enumeration.</w:t>
-      </w:r>
-    </w:p>
-    <w:p>
-      <w:pPr>
-        <w:pStyle w:val="ListBullet"/>
-        <w:spacing w:after="100" w:line="252" w:lineRule="auto"/>
-      </w:pPr>
-      <w:r>
-        <w:t>Final @odata.deltaLink is required to prove complete enumeration.</w:t>
-      </w:r>
-    </w:p>
-    <w:p>
-      <w:pPr>
-        <w:pStyle w:val="ListBullet"/>
-        <w:spacing w:after="100" w:line="252" w:lineRule="auto"/>
-      </w:pPr>
-      <w:r>
-        <w:t xml:space="preserve">Folder-faceted </w:t>
-      </w:r>
-      <w:proofErr w:type="spellStart"/>
-      <w:r>
-        <w:t>driveItems</w:t>
-      </w:r>
-      <w:proofErr w:type="spellEnd"/>
-      <w:r>
-        <w:t xml:space="preserve"> translate to CONTAINER; other </w:t>
-      </w:r>
-      <w:proofErr w:type="spellStart"/>
-      <w:r>
-        <w:t>driveItems</w:t>
-      </w:r>
-      <w:proofErr w:type="spellEnd"/>
-      <w:r>
-        <w:t xml:space="preserve"> translate to CONTENT.</w:t>
-      </w:r>
-    </w:p>
-    <w:p>
-      <w:pPr>
-        <w:pStyle w:val="ListBullet"/>
-        <w:spacing w:after="100" w:line="252" w:lineRule="auto"/>
-      </w:pPr>
-      <w:r>
-        <w:t>Exact file content is retrieved only when Extraction requires it.</w:t>
-      </w:r>
-    </w:p>
-    <w:p>
-      <w:pPr>
-        <w:pStyle w:val="Heading2"/>
-        <w:spacing w:after="100" w:line="252" w:lineRule="auto"/>
-      </w:pPr>
-      <w:r>
-        <w:t>OneNote</w:t>
-      </w:r>
-    </w:p>
-    <w:p>
-      <w:pPr>
-        <w:pStyle w:val="ListBullet"/>
-        <w:spacing w:after="100" w:line="252" w:lineRule="auto"/>
-      </w:pPr>
-      <w:r>
-        <w:t>Connector enumerates notebooks, section groups, nested section groups, sections, pages, and nested pages.</w:t>
-      </w:r>
-    </w:p>
-    <w:p>
-      <w:pPr>
-        <w:pStyle w:val="ListBullet"/>
-        <w:spacing w:after="100" w:line="252" w:lineRule="auto"/>
-      </w:pPr>
-      <w:r>
-        <w:t>Page hierarchy is reconstructed only from trustworthy level/order information; ambiguous hierarchy fails rather than being guessed.</w:t>
-      </w:r>
-    </w:p>
-    <w:p>
-      <w:pPr>
-        <w:pStyle w:val="ListBullet"/>
-        <w:spacing w:after="100" w:line="252" w:lineRule="auto"/>
-      </w:pPr>
-      <w:r>
-        <w:t>Blank page titles normalize to Untitled.</w:t>
-      </w:r>
-    </w:p>
-    <w:p>
-      <w:pPr>
-        <w:pStyle w:val="ListBullet"/>
-        <w:spacing w:after="100" w:line="252" w:lineRule="auto"/>
-      </w:pPr>
-      <w:r>
-        <w:t xml:space="preserve">Containing Section </w:t>
-      </w:r>
-      <w:proofErr w:type="spellStart"/>
-      <w:r>
-        <w:t>lastModifiedDateTime</w:t>
-      </w:r>
-      <w:proofErr w:type="spellEnd"/>
-      <w:r>
-        <w:t xml:space="preserve"> is carried as the canonical page modification signal.</w:t>
-      </w:r>
-    </w:p>
-    <w:p>
-      <w:pPr>
-        <w:pStyle w:val="ListBullet"/>
-        <w:spacing w:after="100" w:line="252" w:lineRule="auto"/>
-      </w:pPr>
-      <w:r>
-        <w:t>OneNote page content is retrieved as HTML only when Extraction requires it.</w:t>
-      </w:r>
-    </w:p>
-    <w:p>
-      <w:pPr>
-        <w:pStyle w:val="ListBullet"/>
-        <w:spacing w:after="100" w:line="252" w:lineRule="auto"/>
-      </w:pPr>
-      <w:r>
-        <w:lastRenderedPageBreak/>
-        <w:t>Conservative Section-level modification signaling can create MODIFIED candidates whose canonical content later hashes unchanged; those records stop before Load.</w:t>
-      </w:r>
-    </w:p>
-    <w:p>
-      <w:pPr>
-        <w:pStyle w:val="Heading1"/>
-        <w:spacing w:after="100" w:line="252" w:lineRule="auto"/>
-      </w:pPr>
-      <w:r>
-        <w:t>16. Failure and Diagnostic Behavior</w:t>
-      </w:r>
-    </w:p>
-    <w:p>
-      <w:pPr>
-        <w:spacing w:after="100" w:line="252" w:lineRule="auto"/>
-      </w:pPr>
-      <w:r>
-        <w:rPr>
-          <w:b/>
-        </w:rPr>
-        <w:t xml:space="preserve">Status: </w:t>
-      </w:r>
-      <w:r>
-        <w:t>IMPLEMENTED</w:t>
-      </w:r>
-    </w:p>
-    <w:p>
-      <w:pPr>
-        <w:pStyle w:val="Heading2"/>
-      </w:pPr>
-      <w:r>
-        <w:t>Stage Completion and Record Errors</w:t>
-      </w:r>
-    </w:p>
-    <w:p>
-      <w:pPr>
-        <w:spacing w:after="100" w:line="252" w:lineRule="auto"/>
-      </w:pPr>
-      <w:r>
-        <w:t>The current synchronization implementation uses two stage-level outcomes: successful completion and failure. A successfully completed stage may contain one or more record-level errors when the stage was still able to fulfill its responsibility for the remaining eligible records.</w:t>
-      </w:r>
-    </w:p>
-    <w:p>
-      <w:pPr>
-        <w:spacing w:after="100" w:line="252" w:lineRule="auto"/>
-      </w:pPr>
-      <w:r>
-        <w:t xml:space="preserve">Record-level errors are preserved separately in the stage section's </w:t>
-      </w:r>
-      <w:proofErr w:type="spellStart"/>
-      <w:r>
-        <w:t>record_errors</w:t>
-      </w:r>
-      <w:proofErr w:type="spellEnd"/>
-      <w:r>
-        <w:t xml:space="preserve"> collection. Their presence does not cause the completed stage to enter a separate Completed With Errors state.</w:t>
+        <w:t xml:space="preserve"> collection. Their presence does not cause the completed stage to enter a separate Completed </w:t>
+      </w:r>
+      <w:proofErr w:type="gramStart"/>
+      <w:r>
+        <w:t>With</w:t>
+      </w:r>
+      <w:proofErr w:type="gramEnd"/>
+      <w:r>
+        <w:t xml:space="preserve"> Errors state.</w:t>
       </w:r>
     </w:p>
     <w:p>
@@ -13306,6 +13872,7 @@
                 <w:b/>
                 <w:sz w:val="18"/>
               </w:rPr>
+              <w:lastRenderedPageBreak/>
               <w:t>Stage</w:t>
             </w:r>
           </w:p>
@@ -13652,7 +14219,15 @@
         <w:spacing w:after="100" w:line="252" w:lineRule="auto"/>
       </w:pPr>
       <w:r>
-        <w:t>Diagnostics preserve correlation identity whenever available so failures remain traceable to the correct source object even when later stage collections no longer have the same length or ordering as earlier collections.</w:t>
+        <w:t xml:space="preserve">Diagnostics preserve correlation identity whenever </w:t>
+      </w:r>
+      <w:proofErr w:type="gramStart"/>
+      <w:r>
+        <w:t>available</w:t>
+      </w:r>
+      <w:proofErr w:type="gramEnd"/>
+      <w:r>
+        <w:t xml:space="preserve"> so failures remain traceable to the correct source object even when later stage collections no longer have the same length or ordering as earlier collections.</w:t>
       </w:r>
     </w:p>
     <w:p>
@@ -13665,42 +14240,27 @@
       </w:r>
     </w:p>
     <w:p>
-      <w:pPr>
-        <w:spacing w:after="100" w:line="252" w:lineRule="auto"/>
-      </w:pPr>
-      <w:r>
-        <w:rPr>
-          <w:b/>
-        </w:rPr>
-        <w:t xml:space="preserve">Status: </w:t>
-      </w:r>
-      <w:r>
-        <w:t>CONTROLLED LIVE VALIDATION COMPLETED FOR LAB 7 SYNCHRONIZATION FOUNDATION</w:t>
+      <w:pPr/>
+      <w:r>
+        <w:t>Status: IMPLEMENTED / VALIDATED</w:t>
       </w:r>
     </w:p>
     <w:p>
-      <w:pPr>
-        <w:spacing w:after="100" w:line="252" w:lineRule="auto"/>
-      </w:pPr>
-      <w:r>
-        <w:t>The Lab 7 synchronization foundation has been exercised against controlled live OneDrive and OneNote scopes. Validation established Connector enumeration, Translator normalization, run-local correlation, Discovery NEW/MODIFIED/UNCHANGED behavior, Extraction, content hashing, Load, Processing Job lifecycle, and atomic persistence behavior.</w:t>
+      <w:pPr/>
+      <w:r>
+        <w:t>The complete production interaction path is implemented and validated for controlled OneDrive and OneNote synchronization. Validation covers persisted source browsing, supported scope selection, request creation, admission, preliminary conflict evaluation, Source-of-Truth validation, authoritative reservation, Connector execution, SynchronizationOrchestrator execution, Processing Job and Synchronization Run persistence, and application-facing operational results.</w:t>
       </w:r>
     </w:p>
     <w:p>
-      <w:pPr>
-        <w:spacing w:after="100" w:line="252" w:lineRule="auto"/>
-      </w:pPr>
-      <w:r>
-        <w:t>Detailed commands, object counts, failures, troubleshooting, and retest evidence remain in the Lab Journals. This guide intentionally records the engineering conclusion rather than reproducing the validation transcript.</w:t>
+      <w:pPr/>
+      <w:r>
+        <w:t>Source Container Refresh is implemented and validated independently for OneDrive and OneNote. Python, packaged executable, and desktop-shortcut launches use the production composition path.</w:t>
       </w:r>
     </w:p>
     <w:p>
-      <w:pPr>
-        <w:spacing w:after="100" w:line="252" w:lineRule="auto"/>
-      </w:pPr>
-      <w:r>
-        <w:lastRenderedPageBreak/>
-        <w:t>Production user initiation, persisted Source Container selection, production admission, overlap reservation, Source Container Refresh, and production authentication interaction remain outside the validated Lab 7 implementation.</w:t>
+      <w:pPr/>
+      <w:r>
+        <w:t>Two transient incidents were not reproduced conclusively. Their successful retests establish current operability but not confirmed root-cause correction.</w:t>
       </w:r>
     </w:p>
     <w:p>
@@ -13836,11 +14396,19 @@
               <w:t xml:space="preserve">translator_loader.py imports </w:t>
             </w:r>
             <w:proofErr w:type="spellStart"/>
-            <w:r>
-              <w:rPr>
-                <w:sz w:val="18"/>
-              </w:rPr>
-              <w:t>scripts.translators.graph_translator</w:t>
+            <w:proofErr w:type="gramStart"/>
+            <w:r>
+              <w:rPr>
+                <w:sz w:val="18"/>
+              </w:rPr>
+              <w:t>scripts.translators</w:t>
+            </w:r>
+            <w:proofErr w:type="gramEnd"/>
+            <w:r>
+              <w:rPr>
+                <w:sz w:val="18"/>
+              </w:rPr>
+              <w:t>.graph_translator</w:t>
             </w:r>
             <w:proofErr w:type="spellEnd"/>
             <w:r>
@@ -13945,11 +14513,19 @@
               <w:t xml:space="preserve">/, while connector_loader.py imports </w:t>
             </w:r>
             <w:proofErr w:type="spellStart"/>
-            <w:r>
-              <w:rPr>
-                <w:sz w:val="18"/>
-              </w:rPr>
-              <w:t>scripts.connectors.graph_connector</w:t>
+            <w:proofErr w:type="gramStart"/>
+            <w:r>
+              <w:rPr>
+                <w:sz w:val="18"/>
+              </w:rPr>
+              <w:t>scripts.connectors</w:t>
+            </w:r>
+            <w:proofErr w:type="gramEnd"/>
+            <w:r>
+              <w:rPr>
+                <w:sz w:val="18"/>
+              </w:rPr>
+              <w:t>.graph_connector</w:t>
             </w:r>
             <w:proofErr w:type="spellEnd"/>
             <w:r>
@@ -14254,7 +14830,14 @@
               <w:rPr>
                 <w:sz w:val="18"/>
               </w:rPr>
-              <w:t>Verify physical package location before canonical path is asserted.</w:t>
+              <w:t xml:space="preserve">Verify physical package location before canonical </w:t>
+            </w:r>
+            <w:r>
+              <w:rPr>
+                <w:sz w:val="18"/>
+              </w:rPr>
+              <w:lastRenderedPageBreak/>
+              <w:t>path is asserted.</w:t>
             </w:r>
           </w:p>
         </w:tc>
@@ -14275,6 +14858,7 @@
               <w:rPr>
                 <w:sz w:val="18"/>
               </w:rPr>
+              <w:lastRenderedPageBreak/>
               <w:t>SharePoint Translator registration</w:t>
             </w:r>
           </w:p>
@@ -14299,7 +14883,21 @@
               <w:rPr>
                 <w:sz w:val="18"/>
               </w:rPr>
-              <w:t xml:space="preserve"> recognizes SharePoint, but supplied current Connector and canonical source mapping cover OneDrive/OneNote.</w:t>
+              <w:t xml:space="preserve"> recognizes </w:t>
+            </w:r>
+            <w:proofErr w:type="gramStart"/>
+            <w:r>
+              <w:rPr>
+                <w:sz w:val="18"/>
+              </w:rPr>
+              <w:t>SharePoint, but</w:t>
+            </w:r>
+            <w:proofErr w:type="gramEnd"/>
+            <w:r>
+              <w:rPr>
+                <w:sz w:val="18"/>
+              </w:rPr>
+              <w:t xml:space="preserve"> supplied current Connector and canonical source mapping cover OneDrive/OneNote.</w:t>
             </w:r>
           </w:p>
         </w:tc>
@@ -14335,7 +14933,203 @@
         <w:spacing w:after="100" w:line="252" w:lineRule="auto"/>
       </w:pPr>
       <w:r>
-        <w:t>19. Approved Production Application Capability</w:t>
+        <w:t>19. Production Application Capability</w:t>
+      </w:r>
+    </w:p>
+    <w:p>
+      <w:pPr/>
+      <w:r>
+        <w:t>Status: IMPLEMENTED / VALIDATED</w:t>
+      </w:r>
+    </w:p>
+    <w:p>
+      <w:pPr/>
+      <w:r>
+        <w:t>scripts/application/synchronization_interaction_service.py provides the UI-independent interaction boundary. It lists enabled Sources, browses persisted Source Container hierarchy, exposes selectability, constructs SynchronizationRequest objects using AlphaOmega identities, and invokes SynchronizationApplicationService.</w:t>
+      </w:r>
+    </w:p>
+    <w:p>
+      <w:pPr/>
+      <w:r>
+        <w:t>scripts/application/sync_runtime.py is the production composition root. It assembles database access, repositories, Connectors, Translator, Discovery, Extraction, Load, admission, conflict evaluation, scope validation, reservation, execution, browsing, interaction, and presentation-facing dependencies.</w:t>
+      </w:r>
+    </w:p>
+    <w:p>
+      <w:pPr/>
+      <w:r>
+        <w:t>scripts/ui/pywebview/synchronization_api.py adapts the interaction service to pywebview and converts supported values into JSON-safe results. scripts/ui/pywebview/app.py launches CYRIL. scripts/ui/pywebview/index.html implements Source listing, hierarchical browsing, supported selection, synchronization initiation, and completion or failure presentation.</w:t>
+      </w:r>
+    </w:p>
+    <w:p>
+      <w:pPr>
+        <w:pStyle w:val="Heading1"/>
+        <w:spacing w:after="100" w:line="252" w:lineRule="auto"/>
+      </w:pPr>
+      <w:r>
+        <w:t>20. Source Container Persistence</w:t>
+      </w:r>
+    </w:p>
+    <w:p>
+      <w:pPr/>
+      <w:r>
+        <w:t>Status: IMPLEMENTED / VALIDATED</w:t>
+      </w:r>
+    </w:p>
+    <w:p>
+      <w:pPr/>
+      <w:r>
+        <w:t>source_containers persists AlphaOmega Source Container identity using unique source_id + source_object_id. Source-native parent identity is preserved in parent_source_object_id without becoming an AlphaOmega database foreign key. Rename, move, inactivity, and reappearance preserve AlphaOmega identity when source_object_id remains stable.</w:t>
+      </w:r>
+    </w:p>
+    <w:p>
+      <w:pPr/>
+      <w:r>
+        <w:t>SourceContainerRepository, SourceContainerObservationValidator, SourceContainerReconciler, and SourceContainerRootService implement persistence, complete-observation validation, reconciliation, and AlphaOmega-managed Source Root behavior.</w:t>
+      </w:r>
+    </w:p>
+    <w:p>
+      <w:pPr>
+        <w:pStyle w:val="Heading1"/>
+        <w:spacing w:after="100" w:line="252" w:lineRule="auto"/>
+      </w:pPr>
+      <w:r>
+        <w:t>21. Synchronization Run Persistence</w:t>
+      </w:r>
+    </w:p>
+    <w:p>
+      <w:pPr/>
+      <w:r>
+        <w:t>Status: IMPLEMENTED / VALIDATED</w:t>
+      </w:r>
+    </w:p>
+    <w:p>
+      <w:pPr/>
+      <w:r>
+        <w:t>sync_runs persists synchronization-specific approved scope and links one-to-one with processing_jobs. SynchronizationReservationRepository creates the Processing Job and Synchronization Run together during authoritative reservation. Generic lifecycle remains owned by processing_jobs.</w:t>
+      </w:r>
+    </w:p>
+    <w:p>
+      <w:pPr>
+        <w:pStyle w:val="Heading1"/>
+        <w:spacing w:after="100" w:line="252" w:lineRule="auto"/>
+      </w:pPr>
+      <w:r>
+        <w:t>22. Source Container Refresh</w:t>
+      </w:r>
+    </w:p>
+    <w:p>
+      <w:pPr/>
+      <w:r>
+        <w:t>Status: IMPLEMENTED / VALIDATED</w:t>
+      </w:r>
+    </w:p>
+    <w:p>
+      <w:pPr/>
+      <w:r>
+        <w:t>SourceContainerRefreshService coordinates complete Source observation, validation, reconciliation, atomic persistence, and Processing Job lifecycle. OneDriveContainerEnumerator and OneNoteContainerEnumerator provide Container-only enumeration. SourceContainerRefreshReservationRepository prevents Refresh from overlapping synchronization against the same Source.</w:t>
+      </w:r>
+    </w:p>
+    <w:p>
+      <w:pPr/>
+      <w:r>
+        <w:t>scripts/application/refresh_all_source_containers.py is the production application entry point for refreshing registered OneDrive and OneNote Source Container catalogs. Refresh does not synchronize content or create Knowledge Objects.</w:t>
+      </w:r>
+    </w:p>
+    <w:p>
+      <w:pPr>
+        <w:pStyle w:val="Heading1"/>
+        <w:spacing w:after="100" w:line="252" w:lineRule="auto"/>
+      </w:pPr>
+      <w:r>
+        <w:t>23. Concurrency and Atomic Reservation</w:t>
+      </w:r>
+    </w:p>
+    <w:p>
+      <w:pPr/>
+      <w:r>
+        <w:t>Status: IMPLEMENTED / VALIDATED</w:t>
+      </w:r>
+    </w:p>
+    <w:p>
+      <w:pPr/>
+      <w:r>
+        <w:t>SynchronizationPreliminaryConflictService provides an early persisted conflict check. SynchronizationScopeConflictDetector and SynchronizationConflictService evaluate same-scope and ancestor/descendant conflicts while permitting disjoint scopes. SynchronizationReservationRepository performs authoritative all-or-nothing reservation immediately before execution records become active.</w:t>
+      </w:r>
+    </w:p>
+    <w:p>
+      <w:pPr>
+        <w:pStyle w:val="Heading1"/>
+        <w:spacing w:after="100" w:line="252" w:lineRule="auto"/>
+      </w:pPr>
+      <w:r>
+        <w:t>24. Production Authentication</w:t>
+      </w:r>
+    </w:p>
+    <w:p>
+      <w:pPr/>
+      <w:r>
+        <w:t>Status: IMPLEMENTED / VALIDATED FOR SUPPORTED LAUNCH PATHS</w:t>
+      </w:r>
+    </w:p>
+    <w:p>
+      <w:pPr/>
+      <w:r>
+        <w:t>Production launch reuses valid authentication state and completes routine synchronization without unnecessary interactive authentication. Authentication remains below the presentation boundary, and user interaction is requested only when required by the source-access mechanism.</w:t>
+      </w:r>
+    </w:p>
+    <w:p>
+      <w:pPr>
+        <w:pStyle w:val="Heading1"/>
+        <w:spacing w:after="100" w:line="252" w:lineRule="auto"/>
+      </w:pPr>
+      <w:r>
+        <w:t>25. Rejected Request Persistence</w:t>
+      </w:r>
+    </w:p>
+    <w:p>
+      <w:pPr>
+        <w:spacing w:after="100" w:line="252" w:lineRule="auto"/>
+      </w:pPr>
+      <w:r>
+        <w:rPr>
+          <w:b/>
+        </w:rPr>
+        <w:t>Status: DEFERRED DESIGN</w:t>
+      </w:r>
+    </w:p>
+    <w:p>
+      <w:pPr>
+        <w:spacing w:after="100" w:line="252" w:lineRule="auto"/>
+      </w:pPr>
+      <w:r>
+        <w:t>A future need remains to preserve durable information about operational requests rejected before Processing Job creation, particularly for unattended or scheduled operation.</w:t>
+      </w:r>
+      <w:proofErr w:type="spellStart"/>
+      <w:proofErr w:type="spellEnd"/>
+    </w:p>
+    <w:p>
+      <w:pPr>
+        <w:spacing w:after="100" w:line="252" w:lineRule="auto"/>
+      </w:pPr>
+      <w:r>
+        <w:t xml:space="preserve">The exact concept name, whether all requests or only rejected requests </w:t>
+      </w:r>
+      <w:proofErr w:type="gramStart"/>
+      <w:r>
+        <w:t>are persisted</w:t>
+      </w:r>
+      <w:proofErr w:type="gramEnd"/>
+      <w:r>
+        <w:t>, ownership, lifecycle, relationship to approved Processing Jobs, minimum fields, retrieval interface, and database design remain unresolved. This guide records the design need without inventing an implementation.</w:t>
+      </w:r>
+    </w:p>
+    <w:p>
+      <w:pPr>
+        <w:pStyle w:val="Heading1"/>
+        <w:spacing w:after="100" w:line="252" w:lineRule="auto"/>
+      </w:pPr>
+      <w:r>
+        <w:t>26. Retry and Recovery Evolution</w:t>
       </w:r>
     </w:p>
     <w:p>
@@ -14349,7 +15143,7 @@
         <w:t xml:space="preserve">Status: </w:t>
       </w:r>
       <w:r>
-        <w:t>APPROVED / NOT IMPLEMENTED</w:t>
+        <w:t>PARTIALLY IMPLEMENTED / FUTURE STANDARDIZATION</w:t>
       </w:r>
     </w:p>
     <w:p>
@@ -14357,589 +15151,64 @@
         <w:spacing w:after="100" w:line="252" w:lineRule="auto"/>
       </w:pPr>
       <w:r>
-        <w:t xml:space="preserve">The current synchronization pipeline is invoked through controlled code paths. The approved production design introduces an </w:t>
+        <w:t xml:space="preserve">Provider-specific retry already exists in </w:t>
       </w:r>
       <w:proofErr w:type="spellStart"/>
       <w:r>
+        <w:t>GraphConnector</w:t>
+      </w:r>
+      <w:proofErr w:type="spellEnd"/>
+      <w:r>
+        <w:t xml:space="preserve"> for transient HTTP failures and Microsoft Graph throttling. </w:t>
+      </w:r>
+      <w:proofErr w:type="gramStart"/>
+      <w:r>
+        <w:t>Therefore</w:t>
+      </w:r>
+      <w:proofErr w:type="gramEnd"/>
+      <w:r>
+        <w:t xml:space="preserve"> future work is not simply 'add retries.' The unresolved design question is whether </w:t>
+      </w:r>
+      <w:proofErr w:type="spellStart"/>
+      <w:r>
         <w:t>AlphaOmega</w:t>
       </w:r>
       <w:proofErr w:type="spellEnd"/>
       <w:r>
-        <w:t xml:space="preserve"> application/request boundary between AIOS UI and synchronization internals.</w:t>
+        <w:t xml:space="preserve"> should standardize </w:t>
+      </w:r>
+      <w:proofErr w:type="spellStart"/>
+      <w:r>
+        <w:t>retryability</w:t>
+      </w:r>
+      <w:proofErr w:type="spellEnd"/>
+      <w:r>
+        <w:t xml:space="preserve"> classification, attempt limits, backoff, source-provided retry instructions, diagnostics, and stopping rules across operations and providers.</w:t>
       </w:r>
     </w:p>
-    <w:tbl>
-      <w:tblPr>
-        <w:tblStyle w:val="TableGrid"/>
-        <w:tblW w:w="0" w:type="auto"/>
-        <w:jc w:val="center"/>
-        <w:tblLook w:val="04A0" w:firstRow="1" w:lastRow="0" w:firstColumn="1" w:lastColumn="0" w:noHBand="0" w:noVBand="1"/>
-      </w:tblPr>
-      <w:tblGrid>
-        <w:gridCol w:w="3022"/>
-        <w:gridCol w:w="5314"/>
-        <w:gridCol w:w="1816"/>
-      </w:tblGrid>
-      <w:tr>
-        <w:trPr>
-          <w:tblHeader/>
-          <w:jc w:val="center"/>
-        </w:trPr>
-        <w:tc>
-          <w:tcPr>
-            <w:tcW w:w="3168" w:type="dxa"/>
-            <w:shd w:val="clear" w:color="auto" w:fill="D9EAF7"/>
-            <w:vAlign w:val="center"/>
-          </w:tcPr>
-          <w:p>
-            <w:pPr>
-              <w:spacing w:after="40"/>
-            </w:pPr>
-            <w:r>
-              <w:rPr>
-                <w:b/>
-                <w:sz w:val="18"/>
-              </w:rPr>
-              <w:t>Capability</w:t>
-            </w:r>
-          </w:p>
-        </w:tc>
-        <w:tc>
-          <w:tcPr>
-            <w:tcW w:w="5760" w:type="dxa"/>
-            <w:shd w:val="clear" w:color="auto" w:fill="D9EAF7"/>
-            <w:vAlign w:val="center"/>
-          </w:tcPr>
-          <w:p>
-            <w:pPr>
-              <w:spacing w:after="40"/>
-            </w:pPr>
-            <w:r>
-              <w:rPr>
-                <w:b/>
-                <w:sz w:val="18"/>
-              </w:rPr>
-              <w:t>Required behavior</w:t>
-            </w:r>
-          </w:p>
-        </w:tc>
-        <w:tc>
-          <w:tcPr>
-            <w:tcW w:w="1872" w:type="dxa"/>
-            <w:shd w:val="clear" w:color="auto" w:fill="D9EAF7"/>
-            <w:vAlign w:val="center"/>
-          </w:tcPr>
-          <w:p>
-            <w:pPr>
-              <w:spacing w:after="40"/>
-            </w:pPr>
-            <w:r>
-              <w:rPr>
-                <w:b/>
-                <w:sz w:val="18"/>
-              </w:rPr>
-              <w:t>State</w:t>
-            </w:r>
-          </w:p>
-        </w:tc>
-      </w:tr>
-      <w:tr>
-        <w:trPr>
-          <w:jc w:val="center"/>
-        </w:trPr>
-        <w:tc>
-          <w:tcPr>
-            <w:tcW w:w="3168" w:type="dxa"/>
-          </w:tcPr>
-          <w:p>
-            <w:pPr>
-              <w:spacing w:after="40"/>
-            </w:pPr>
-            <w:proofErr w:type="spellStart"/>
-            <w:r>
-              <w:rPr>
-                <w:sz w:val="18"/>
-              </w:rPr>
-              <w:t>AlphaOmega</w:t>
-            </w:r>
-            <w:proofErr w:type="spellEnd"/>
-            <w:r>
-              <w:rPr>
-                <w:sz w:val="18"/>
-              </w:rPr>
-              <w:t xml:space="preserve"> application interface</w:t>
-            </w:r>
-          </w:p>
-        </w:tc>
-        <w:tc>
-          <w:tcPr>
-            <w:tcW w:w="5760" w:type="dxa"/>
-          </w:tcPr>
-          <w:p>
-            <w:pPr>
-              <w:spacing w:after="40"/>
-            </w:pPr>
-            <w:r>
-              <w:rPr>
-                <w:sz w:val="18"/>
-              </w:rPr>
-              <w:t xml:space="preserve">Expose approved </w:t>
-            </w:r>
-            <w:proofErr w:type="spellStart"/>
-            <w:r>
-              <w:rPr>
-                <w:sz w:val="18"/>
-              </w:rPr>
-              <w:t>AlphaOmega</w:t>
-            </w:r>
-            <w:proofErr w:type="spellEnd"/>
-            <w:r>
-              <w:rPr>
-                <w:sz w:val="18"/>
-              </w:rPr>
-              <w:t xml:space="preserve"> functions without exposing stage internals.</w:t>
-            </w:r>
-          </w:p>
-        </w:tc>
-        <w:tc>
-          <w:tcPr>
-            <w:tcW w:w="1872" w:type="dxa"/>
-          </w:tcPr>
-          <w:p>
-            <w:pPr>
-              <w:spacing w:after="40"/>
-            </w:pPr>
-            <w:r>
-              <w:rPr>
-                <w:sz w:val="18"/>
-              </w:rPr>
-              <w:t>NOT IMPLEMENTED</w:t>
-            </w:r>
-          </w:p>
-        </w:tc>
-      </w:tr>
-      <w:tr>
-        <w:trPr>
-          <w:jc w:val="center"/>
-        </w:trPr>
-        <w:tc>
-          <w:tcPr>
-            <w:tcW w:w="3168" w:type="dxa"/>
-          </w:tcPr>
-          <w:p>
-            <w:pPr>
-              <w:spacing w:after="40"/>
-            </w:pPr>
-            <w:r>
-              <w:rPr>
-                <w:sz w:val="18"/>
-              </w:rPr>
-              <w:t>Get Sources</w:t>
-            </w:r>
-          </w:p>
-        </w:tc>
-        <w:tc>
-          <w:tcPr>
-            <w:tcW w:w="5760" w:type="dxa"/>
-          </w:tcPr>
-          <w:p>
-            <w:pPr>
-              <w:spacing w:after="40"/>
-            </w:pPr>
-            <w:r>
-              <w:rPr>
-                <w:sz w:val="18"/>
-              </w:rPr>
-              <w:t xml:space="preserve">Return registered Sources through the </w:t>
-            </w:r>
-            <w:proofErr w:type="spellStart"/>
-            <w:r>
-              <w:rPr>
-                <w:sz w:val="18"/>
-              </w:rPr>
-              <w:t>AlphaOmega</w:t>
-            </w:r>
-            <w:proofErr w:type="spellEnd"/>
-            <w:r>
-              <w:rPr>
-                <w:sz w:val="18"/>
-              </w:rPr>
-              <w:t xml:space="preserve"> boundary.</w:t>
-            </w:r>
-          </w:p>
-        </w:tc>
-        <w:tc>
-          <w:tcPr>
-            <w:tcW w:w="1872" w:type="dxa"/>
-          </w:tcPr>
-          <w:p>
-            <w:pPr>
-              <w:spacing w:after="40"/>
-            </w:pPr>
-            <w:r>
-              <w:rPr>
-                <w:sz w:val="18"/>
-              </w:rPr>
-              <w:t>NOT IMPLEMENTED</w:t>
-            </w:r>
-          </w:p>
-        </w:tc>
-      </w:tr>
-      <w:tr>
-        <w:trPr>
-          <w:jc w:val="center"/>
-        </w:trPr>
-        <w:tc>
-          <w:tcPr>
-            <w:tcW w:w="3168" w:type="dxa"/>
-          </w:tcPr>
-          <w:p>
-            <w:pPr>
-              <w:spacing w:after="40"/>
-            </w:pPr>
-            <w:r>
-              <w:rPr>
-                <w:sz w:val="18"/>
-              </w:rPr>
-              <w:t>Get Source Containers</w:t>
-            </w:r>
-          </w:p>
-        </w:tc>
-        <w:tc>
-          <w:tcPr>
-            <w:tcW w:w="5760" w:type="dxa"/>
-          </w:tcPr>
-          <w:p>
-            <w:pPr>
-              <w:spacing w:after="40"/>
-            </w:pPr>
-            <w:r>
-              <w:rPr>
-                <w:sz w:val="18"/>
-              </w:rPr>
-              <w:t>Return saved active Source Containers for a Source.</w:t>
-            </w:r>
-          </w:p>
-        </w:tc>
-        <w:tc>
-          <w:tcPr>
-            <w:tcW w:w="1872" w:type="dxa"/>
-          </w:tcPr>
-          <w:p>
-            <w:pPr>
-              <w:spacing w:after="40"/>
-            </w:pPr>
-            <w:r>
-              <w:rPr>
-                <w:sz w:val="18"/>
-              </w:rPr>
-              <w:t>NOT IMPLEMENTED</w:t>
-            </w:r>
-          </w:p>
-        </w:tc>
-      </w:tr>
-      <w:tr>
-        <w:trPr>
-          <w:jc w:val="center"/>
-        </w:trPr>
-        <w:tc>
-          <w:tcPr>
-            <w:tcW w:w="3168" w:type="dxa"/>
-          </w:tcPr>
-          <w:p>
-            <w:pPr>
-              <w:spacing w:after="40"/>
-            </w:pPr>
-            <w:r>
-              <w:rPr>
-                <w:sz w:val="18"/>
-              </w:rPr>
-              <w:t>Start Synchronization</w:t>
-            </w:r>
-          </w:p>
-        </w:tc>
-        <w:tc>
-          <w:tcPr>
-            <w:tcW w:w="5760" w:type="dxa"/>
-          </w:tcPr>
-          <w:p>
-            <w:pPr>
-              <w:spacing w:after="40"/>
-            </w:pPr>
-            <w:r>
-              <w:rPr>
-                <w:sz w:val="18"/>
-              </w:rPr>
-              <w:t xml:space="preserve">Accept </w:t>
-            </w:r>
-            <w:proofErr w:type="spellStart"/>
-            <w:r>
-              <w:rPr>
-                <w:sz w:val="18"/>
-              </w:rPr>
-              <w:t>source_id</w:t>
-            </w:r>
-            <w:proofErr w:type="spellEnd"/>
-            <w:r>
-              <w:rPr>
-                <w:sz w:val="18"/>
-              </w:rPr>
-              <w:t xml:space="preserve"> + </w:t>
-            </w:r>
-            <w:proofErr w:type="spellStart"/>
-            <w:r>
-              <w:rPr>
-                <w:sz w:val="18"/>
-              </w:rPr>
-              <w:t>source_container_id</w:t>
-            </w:r>
-            <w:proofErr w:type="spellEnd"/>
-            <w:r>
-              <w:rPr>
-                <w:sz w:val="18"/>
-              </w:rPr>
-              <w:t>, validate, check conflicts, reserve atomically, create operational records, then hand execution to Orchestration.</w:t>
-            </w:r>
-          </w:p>
-        </w:tc>
-        <w:tc>
-          <w:tcPr>
-            <w:tcW w:w="1872" w:type="dxa"/>
-          </w:tcPr>
-          <w:p>
-            <w:pPr>
-              <w:spacing w:after="40"/>
-            </w:pPr>
-            <w:r>
-              <w:rPr>
-                <w:sz w:val="18"/>
-              </w:rPr>
-              <w:t>NOT IMPLEMENTED</w:t>
-            </w:r>
-          </w:p>
-        </w:tc>
-      </w:tr>
-      <w:tr>
-        <w:trPr>
-          <w:jc w:val="center"/>
-        </w:trPr>
-        <w:tc>
-          <w:tcPr>
-            <w:tcW w:w="3168" w:type="dxa"/>
-          </w:tcPr>
-          <w:p>
-            <w:pPr>
-              <w:spacing w:after="40"/>
-            </w:pPr>
-            <w:r>
-              <w:rPr>
-                <w:sz w:val="18"/>
-              </w:rPr>
-              <w:t>Get Processing Job</w:t>
-            </w:r>
-          </w:p>
-        </w:tc>
-        <w:tc>
-          <w:tcPr>
-            <w:tcW w:w="5760" w:type="dxa"/>
-          </w:tcPr>
-          <w:p>
-            <w:pPr>
-              <w:spacing w:after="40"/>
-            </w:pPr>
-            <w:r>
-              <w:rPr>
-                <w:sz w:val="18"/>
-              </w:rPr>
-              <w:t>Expose generic operation status without exposing synchronization internals.</w:t>
-            </w:r>
-          </w:p>
-        </w:tc>
-        <w:tc>
-          <w:tcPr>
-            <w:tcW w:w="1872" w:type="dxa"/>
-          </w:tcPr>
-          <w:p>
-            <w:pPr>
-              <w:spacing w:after="40"/>
-            </w:pPr>
-            <w:r>
-              <w:rPr>
-                <w:sz w:val="18"/>
-              </w:rPr>
-              <w:t>NOT IMPLEMENTED</w:t>
-            </w:r>
-          </w:p>
-        </w:tc>
-      </w:tr>
-      <w:tr>
-        <w:trPr>
-          <w:jc w:val="center"/>
-        </w:trPr>
-        <w:tc>
-          <w:tcPr>
-            <w:tcW w:w="3168" w:type="dxa"/>
-          </w:tcPr>
-          <w:p>
-            <w:pPr>
-              <w:spacing w:after="40"/>
-            </w:pPr>
-            <w:r>
-              <w:rPr>
-                <w:sz w:val="18"/>
-              </w:rPr>
-              <w:t>Source Container Refresh</w:t>
-            </w:r>
-          </w:p>
-        </w:tc>
-        <w:tc>
-          <w:tcPr>
-            <w:tcW w:w="5760" w:type="dxa"/>
-          </w:tcPr>
-          <w:p>
-            <w:pPr>
-              <w:spacing w:after="40"/>
-            </w:pPr>
-            <w:r>
-              <w:rPr>
-                <w:sz w:val="18"/>
-              </w:rPr>
-              <w:t>Observe complete Source structure and reconcile the persisted catalog atomically.</w:t>
-            </w:r>
-          </w:p>
-        </w:tc>
-        <w:tc>
-          <w:tcPr>
-            <w:tcW w:w="1872" w:type="dxa"/>
-          </w:tcPr>
-          <w:p>
-            <w:pPr>
-              <w:spacing w:after="40"/>
-            </w:pPr>
-            <w:r>
-              <w:rPr>
-                <w:sz w:val="18"/>
-              </w:rPr>
-              <w:t>NOT IMPLEMENTED</w:t>
-            </w:r>
-          </w:p>
-        </w:tc>
-      </w:tr>
-      <w:tr>
-        <w:trPr>
-          <w:jc w:val="center"/>
-        </w:trPr>
-        <w:tc>
-          <w:tcPr>
-            <w:tcW w:w="3168" w:type="dxa"/>
-          </w:tcPr>
-          <w:p>
-            <w:pPr>
-              <w:spacing w:after="40"/>
-            </w:pPr>
-            <w:r>
-              <w:rPr>
-                <w:sz w:val="18"/>
-              </w:rPr>
-              <w:lastRenderedPageBreak/>
-              <w:t>Conflict detection/reservation</w:t>
-            </w:r>
-          </w:p>
-        </w:tc>
-        <w:tc>
-          <w:tcPr>
-            <w:tcW w:w="5760" w:type="dxa"/>
-          </w:tcPr>
-          <w:p>
-            <w:pPr>
-              <w:spacing w:after="40"/>
-            </w:pPr>
-            <w:r>
-              <w:rPr>
-                <w:sz w:val="18"/>
-              </w:rPr>
-              <w:t>Authoritatively prevent overlapping parent/child or same-scope operations.</w:t>
-            </w:r>
-          </w:p>
-        </w:tc>
-        <w:tc>
-          <w:tcPr>
-            <w:tcW w:w="1872" w:type="dxa"/>
-          </w:tcPr>
-          <w:p>
-            <w:pPr>
-              <w:spacing w:after="40"/>
-            </w:pPr>
-            <w:r>
-              <w:rPr>
-                <w:sz w:val="18"/>
-              </w:rPr>
-              <w:t>NOT IMPLEMENTED</w:t>
-            </w:r>
-          </w:p>
-        </w:tc>
-      </w:tr>
-      <w:tr>
-        <w:trPr>
-          <w:jc w:val="center"/>
-        </w:trPr>
-        <w:tc>
-          <w:tcPr>
-            <w:tcW w:w="3168" w:type="dxa"/>
-          </w:tcPr>
-          <w:p>
-            <w:pPr>
-              <w:spacing w:after="40"/>
-            </w:pPr>
-            <w:r>
-              <w:rPr>
-                <w:sz w:val="18"/>
-              </w:rPr>
-              <w:t>Production authentication interaction</w:t>
-            </w:r>
-          </w:p>
-        </w:tc>
-        <w:tc>
-          <w:tcPr>
-            <w:tcW w:w="5760" w:type="dxa"/>
-          </w:tcPr>
-          <w:p>
-            <w:pPr>
-              <w:spacing w:after="40"/>
-            </w:pPr>
-            <w:r>
-              <w:rPr>
-                <w:sz w:val="18"/>
-              </w:rPr>
-              <w:t>Handle silent renewal, pre-start interactive requirement, and explicit post-start auth failure.</w:t>
-            </w:r>
-          </w:p>
-        </w:tc>
-        <w:tc>
-          <w:tcPr>
-            <w:tcW w:w="1872" w:type="dxa"/>
-          </w:tcPr>
-          <w:p>
-            <w:pPr>
-              <w:spacing w:after="40"/>
-            </w:pPr>
-            <w:r>
-              <w:rPr>
-                <w:sz w:val="18"/>
-              </w:rPr>
-              <w:t>NOT IMPLEMENTED</w:t>
-            </w:r>
-          </w:p>
-        </w:tc>
-      </w:tr>
-    </w:tbl>
+    <w:p>
+      <w:pPr>
+        <w:spacing w:after="100" w:line="252" w:lineRule="auto"/>
+      </w:pPr>
+      <w:r>
+        <w:t xml:space="preserve">Deterministic failures requiring code, configuration, authentication, or human action should not be repeatedly </w:t>
+      </w:r>
+      <w:proofErr w:type="gramStart"/>
+      <w:r>
+        <w:t>retried</w:t>
+      </w:r>
+      <w:proofErr w:type="gramEnd"/>
+      <w:r>
+        <w:t xml:space="preserve"> without a governing policy. Future retries should remain visible in operational records.</w:t>
+      </w:r>
+    </w:p>
     <w:p>
       <w:pPr>
         <w:pStyle w:val="Heading1"/>
         <w:spacing w:after="100" w:line="252" w:lineRule="auto"/>
       </w:pPr>
       <w:r>
-        <w:t>20. Approved Source Container Persistence</w:t>
+        <w:t>27. Source Integration Extension Direction</w:t>
       </w:r>
     </w:p>
     <w:p>
@@ -14953,1320 +15222,23 @@
         <w:t xml:space="preserve">Status: </w:t>
       </w:r>
       <w:r>
-        <w:t>CANONICAL DATA MODEL / NOT IMPLEMENTED</w:t>
-      </w:r>
-    </w:p>
-    <w:tbl>
-      <w:tblPr>
-        <w:tblStyle w:val="TableGrid"/>
-        <w:tblW w:w="0" w:type="auto"/>
-        <w:jc w:val="center"/>
-        <w:tblLook w:val="04A0" w:firstRow="1" w:lastRow="0" w:firstColumn="1" w:lastColumn="0" w:noHBand="0" w:noVBand="1"/>
-      </w:tblPr>
-      <w:tblGrid>
-        <w:gridCol w:w="3757"/>
-        <w:gridCol w:w="6395"/>
-      </w:tblGrid>
-      <w:tr>
-        <w:trPr>
-          <w:tblHeader/>
-          <w:jc w:val="center"/>
-        </w:trPr>
-        <w:tc>
-          <w:tcPr>
-            <w:tcW w:w="3888" w:type="dxa"/>
-            <w:shd w:val="clear" w:color="auto" w:fill="D9EAF7"/>
-            <w:vAlign w:val="center"/>
-          </w:tcPr>
-          <w:p>
-            <w:pPr>
-              <w:spacing w:after="40"/>
-            </w:pPr>
-            <w:r>
-              <w:rPr>
-                <w:b/>
-                <w:sz w:val="18"/>
-              </w:rPr>
-              <w:t>Field</w:t>
-            </w:r>
-          </w:p>
-        </w:tc>
-        <w:tc>
-          <w:tcPr>
-            <w:tcW w:w="6912" w:type="dxa"/>
-            <w:shd w:val="clear" w:color="auto" w:fill="D9EAF7"/>
-            <w:vAlign w:val="center"/>
-          </w:tcPr>
-          <w:p>
-            <w:pPr>
-              <w:spacing w:after="40"/>
-            </w:pPr>
-            <w:r>
-              <w:rPr>
-                <w:b/>
-                <w:sz w:val="18"/>
-              </w:rPr>
-              <w:t>Meaning</w:t>
-            </w:r>
-          </w:p>
-        </w:tc>
-      </w:tr>
-      <w:tr>
-        <w:trPr>
-          <w:jc w:val="center"/>
-        </w:trPr>
-        <w:tc>
-          <w:tcPr>
-            <w:tcW w:w="3888" w:type="dxa"/>
-          </w:tcPr>
-          <w:p>
-            <w:pPr>
-              <w:spacing w:after="40"/>
-            </w:pPr>
-            <w:r>
-              <w:rPr>
-                <w:sz w:val="18"/>
-              </w:rPr>
-              <w:t>id</w:t>
-            </w:r>
-          </w:p>
-        </w:tc>
-        <w:tc>
-          <w:tcPr>
-            <w:tcW w:w="6912" w:type="dxa"/>
-          </w:tcPr>
-          <w:p>
-            <w:pPr>
-              <w:spacing w:after="40"/>
-            </w:pPr>
-            <w:proofErr w:type="spellStart"/>
-            <w:r>
-              <w:rPr>
-                <w:sz w:val="18"/>
-              </w:rPr>
-              <w:t>AlphaOmega</w:t>
-            </w:r>
-            <w:proofErr w:type="spellEnd"/>
-            <w:r>
-              <w:rPr>
-                <w:sz w:val="18"/>
-              </w:rPr>
-              <w:t xml:space="preserve"> Source Container UUID.</w:t>
-            </w:r>
-          </w:p>
-        </w:tc>
-      </w:tr>
-      <w:tr>
-        <w:trPr>
-          <w:jc w:val="center"/>
-        </w:trPr>
-        <w:tc>
-          <w:tcPr>
-            <w:tcW w:w="3888" w:type="dxa"/>
-          </w:tcPr>
-          <w:p>
-            <w:pPr>
-              <w:spacing w:after="40"/>
-            </w:pPr>
-            <w:proofErr w:type="spellStart"/>
-            <w:r>
-              <w:rPr>
-                <w:sz w:val="18"/>
-              </w:rPr>
-              <w:t>source_id</w:t>
-            </w:r>
-            <w:proofErr w:type="spellEnd"/>
-          </w:p>
-        </w:tc>
-        <w:tc>
-          <w:tcPr>
-            <w:tcW w:w="6912" w:type="dxa"/>
-          </w:tcPr>
-          <w:p>
-            <w:pPr>
-              <w:spacing w:after="40"/>
-            </w:pPr>
-            <w:r>
-              <w:rPr>
-                <w:sz w:val="18"/>
-              </w:rPr>
-              <w:t xml:space="preserve">Registered </w:t>
-            </w:r>
-            <w:proofErr w:type="spellStart"/>
-            <w:r>
-              <w:rPr>
-                <w:sz w:val="18"/>
-              </w:rPr>
-              <w:t>AlphaOmega</w:t>
-            </w:r>
-            <w:proofErr w:type="spellEnd"/>
-            <w:r>
-              <w:rPr>
-                <w:sz w:val="18"/>
-              </w:rPr>
-              <w:t xml:space="preserve"> Source UUID.</w:t>
-            </w:r>
-          </w:p>
-        </w:tc>
-      </w:tr>
-      <w:tr>
-        <w:trPr>
-          <w:jc w:val="center"/>
-        </w:trPr>
-        <w:tc>
-          <w:tcPr>
-            <w:tcW w:w="3888" w:type="dxa"/>
-          </w:tcPr>
-          <w:p>
-            <w:pPr>
-              <w:spacing w:after="40"/>
-            </w:pPr>
-            <w:proofErr w:type="spellStart"/>
-            <w:r>
-              <w:rPr>
-                <w:sz w:val="18"/>
-              </w:rPr>
-              <w:t>source_object_id</w:t>
-            </w:r>
-            <w:proofErr w:type="spellEnd"/>
-          </w:p>
-        </w:tc>
-        <w:tc>
-          <w:tcPr>
-            <w:tcW w:w="6912" w:type="dxa"/>
-          </w:tcPr>
-          <w:p>
-            <w:pPr>
-              <w:spacing w:after="40"/>
-            </w:pPr>
-            <w:r>
-              <w:rPr>
-                <w:sz w:val="18"/>
-              </w:rPr>
-              <w:t>Stable Source-of-Truth Container identity.</w:t>
-            </w:r>
-          </w:p>
-        </w:tc>
-      </w:tr>
-      <w:tr>
-        <w:trPr>
-          <w:jc w:val="center"/>
-        </w:trPr>
-        <w:tc>
-          <w:tcPr>
-            <w:tcW w:w="3888" w:type="dxa"/>
-          </w:tcPr>
-          <w:p>
-            <w:pPr>
-              <w:spacing w:after="40"/>
-            </w:pPr>
-            <w:proofErr w:type="spellStart"/>
-            <w:r>
-              <w:rPr>
-                <w:sz w:val="18"/>
-              </w:rPr>
-              <w:t>parent_source_object_id</w:t>
-            </w:r>
-            <w:proofErr w:type="spellEnd"/>
-          </w:p>
-        </w:tc>
-        <w:tc>
-          <w:tcPr>
-            <w:tcW w:w="6912" w:type="dxa"/>
-          </w:tcPr>
-          <w:p>
-            <w:pPr>
-              <w:spacing w:after="40"/>
-            </w:pPr>
-            <w:r>
-              <w:rPr>
-                <w:sz w:val="18"/>
-              </w:rPr>
-              <w:t>Immediate parent identity assigned by the Source of Truth.</w:t>
-            </w:r>
-          </w:p>
-        </w:tc>
-      </w:tr>
-      <w:tr>
-        <w:trPr>
-          <w:jc w:val="center"/>
-        </w:trPr>
-        <w:tc>
-          <w:tcPr>
-            <w:tcW w:w="3888" w:type="dxa"/>
-          </w:tcPr>
-          <w:p>
-            <w:pPr>
-              <w:spacing w:after="40"/>
-            </w:pPr>
-            <w:r>
-              <w:rPr>
-                <w:sz w:val="18"/>
-              </w:rPr>
-              <w:t>name</w:t>
-            </w:r>
-          </w:p>
-        </w:tc>
-        <w:tc>
-          <w:tcPr>
-            <w:tcW w:w="6912" w:type="dxa"/>
-          </w:tcPr>
-          <w:p>
-            <w:pPr>
-              <w:spacing w:after="40"/>
-            </w:pPr>
-            <w:r>
-              <w:rPr>
-                <w:sz w:val="18"/>
-              </w:rPr>
-              <w:t>Current human-readable Container name; not identity.</w:t>
-            </w:r>
-          </w:p>
-        </w:tc>
-      </w:tr>
-      <w:tr>
-        <w:trPr>
-          <w:jc w:val="center"/>
-        </w:trPr>
-        <w:tc>
-          <w:tcPr>
-            <w:tcW w:w="3888" w:type="dxa"/>
-          </w:tcPr>
-          <w:p>
-            <w:pPr>
-              <w:spacing w:after="40"/>
-            </w:pPr>
-            <w:proofErr w:type="spellStart"/>
-            <w:r>
-              <w:rPr>
-                <w:sz w:val="18"/>
-              </w:rPr>
-              <w:t>last_seen_at</w:t>
-            </w:r>
-            <w:proofErr w:type="spellEnd"/>
-          </w:p>
-        </w:tc>
-        <w:tc>
-          <w:tcPr>
-            <w:tcW w:w="6912" w:type="dxa"/>
-          </w:tcPr>
-          <w:p>
-            <w:pPr>
-              <w:spacing w:after="40"/>
-            </w:pPr>
-            <w:r>
-              <w:rPr>
-                <w:sz w:val="18"/>
-              </w:rPr>
-              <w:t>Latest successful complete observation time.</w:t>
-            </w:r>
-          </w:p>
-        </w:tc>
-      </w:tr>
-      <w:tr>
-        <w:trPr>
-          <w:jc w:val="center"/>
-        </w:trPr>
-        <w:tc>
-          <w:tcPr>
-            <w:tcW w:w="3888" w:type="dxa"/>
-          </w:tcPr>
-          <w:p>
-            <w:pPr>
-              <w:spacing w:after="40"/>
-            </w:pPr>
-            <w:proofErr w:type="spellStart"/>
-            <w:r>
-              <w:rPr>
-                <w:sz w:val="18"/>
-              </w:rPr>
-              <w:t>last_seen_processing_job_id</w:t>
-            </w:r>
-            <w:proofErr w:type="spellEnd"/>
-          </w:p>
-        </w:tc>
-        <w:tc>
-          <w:tcPr>
-            <w:tcW w:w="6912" w:type="dxa"/>
-          </w:tcPr>
-          <w:p>
-            <w:pPr>
-              <w:spacing w:after="40"/>
-            </w:pPr>
-            <w:r>
-              <w:rPr>
-                <w:sz w:val="18"/>
-              </w:rPr>
-              <w:t>Processing Job associated with the latest successful complete observation.</w:t>
-            </w:r>
-          </w:p>
-        </w:tc>
-      </w:tr>
-      <w:tr>
-        <w:trPr>
-          <w:jc w:val="center"/>
-        </w:trPr>
-        <w:tc>
-          <w:tcPr>
-            <w:tcW w:w="3888" w:type="dxa"/>
-          </w:tcPr>
-          <w:p>
-            <w:pPr>
-              <w:spacing w:after="40"/>
-            </w:pPr>
-            <w:proofErr w:type="spellStart"/>
-            <w:r>
-              <w:rPr>
-                <w:sz w:val="18"/>
-              </w:rPr>
-              <w:t>is_active</w:t>
-            </w:r>
-            <w:proofErr w:type="spellEnd"/>
-          </w:p>
-        </w:tc>
-        <w:tc>
-          <w:tcPr>
-            <w:tcW w:w="6912" w:type="dxa"/>
-          </w:tcPr>
-          <w:p>
-            <w:pPr>
-              <w:spacing w:after="40"/>
-            </w:pPr>
-            <w:r>
-              <w:rPr>
-                <w:sz w:val="18"/>
-              </w:rPr>
-              <w:t>Whether the Container exists in the latest successful complete observation.</w:t>
-            </w:r>
-          </w:p>
-        </w:tc>
-      </w:tr>
-    </w:tbl>
-    <w:p>
-      <w:pPr>
-        <w:spacing w:after="100" w:line="252" w:lineRule="auto"/>
-      </w:pPr>
-      <w:r>
-        <w:t xml:space="preserve">The approved uniqueness rule is </w:t>
-      </w:r>
-      <w:proofErr w:type="spellStart"/>
-      <w:r>
-        <w:t>source_id</w:t>
-      </w:r>
-      <w:proofErr w:type="spellEnd"/>
-      <w:r>
-        <w:t xml:space="preserve"> + </w:t>
-      </w:r>
-      <w:proofErr w:type="spellStart"/>
-      <w:r>
-        <w:t>source_object_id</w:t>
-      </w:r>
-      <w:proofErr w:type="spellEnd"/>
-      <w:r>
-        <w:t xml:space="preserve">. </w:t>
-      </w:r>
-      <w:proofErr w:type="spellStart"/>
-      <w:r>
-        <w:t>parent_source_object_id</w:t>
-      </w:r>
-      <w:proofErr w:type="spellEnd"/>
-      <w:r>
-        <w:t xml:space="preserve"> is not an </w:t>
-      </w:r>
-      <w:proofErr w:type="spellStart"/>
-      <w:r>
-        <w:t>AlphaOmega</w:t>
-      </w:r>
-      <w:proofErr w:type="spellEnd"/>
-      <w:r>
-        <w:t xml:space="preserve"> database foreign key because it is Source-of-Truth identity. Rename or move does not replace </w:t>
-      </w:r>
-      <w:proofErr w:type="spellStart"/>
-      <w:r>
-        <w:t>AlphaOmega</w:t>
-      </w:r>
-      <w:proofErr w:type="spellEnd"/>
-      <w:r>
-        <w:t xml:space="preserve"> Container identity when </w:t>
-      </w:r>
-      <w:proofErr w:type="spellStart"/>
-      <w:r>
-        <w:t>source_object_id</w:t>
-      </w:r>
-      <w:proofErr w:type="spellEnd"/>
-      <w:r>
-        <w:t xml:space="preserve"> remains the same.</w:t>
+        <w:t>FUTURE DESIGN</w:t>
       </w:r>
     </w:p>
     <w:p>
       <w:pPr>
-        <w:pStyle w:val="Heading1"/>
         <w:spacing w:after="100" w:line="252" w:lineRule="auto"/>
       </w:pPr>
       <w:r>
-        <w:t>21. Approved Synchronization Run Persistence</w:t>
-      </w:r>
-    </w:p>
-    <w:p>
-      <w:pPr>
-        <w:spacing w:after="100" w:line="252" w:lineRule="auto"/>
-      </w:pPr>
-      <w:r>
-        <w:rPr>
-          <w:b/>
-        </w:rPr>
-        <w:t xml:space="preserve">Status: </w:t>
-      </w:r>
-      <w:r>
-        <w:t>CANONICAL DATA MODEL / NOT IMPLEMENTED</w:t>
-      </w:r>
-    </w:p>
-    <w:tbl>
-      <w:tblPr>
-        <w:tblStyle w:val="TableGrid"/>
-        <w:tblW w:w="0" w:type="auto"/>
-        <w:jc w:val="center"/>
-        <w:tblLook w:val="04A0" w:firstRow="1" w:lastRow="0" w:firstColumn="1" w:lastColumn="0" w:noHBand="0" w:noVBand="1"/>
-      </w:tblPr>
-      <w:tblGrid>
-        <w:gridCol w:w="3577"/>
-        <w:gridCol w:w="6575"/>
-      </w:tblGrid>
-      <w:tr>
-        <w:trPr>
-          <w:tblHeader/>
-          <w:jc w:val="center"/>
-        </w:trPr>
-        <w:tc>
-          <w:tcPr>
-            <w:tcW w:w="3744" w:type="dxa"/>
-            <w:shd w:val="clear" w:color="auto" w:fill="D9EAF7"/>
-            <w:vAlign w:val="center"/>
-          </w:tcPr>
-          <w:p>
-            <w:pPr>
-              <w:spacing w:after="40"/>
-            </w:pPr>
-            <w:r>
-              <w:rPr>
-                <w:b/>
-                <w:sz w:val="18"/>
-              </w:rPr>
-              <w:t>Field</w:t>
-            </w:r>
-          </w:p>
-        </w:tc>
-        <w:tc>
-          <w:tcPr>
-            <w:tcW w:w="7056" w:type="dxa"/>
-            <w:shd w:val="clear" w:color="auto" w:fill="D9EAF7"/>
-            <w:vAlign w:val="center"/>
-          </w:tcPr>
-          <w:p>
-            <w:pPr>
-              <w:spacing w:after="40"/>
-            </w:pPr>
-            <w:r>
-              <w:rPr>
-                <w:b/>
-                <w:sz w:val="18"/>
-              </w:rPr>
-              <w:t>Meaning</w:t>
-            </w:r>
-          </w:p>
-        </w:tc>
-      </w:tr>
-      <w:tr>
-        <w:trPr>
-          <w:jc w:val="center"/>
-        </w:trPr>
-        <w:tc>
-          <w:tcPr>
-            <w:tcW w:w="3744" w:type="dxa"/>
-          </w:tcPr>
-          <w:p>
-            <w:pPr>
-              <w:spacing w:after="40"/>
-            </w:pPr>
-            <w:r>
-              <w:rPr>
-                <w:sz w:val="18"/>
-              </w:rPr>
-              <w:t>id</w:t>
-            </w:r>
-          </w:p>
-        </w:tc>
-        <w:tc>
-          <w:tcPr>
-            <w:tcW w:w="7056" w:type="dxa"/>
-          </w:tcPr>
-          <w:p>
-            <w:pPr>
-              <w:spacing w:after="40"/>
-            </w:pPr>
-            <w:proofErr w:type="spellStart"/>
-            <w:r>
-              <w:rPr>
-                <w:sz w:val="18"/>
-              </w:rPr>
-              <w:t>AlphaOmega</w:t>
-            </w:r>
-            <w:proofErr w:type="spellEnd"/>
-            <w:r>
-              <w:rPr>
-                <w:sz w:val="18"/>
-              </w:rPr>
-              <w:t xml:space="preserve"> Synchronization Run UUID.</w:t>
-            </w:r>
-          </w:p>
-        </w:tc>
-      </w:tr>
-      <w:tr>
-        <w:trPr>
-          <w:jc w:val="center"/>
-        </w:trPr>
-        <w:tc>
-          <w:tcPr>
-            <w:tcW w:w="3744" w:type="dxa"/>
-          </w:tcPr>
-          <w:p>
-            <w:pPr>
-              <w:spacing w:after="40"/>
-            </w:pPr>
-            <w:proofErr w:type="spellStart"/>
-            <w:r>
-              <w:rPr>
-                <w:sz w:val="18"/>
-              </w:rPr>
-              <w:t>processing_job_id</w:t>
-            </w:r>
-            <w:proofErr w:type="spellEnd"/>
-          </w:p>
-        </w:tc>
-        <w:tc>
-          <w:tcPr>
-            <w:tcW w:w="7056" w:type="dxa"/>
-          </w:tcPr>
-          <w:p>
-            <w:pPr>
-              <w:spacing w:after="40"/>
-            </w:pPr>
-            <w:r>
-              <w:rPr>
-                <w:sz w:val="18"/>
-              </w:rPr>
-              <w:t>One-to-one link to the generic Processing Job.</w:t>
-            </w:r>
-          </w:p>
-        </w:tc>
-      </w:tr>
-      <w:tr>
-        <w:trPr>
-          <w:jc w:val="center"/>
-        </w:trPr>
-        <w:tc>
-          <w:tcPr>
-            <w:tcW w:w="3744" w:type="dxa"/>
-          </w:tcPr>
-          <w:p>
-            <w:pPr>
-              <w:spacing w:after="40"/>
-            </w:pPr>
-            <w:proofErr w:type="spellStart"/>
-            <w:r>
-              <w:rPr>
-                <w:sz w:val="18"/>
-              </w:rPr>
-              <w:t>source_id</w:t>
-            </w:r>
-            <w:proofErr w:type="spellEnd"/>
-          </w:p>
-        </w:tc>
-        <w:tc>
-          <w:tcPr>
-            <w:tcW w:w="7056" w:type="dxa"/>
-          </w:tcPr>
-          <w:p>
-            <w:pPr>
-              <w:spacing w:after="40"/>
-            </w:pPr>
-            <w:r>
-              <w:rPr>
-                <w:sz w:val="18"/>
-              </w:rPr>
-              <w:t>Approved Source.</w:t>
-            </w:r>
-          </w:p>
-        </w:tc>
-      </w:tr>
-      <w:tr>
-        <w:trPr>
-          <w:jc w:val="center"/>
-        </w:trPr>
-        <w:tc>
-          <w:tcPr>
-            <w:tcW w:w="3744" w:type="dxa"/>
-          </w:tcPr>
-          <w:p>
-            <w:pPr>
-              <w:spacing w:after="40"/>
-            </w:pPr>
-            <w:proofErr w:type="spellStart"/>
-            <w:r>
-              <w:rPr>
-                <w:sz w:val="18"/>
-              </w:rPr>
-              <w:t>source_container_id</w:t>
-            </w:r>
-            <w:proofErr w:type="spellEnd"/>
-          </w:p>
-        </w:tc>
-        <w:tc>
-          <w:tcPr>
-            <w:tcW w:w="7056" w:type="dxa"/>
-          </w:tcPr>
-          <w:p>
-            <w:pPr>
-              <w:spacing w:after="40"/>
-            </w:pPr>
-            <w:r>
-              <w:rPr>
-                <w:sz w:val="18"/>
-              </w:rPr>
-              <w:t>Approved persisted Source Container scope.</w:t>
-            </w:r>
-          </w:p>
-        </w:tc>
-      </w:tr>
-    </w:tbl>
-    <w:p>
-      <w:pPr>
-        <w:spacing w:after="100" w:line="252" w:lineRule="auto"/>
-      </w:pPr>
-      <w:proofErr w:type="spellStart"/>
-      <w:r>
-        <w:t>processing_jobs</w:t>
-      </w:r>
-      <w:proofErr w:type="spellEnd"/>
-      <w:r>
-        <w:t xml:space="preserve"> owns generic lifecycle. </w:t>
-      </w:r>
-      <w:proofErr w:type="spellStart"/>
-      <w:r>
-        <w:t>sync_runs</w:t>
-      </w:r>
-      <w:proofErr w:type="spellEnd"/>
-      <w:r>
-        <w:t xml:space="preserve"> owns synchronization-specific approved scope. </w:t>
-      </w:r>
-      <w:proofErr w:type="spellStart"/>
-      <w:r>
-        <w:t>source_containers</w:t>
-      </w:r>
-      <w:proofErr w:type="spellEnd"/>
-      <w:r>
-        <w:t xml:space="preserve"> owns persisted Container identity. The approved model does not duplicate generic status, timing, or failure fields into </w:t>
-      </w:r>
-      <w:proofErr w:type="spellStart"/>
-      <w:r>
-        <w:t>sync_runs</w:t>
-      </w:r>
-      <w:proofErr w:type="spellEnd"/>
-      <w:r>
-        <w:t>.</w:t>
-      </w:r>
-    </w:p>
-    <w:p>
-      <w:pPr>
-        <w:pStyle w:val="Heading1"/>
-        <w:spacing w:after="100" w:line="252" w:lineRule="auto"/>
-      </w:pPr>
-      <w:r>
-        <w:t>22. Approved Source Container Refresh Gap</w:t>
-      </w:r>
-    </w:p>
-    <w:p>
-      <w:pPr>
-        <w:spacing w:after="100" w:line="252" w:lineRule="auto"/>
-      </w:pPr>
-      <w:r>
-        <w:rPr>
-          <w:b/>
-        </w:rPr>
-        <w:t xml:space="preserve">Status: </w:t>
-      </w:r>
-      <w:r>
-        <w:t>APPROVED / NOT IMPLEMENTED</w:t>
-      </w:r>
-    </w:p>
-    <w:p>
-      <w:pPr>
-        <w:pStyle w:val="ListNumber"/>
-        <w:spacing w:after="100" w:line="252" w:lineRule="auto"/>
-      </w:pPr>
-      <w:r>
-        <w:t>Resolve the registered Source.</w:t>
-      </w:r>
-    </w:p>
-    <w:p>
-      <w:pPr>
-        <w:pStyle w:val="ListNumber"/>
-        <w:spacing w:after="100" w:line="252" w:lineRule="auto"/>
-      </w:pPr>
-      <w:r>
-        <w:t>Reserve/create the operation according to the production admission model.</w:t>
-      </w:r>
-    </w:p>
-    <w:p>
-      <w:pPr>
-        <w:pStyle w:val="ListNumber"/>
-        <w:spacing w:after="100" w:line="252" w:lineRule="auto"/>
-      </w:pPr>
-      <w:r>
-        <w:t>Obtain a complete Container observation through the responsible Connector.</w:t>
-      </w:r>
-    </w:p>
-    <w:p>
-      <w:pPr>
-        <w:pStyle w:val="ListNumber"/>
-        <w:spacing w:after="100" w:line="252" w:lineRule="auto"/>
-      </w:pPr>
-      <w:r>
-        <w:t>Validate that the observation is complete.</w:t>
-      </w:r>
-    </w:p>
-    <w:p>
-      <w:pPr>
-        <w:pStyle w:val="ListNumber"/>
-        <w:spacing w:after="100" w:line="252" w:lineRule="auto"/>
-      </w:pPr>
-      <w:r>
-        <w:t xml:space="preserve">Compare observed Source structure with </w:t>
-      </w:r>
-      <w:proofErr w:type="spellStart"/>
-      <w:r>
-        <w:t>source_containers</w:t>
-      </w:r>
-      <w:proofErr w:type="spellEnd"/>
-      <w:r>
-        <w:t>.</w:t>
-      </w:r>
-    </w:p>
-    <w:p>
-      <w:pPr>
-        <w:pStyle w:val="ListNumber"/>
-        <w:spacing w:after="100" w:line="252" w:lineRule="auto"/>
-      </w:pPr>
-      <w:r>
-        <w:t>Atomically add new Containers, update current facts, reactivate returning Containers, and inactivate only Containers proven absent.</w:t>
-      </w:r>
-    </w:p>
-    <w:p>
-      <w:pPr>
-        <w:pStyle w:val="ListNumber"/>
-        <w:spacing w:after="100" w:line="252" w:lineRule="auto"/>
-      </w:pPr>
-      <w:r>
-        <w:t>Complete or fail the Processing Job.</w:t>
-      </w:r>
-    </w:p>
-    <w:p>
-      <w:pPr>
-        <w:spacing w:after="100" w:line="252" w:lineRule="auto"/>
-      </w:pPr>
-      <w:r>
-        <w:lastRenderedPageBreak/>
-        <w:t>A failed or partial observation is never evidence that an unobserved Container disappeared. Refresh reserves the whole Source against synchronization while reconciliation is authoritative.</w:t>
-      </w:r>
-    </w:p>
-    <w:p>
-      <w:pPr>
-        <w:spacing w:after="100" w:line="252" w:lineRule="auto"/>
-      </w:pPr>
-      <w:r>
-        <w:t>The exact production service class, repository class, Connector refresh interface, transaction mechanism, and file locations remain unimplemented and shall not be invented by this guide.</w:t>
-      </w:r>
-    </w:p>
-    <w:p>
-      <w:pPr>
-        <w:pStyle w:val="Heading1"/>
-        <w:spacing w:after="100" w:line="252" w:lineRule="auto"/>
-      </w:pPr>
-      <w:r>
-        <w:t>23. Approved Concurrency and Atomic Reservation Gap</w:t>
-      </w:r>
-    </w:p>
-    <w:p>
-      <w:pPr>
-        <w:spacing w:after="100" w:line="252" w:lineRule="auto"/>
-      </w:pPr>
-      <w:r>
-        <w:rPr>
-          <w:b/>
-        </w:rPr>
-        <w:t xml:space="preserve">Status: </w:t>
-      </w:r>
-      <w:r>
-        <w:t>APPROVED / NOT IMPLEMENTED</w:t>
-      </w:r>
-    </w:p>
-    <w:tbl>
-      <w:tblPr>
-        <w:tblStyle w:val="TableGrid"/>
-        <w:tblW w:w="0" w:type="auto"/>
-        <w:jc w:val="center"/>
-        <w:tblLook w:val="04A0" w:firstRow="1" w:lastRow="0" w:firstColumn="1" w:lastColumn="0" w:noHBand="0" w:noVBand="1"/>
-      </w:tblPr>
-      <w:tblGrid>
-        <w:gridCol w:w="4372"/>
-        <w:gridCol w:w="5780"/>
-      </w:tblGrid>
-      <w:tr>
-        <w:trPr>
-          <w:tblHeader/>
-          <w:jc w:val="center"/>
-        </w:trPr>
-        <w:tc>
-          <w:tcPr>
-            <w:tcW w:w="4608" w:type="dxa"/>
-            <w:shd w:val="clear" w:color="auto" w:fill="D9EAF7"/>
-            <w:vAlign w:val="center"/>
-          </w:tcPr>
-          <w:p>
-            <w:pPr>
-              <w:spacing w:after="40"/>
-            </w:pPr>
-            <w:r>
-              <w:rPr>
-                <w:b/>
-                <w:sz w:val="18"/>
-              </w:rPr>
-              <w:t>Relationship</w:t>
-            </w:r>
-          </w:p>
-        </w:tc>
-        <w:tc>
-          <w:tcPr>
-            <w:tcW w:w="6192" w:type="dxa"/>
-            <w:shd w:val="clear" w:color="auto" w:fill="D9EAF7"/>
-            <w:vAlign w:val="center"/>
-          </w:tcPr>
-          <w:p>
-            <w:pPr>
-              <w:spacing w:after="40"/>
-            </w:pPr>
-            <w:r>
-              <w:rPr>
-                <w:b/>
-                <w:sz w:val="18"/>
-              </w:rPr>
-              <w:t>Approved behavior</w:t>
-            </w:r>
-          </w:p>
-        </w:tc>
-      </w:tr>
-      <w:tr>
-        <w:trPr>
-          <w:jc w:val="center"/>
-        </w:trPr>
-        <w:tc>
-          <w:tcPr>
-            <w:tcW w:w="4608" w:type="dxa"/>
-          </w:tcPr>
-          <w:p>
-            <w:pPr>
-              <w:spacing w:after="40"/>
-            </w:pPr>
-            <w:r>
-              <w:rPr>
-                <w:sz w:val="18"/>
-              </w:rPr>
-              <w:t>Same Source + same Container</w:t>
-            </w:r>
-          </w:p>
-        </w:tc>
-        <w:tc>
-          <w:tcPr>
-            <w:tcW w:w="6192" w:type="dxa"/>
-          </w:tcPr>
-          <w:p>
-            <w:pPr>
-              <w:spacing w:after="40"/>
-            </w:pPr>
-            <w:r>
-              <w:rPr>
-                <w:sz w:val="18"/>
-              </w:rPr>
-              <w:t>Conflict.</w:t>
-            </w:r>
-          </w:p>
-        </w:tc>
-      </w:tr>
-      <w:tr>
-        <w:trPr>
-          <w:jc w:val="center"/>
-        </w:trPr>
-        <w:tc>
-          <w:tcPr>
-            <w:tcW w:w="4608" w:type="dxa"/>
-          </w:tcPr>
-          <w:p>
-            <w:pPr>
-              <w:spacing w:after="40"/>
-            </w:pPr>
-            <w:r>
-              <w:rPr>
-                <w:sz w:val="18"/>
-              </w:rPr>
-              <w:t>Same Source + ancestor/descendant Container</w:t>
-            </w:r>
-          </w:p>
-        </w:tc>
-        <w:tc>
-          <w:tcPr>
-            <w:tcW w:w="6192" w:type="dxa"/>
-          </w:tcPr>
-          <w:p>
-            <w:pPr>
-              <w:spacing w:after="40"/>
-            </w:pPr>
-            <w:r>
-              <w:rPr>
-                <w:sz w:val="18"/>
-              </w:rPr>
-              <w:t>Conflict.</w:t>
-            </w:r>
-          </w:p>
-        </w:tc>
-      </w:tr>
-      <w:tr>
-        <w:trPr>
-          <w:jc w:val="center"/>
-        </w:trPr>
-        <w:tc>
-          <w:tcPr>
-            <w:tcW w:w="4608" w:type="dxa"/>
-          </w:tcPr>
-          <w:p>
-            <w:pPr>
-              <w:spacing w:after="40"/>
-            </w:pPr>
-            <w:r>
-              <w:rPr>
-                <w:sz w:val="18"/>
-              </w:rPr>
-              <w:t>Same Source + sibling/disjoint Containers</w:t>
-            </w:r>
-          </w:p>
-        </w:tc>
-        <w:tc>
-          <w:tcPr>
-            <w:tcW w:w="6192" w:type="dxa"/>
-          </w:tcPr>
-          <w:p>
-            <w:pPr>
-              <w:spacing w:after="40"/>
-            </w:pPr>
-            <w:r>
-              <w:rPr>
-                <w:sz w:val="18"/>
-              </w:rPr>
-              <w:t>May run concurrently.</w:t>
-            </w:r>
-          </w:p>
-        </w:tc>
-      </w:tr>
-      <w:tr>
-        <w:trPr>
-          <w:jc w:val="center"/>
-        </w:trPr>
-        <w:tc>
-          <w:tcPr>
-            <w:tcW w:w="4608" w:type="dxa"/>
-          </w:tcPr>
-          <w:p>
-            <w:pPr>
-              <w:spacing w:after="40"/>
-            </w:pPr>
-            <w:r>
-              <w:rPr>
-                <w:sz w:val="18"/>
-              </w:rPr>
-              <w:t>Different Sources</w:t>
-            </w:r>
-          </w:p>
-        </w:tc>
-        <w:tc>
-          <w:tcPr>
-            <w:tcW w:w="6192" w:type="dxa"/>
-          </w:tcPr>
-          <w:p>
-            <w:pPr>
-              <w:spacing w:after="40"/>
-            </w:pPr>
-            <w:r>
-              <w:rPr>
-                <w:sz w:val="18"/>
-              </w:rPr>
-              <w:t>May run concurrently unless another explicit constraint applies.</w:t>
-            </w:r>
-          </w:p>
-        </w:tc>
-      </w:tr>
-      <w:tr>
-        <w:trPr>
-          <w:jc w:val="center"/>
-        </w:trPr>
-        <w:tc>
-          <w:tcPr>
-            <w:tcW w:w="4608" w:type="dxa"/>
-          </w:tcPr>
-          <w:p>
-            <w:pPr>
-              <w:spacing w:after="40"/>
-            </w:pPr>
-            <w:r>
-              <w:rPr>
-                <w:sz w:val="18"/>
-              </w:rPr>
-              <w:t>Source Container Refresh</w:t>
-            </w:r>
-          </w:p>
-        </w:tc>
-        <w:tc>
-          <w:tcPr>
-            <w:tcW w:w="6192" w:type="dxa"/>
-          </w:tcPr>
-          <w:p>
-            <w:pPr>
-              <w:spacing w:after="40"/>
-            </w:pPr>
-            <w:r>
-              <w:rPr>
-                <w:sz w:val="18"/>
-              </w:rPr>
-              <w:t>Reserves the complete Source and conflicts with synchronization against that Source.</w:t>
-            </w:r>
-          </w:p>
-        </w:tc>
-      </w:tr>
-    </w:tbl>
-    <w:p>
-      <w:pPr>
-        <w:spacing w:after="100" w:line="252" w:lineRule="auto"/>
-      </w:pPr>
-      <w:r>
-        <w:t>A preliminary conflict check may improve responsiveness, but authoritative protection must occur during an all-or-nothing reservation immediately before production operational records are created.</w:t>
-      </w:r>
-    </w:p>
-    <w:p>
-      <w:pPr>
-        <w:pStyle w:val="Heading1"/>
-        <w:spacing w:after="100" w:line="252" w:lineRule="auto"/>
-      </w:pPr>
-      <w:r>
-        <w:t>24. Approved Production Authentication Gap</w:t>
-      </w:r>
-    </w:p>
-    <w:p>
-      <w:pPr>
-        <w:spacing w:after="100" w:line="252" w:lineRule="auto"/>
-      </w:pPr>
-      <w:r>
-        <w:rPr>
-          <w:b/>
-        </w:rPr>
-        <w:t xml:space="preserve">Status: </w:t>
-      </w:r>
-      <w:r>
-        <w:t>APPROVED / NOT IMPLEMENTED</w:t>
-      </w:r>
-    </w:p>
-    <w:p>
-      <w:pPr>
-        <w:pStyle w:val="ListBullet"/>
-        <w:spacing w:after="100" w:line="252" w:lineRule="auto"/>
-      </w:pPr>
-      <w:r>
-        <w:t>Use valid cached authentication or silent renewal where possible.</w:t>
-      </w:r>
-    </w:p>
-    <w:p>
-      <w:pPr>
-        <w:pStyle w:val="ListBullet"/>
-        <w:spacing w:after="100" w:line="252" w:lineRule="auto"/>
-      </w:pPr>
-      <w:r>
-        <w:t>If interactive authentication is required before reservation, return interactive-authentication-required and do not create a failed Processing Job.</w:t>
-      </w:r>
-    </w:p>
-    <w:p>
-      <w:pPr>
-        <w:pStyle w:val="ListBullet"/>
-        <w:spacing w:after="100" w:line="252" w:lineRule="auto"/>
-      </w:pPr>
-      <w:r>
-        <w:t>If authentication becomes insufficient after execution starts, silent renewal may be attempted.</w:t>
-      </w:r>
-    </w:p>
-    <w:p>
-      <w:pPr>
-        <w:pStyle w:val="ListBullet"/>
-        <w:spacing w:after="100" w:line="252" w:lineRule="auto"/>
-      </w:pPr>
-      <w:r>
-        <w:t>If human interaction remains required after execution begins, fail the operation explicitly rather than waiting indefinitely.</w:t>
-      </w:r>
-    </w:p>
-    <w:p>
-      <w:pPr>
-        <w:pStyle w:val="ListBullet"/>
-        <w:spacing w:after="100" w:line="252" w:lineRule="auto"/>
-      </w:pPr>
-      <w:r>
-        <w:t>Connector infrastructure does not own UI presentation behavior.</w:t>
-      </w:r>
-    </w:p>
-    <w:p>
-      <w:pPr>
-        <w:pStyle w:val="Heading1"/>
-        <w:spacing w:after="100" w:line="252" w:lineRule="auto"/>
-      </w:pPr>
-      <w:r>
-        <w:t>25. Rejected Request Persistence Design</w:t>
-      </w:r>
-    </w:p>
-    <w:p>
-      <w:pPr>
-        <w:spacing w:after="100" w:line="252" w:lineRule="auto"/>
-      </w:pPr>
-      <w:r>
-        <w:rPr>
-          <w:b/>
-        </w:rPr>
-        <w:t xml:space="preserve">Status: </w:t>
-      </w:r>
-      <w:r>
-        <w:t>DESIGN IN PROGRESS / NOT YET CANONICAL</w:t>
-      </w:r>
-    </w:p>
-    <w:p>
-      <w:pPr>
-        <w:spacing w:after="100" w:line="252" w:lineRule="auto"/>
-      </w:pPr>
-      <w:r>
-        <w:t xml:space="preserve">Lab 8 identified a future need to preserve durable information about operational requests that reach </w:t>
-      </w:r>
-      <w:proofErr w:type="spellStart"/>
-      <w:r>
-        <w:t>AlphaOmega</w:t>
-      </w:r>
-      <w:proofErr w:type="spellEnd"/>
-      <w:r>
-        <w:t xml:space="preserve"> but are rejected before Processing Job creation, particularly for unattended or scheduled operation.</w:t>
-      </w:r>
-    </w:p>
-    <w:p>
-      <w:pPr>
-        <w:spacing w:after="100" w:line="252" w:lineRule="auto"/>
-      </w:pPr>
-      <w:r>
-        <w:t>The exact concept name, whether all requests or only rejected requests are persisted, ownership, lifecycle, relationship to approved Processing Jobs, minimum fields, retrieval interface, and database design remain unresolved. This guide records the design need without inventing an implementation.</w:t>
-      </w:r>
-    </w:p>
-    <w:p>
-      <w:pPr>
-        <w:pStyle w:val="Heading1"/>
-        <w:spacing w:after="100" w:line="252" w:lineRule="auto"/>
-      </w:pPr>
-      <w:r>
-        <w:t>26. Retry and Recovery Evolution</w:t>
-      </w:r>
-    </w:p>
-    <w:p>
-      <w:pPr>
-        <w:spacing w:after="100" w:line="252" w:lineRule="auto"/>
-      </w:pPr>
-      <w:r>
-        <w:rPr>
-          <w:b/>
-        </w:rPr>
-        <w:t xml:space="preserve">Status: </w:t>
-      </w:r>
-      <w:r>
-        <w:t>PARTIALLY IMPLEMENTED / FUTURE STANDARDIZATION</w:t>
-      </w:r>
-    </w:p>
-    <w:p>
-      <w:pPr>
-        <w:spacing w:after="100" w:line="252" w:lineRule="auto"/>
-      </w:pPr>
-      <w:r>
-        <w:t xml:space="preserve">Provider-specific retry already exists in </w:t>
-      </w:r>
-      <w:proofErr w:type="spellStart"/>
-      <w:r>
-        <w:t>GraphConnector</w:t>
-      </w:r>
-      <w:proofErr w:type="spellEnd"/>
-      <w:r>
-        <w:t xml:space="preserve"> for transient HTTP failures and Microsoft Graph throttling. Therefore future work is not simply 'add retries.' The unresolved design question is whether </w:t>
-      </w:r>
-      <w:proofErr w:type="spellStart"/>
-      <w:r>
-        <w:lastRenderedPageBreak/>
-        <w:t>AlphaOmega</w:t>
-      </w:r>
-      <w:proofErr w:type="spellEnd"/>
-      <w:r>
-        <w:t xml:space="preserve"> should standardize </w:t>
-      </w:r>
-      <w:proofErr w:type="spellStart"/>
-      <w:r>
-        <w:t>retryability</w:t>
-      </w:r>
-      <w:proofErr w:type="spellEnd"/>
-      <w:r>
-        <w:t xml:space="preserve"> classification, attempt limits, backoff, source-provided retry instructions, diagnostics, and stopping rules across operations and providers.</w:t>
-      </w:r>
-    </w:p>
-    <w:p>
-      <w:pPr>
-        <w:spacing w:after="100" w:line="252" w:lineRule="auto"/>
-      </w:pPr>
-      <w:r>
-        <w:t>Deterministic failures requiring code, configuration, authentication, or human action should not be repeatedly retried without a governing policy. Future retries should remain visible in operational records.</w:t>
-      </w:r>
-    </w:p>
-    <w:p>
-      <w:pPr>
-        <w:pStyle w:val="Heading1"/>
-        <w:spacing w:after="100" w:line="252" w:lineRule="auto"/>
-      </w:pPr>
-      <w:r>
-        <w:t>27. Source Integration Extension Direction</w:t>
-      </w:r>
-    </w:p>
-    <w:p>
-      <w:pPr>
-        <w:spacing w:after="100" w:line="252" w:lineRule="auto"/>
-      </w:pPr>
-      <w:r>
-        <w:rPr>
-          <w:b/>
-        </w:rPr>
-        <w:t xml:space="preserve">Status: </w:t>
-      </w:r>
-      <w:r>
-        <w:t>FUTURE DESIGN</w:t>
-      </w:r>
-    </w:p>
-    <w:p>
-      <w:pPr>
-        <w:spacing w:after="100" w:line="252" w:lineRule="auto"/>
-      </w:pPr>
-      <w:r>
-        <w:t xml:space="preserve">The current implementation already contains extension seams through </w:t>
+        <w:t xml:space="preserve">The current implementation already contains extension </w:t>
+      </w:r>
+      <w:proofErr w:type="gramStart"/>
+      <w:r>
+        <w:t>seams</w:t>
+      </w:r>
+      <w:proofErr w:type="gramEnd"/>
+      <w:r>
+        <w:t xml:space="preserve"> through </w:t>
       </w:r>
       <w:proofErr w:type="spellStart"/>
       <w:r>
@@ -16468,7 +15440,14 @@
               <w:rPr>
                 <w:sz w:val="18"/>
               </w:rPr>
-              <w:t>Potential future cleanup capability for image files; not part of current synchronization implementation.</w:t>
+              <w:t xml:space="preserve">Potential future cleanup capability for image files; not part of current </w:t>
+            </w:r>
+            <w:r>
+              <w:rPr>
+                <w:sz w:val="18"/>
+              </w:rPr>
+              <w:lastRenderedPageBreak/>
+              <w:t>synchronization implementation.</w:t>
             </w:r>
           </w:p>
         </w:tc>
@@ -16489,6 +15468,7 @@
               <w:rPr>
                 <w:sz w:val="18"/>
               </w:rPr>
+              <w:lastRenderedPageBreak/>
               <w:t>Unsupported type catalog</w:t>
             </w:r>
           </w:p>
@@ -16579,22 +15559,10 @@
               <w:rPr>
                 <w:sz w:val="18"/>
               </w:rPr>
-              <w:t>Future AIOS/</w:t>
+              <w:t>Future CYRIL/AlphaOmega operational design; not part of the current synchronization implementation.</w:t>
             </w:r>
             <w:proofErr w:type="spellStart"/>
-            <w:r>
-              <w:rPr>
-                <w:sz w:val="18"/>
-              </w:rPr>
-              <w:t>AlphaOmega</w:t>
-            </w:r>
             <w:proofErr w:type="spellEnd"/>
-            <w:r>
-              <w:rPr>
-                <w:sz w:val="18"/>
-              </w:rPr>
-              <w:t xml:space="preserve"> operational design; not part of the current synchronization implementation.</w:t>
-            </w:r>
           </w:p>
         </w:tc>
       </w:tr>
@@ -17259,7 +16227,6 @@
               <w:rPr>
                 <w:sz w:val="18"/>
               </w:rPr>
-              <w:lastRenderedPageBreak/>
               <w:t>Connector</w:t>
             </w:r>
           </w:p>
@@ -18426,6 +17393,7 @@
               <w:rPr>
                 <w:sz w:val="18"/>
               </w:rPr>
+              <w:lastRenderedPageBreak/>
               <w:t>Load</w:t>
             </w:r>
           </w:p>
@@ -18909,6 +17877,422 @@
           </w:p>
         </w:tc>
       </w:tr>
+      <w:tr>
+        <w:tc>
+          <w:tcPr>
+            <w:tcW w:type="dxa" w:w="1641"/>
+          </w:tcPr>
+          <w:p>
+            <w:r>
+              <w:t>Application</w:t>
+            </w:r>
+          </w:p>
+        </w:tc>
+        <w:tc>
+          <w:tcPr>
+            <w:tcW w:type="dxa" w:w="6163"/>
+          </w:tcPr>
+          <w:p>
+            <w:r>
+              <w:t>scripts/application/source_browsing_service.py</w:t>
+            </w:r>
+          </w:p>
+        </w:tc>
+        <w:tc>
+          <w:tcPr>
+            <w:tcW w:type="dxa" w:w="2348"/>
+          </w:tcPr>
+          <w:p>
+            <w:r>
+              <w:t>ACTIVE</w:t>
+            </w:r>
+          </w:p>
+        </w:tc>
+      </w:tr>
+      <w:tr>
+        <w:tc>
+          <w:tcPr>
+            <w:tcW w:type="dxa" w:w="1641"/>
+          </w:tcPr>
+          <w:p>
+            <w:r>
+              <w:t>Application</w:t>
+            </w:r>
+          </w:p>
+        </w:tc>
+        <w:tc>
+          <w:tcPr>
+            <w:tcW w:type="dxa" w:w="6163"/>
+          </w:tcPr>
+          <w:p>
+            <w:r>
+              <w:t>scripts/application/synchronization_admission_service.py</w:t>
+            </w:r>
+          </w:p>
+        </w:tc>
+        <w:tc>
+          <w:tcPr>
+            <w:tcW w:type="dxa" w:w="2348"/>
+          </w:tcPr>
+          <w:p>
+            <w:r>
+              <w:t>ACTIVE</w:t>
+            </w:r>
+          </w:p>
+        </w:tc>
+      </w:tr>
+      <w:tr>
+        <w:tc>
+          <w:tcPr>
+            <w:tcW w:type="dxa" w:w="1641"/>
+          </w:tcPr>
+          <w:p>
+            <w:r>
+              <w:t>Application</w:t>
+            </w:r>
+          </w:p>
+        </w:tc>
+        <w:tc>
+          <w:tcPr>
+            <w:tcW w:type="dxa" w:w="6163"/>
+          </w:tcPr>
+          <w:p>
+            <w:r>
+              <w:t>scripts/application/synchronization_preliminary_conflict_service.py</w:t>
+            </w:r>
+          </w:p>
+        </w:tc>
+        <w:tc>
+          <w:tcPr>
+            <w:tcW w:type="dxa" w:w="2348"/>
+          </w:tcPr>
+          <w:p>
+            <w:r>
+              <w:t>ACTIVE</w:t>
+            </w:r>
+          </w:p>
+        </w:tc>
+      </w:tr>
+      <w:tr>
+        <w:tc>
+          <w:tcPr>
+            <w:tcW w:type="dxa" w:w="1641"/>
+          </w:tcPr>
+          <w:p>
+            <w:r>
+              <w:t>Application</w:t>
+            </w:r>
+          </w:p>
+        </w:tc>
+        <w:tc>
+          <w:tcPr>
+            <w:tcW w:type="dxa" w:w="6163"/>
+          </w:tcPr>
+          <w:p>
+            <w:r>
+              <w:t>scripts/application/synchronization_scope_conflict_detector.py</w:t>
+            </w:r>
+          </w:p>
+        </w:tc>
+        <w:tc>
+          <w:tcPr>
+            <w:tcW w:type="dxa" w:w="2348"/>
+          </w:tcPr>
+          <w:p>
+            <w:r>
+              <w:t>ACTIVE</w:t>
+            </w:r>
+          </w:p>
+        </w:tc>
+      </w:tr>
+      <w:tr>
+        <w:tc>
+          <w:tcPr>
+            <w:tcW w:type="dxa" w:w="1641"/>
+          </w:tcPr>
+          <w:p>
+            <w:r>
+              <w:t>Application</w:t>
+            </w:r>
+          </w:p>
+        </w:tc>
+        <w:tc>
+          <w:tcPr>
+            <w:tcW w:type="dxa" w:w="6163"/>
+          </w:tcPr>
+          <w:p>
+            <w:r>
+              <w:t>scripts/application/synchronization_conflict_service.py</w:t>
+            </w:r>
+          </w:p>
+        </w:tc>
+        <w:tc>
+          <w:tcPr>
+            <w:tcW w:type="dxa" w:w="2348"/>
+          </w:tcPr>
+          <w:p>
+            <w:r>
+              <w:t>ACTIVE</w:t>
+            </w:r>
+          </w:p>
+        </w:tc>
+      </w:tr>
+      <w:tr>
+        <w:tc>
+          <w:tcPr>
+            <w:tcW w:type="dxa" w:w="1641"/>
+          </w:tcPr>
+          <w:p>
+            <w:r>
+              <w:t>Application</w:t>
+            </w:r>
+          </w:p>
+        </w:tc>
+        <w:tc>
+          <w:tcPr>
+            <w:tcW w:type="dxa" w:w="6163"/>
+          </w:tcPr>
+          <w:p>
+            <w:r>
+              <w:t>scripts/application/synchronization_connector_service.py</w:t>
+            </w:r>
+          </w:p>
+        </w:tc>
+        <w:tc>
+          <w:tcPr>
+            <w:tcW w:type="dxa" w:w="2348"/>
+          </w:tcPr>
+          <w:p>
+            <w:r>
+              <w:t>ACTIVE</w:t>
+            </w:r>
+          </w:p>
+        </w:tc>
+      </w:tr>
+      <w:tr>
+        <w:tc>
+          <w:tcPr>
+            <w:tcW w:type="dxa" w:w="1641"/>
+          </w:tcPr>
+          <w:p>
+            <w:r>
+              <w:t>Application</w:t>
+            </w:r>
+          </w:p>
+        </w:tc>
+        <w:tc>
+          <w:tcPr>
+            <w:tcW w:type="dxa" w:w="6163"/>
+          </w:tcPr>
+          <w:p>
+            <w:r>
+              <w:t>scripts/application/synchronization_execution_service.py</w:t>
+            </w:r>
+          </w:p>
+        </w:tc>
+        <w:tc>
+          <w:tcPr>
+            <w:tcW w:type="dxa" w:w="2348"/>
+          </w:tcPr>
+          <w:p>
+            <w:r>
+              <w:t>ACTIVE</w:t>
+            </w:r>
+          </w:p>
+        </w:tc>
+      </w:tr>
+      <w:tr>
+        <w:tc>
+          <w:tcPr>
+            <w:tcW w:type="dxa" w:w="1641"/>
+          </w:tcPr>
+          <w:p>
+            <w:r>
+              <w:t>Application</w:t>
+            </w:r>
+          </w:p>
+        </w:tc>
+        <w:tc>
+          <w:tcPr>
+            <w:tcW w:type="dxa" w:w="6163"/>
+          </w:tcPr>
+          <w:p>
+            <w:r>
+              <w:t>scripts/application/synchronization_application_service.py</w:t>
+            </w:r>
+          </w:p>
+        </w:tc>
+        <w:tc>
+          <w:tcPr>
+            <w:tcW w:type="dxa" w:w="2348"/>
+          </w:tcPr>
+          <w:p>
+            <w:r>
+              <w:t>ACTIVE</w:t>
+            </w:r>
+          </w:p>
+        </w:tc>
+      </w:tr>
+      <w:tr>
+        <w:tc>
+          <w:tcPr>
+            <w:tcW w:type="dxa" w:w="1641"/>
+          </w:tcPr>
+          <w:p>
+            <w:r>
+              <w:t>Application</w:t>
+            </w:r>
+          </w:p>
+        </w:tc>
+        <w:tc>
+          <w:tcPr>
+            <w:tcW w:type="dxa" w:w="6163"/>
+          </w:tcPr>
+          <w:p>
+            <w:r>
+              <w:t>scripts/application/synchronization_interaction_service.py</w:t>
+            </w:r>
+          </w:p>
+        </w:tc>
+        <w:tc>
+          <w:tcPr>
+            <w:tcW w:type="dxa" w:w="2348"/>
+          </w:tcPr>
+          <w:p>
+            <w:r>
+              <w:t>ACTIVE</w:t>
+            </w:r>
+          </w:p>
+        </w:tc>
+      </w:tr>
+      <w:tr>
+        <w:tc>
+          <w:tcPr>
+            <w:tcW w:type="dxa" w:w="1641"/>
+          </w:tcPr>
+          <w:p>
+            <w:r>
+              <w:t>Application</w:t>
+            </w:r>
+          </w:p>
+        </w:tc>
+        <w:tc>
+          <w:tcPr>
+            <w:tcW w:type="dxa" w:w="6163"/>
+          </w:tcPr>
+          <w:p>
+            <w:r>
+              <w:t>scripts/application/sync_runtime.py</w:t>
+            </w:r>
+          </w:p>
+        </w:tc>
+        <w:tc>
+          <w:tcPr>
+            <w:tcW w:type="dxa" w:w="2348"/>
+          </w:tcPr>
+          <w:p>
+            <w:r>
+              <w:t>ACTIVE</w:t>
+            </w:r>
+          </w:p>
+        </w:tc>
+      </w:tr>
+      <w:tr>
+        <w:tc>
+          <w:tcPr>
+            <w:tcW w:type="dxa" w:w="1641"/>
+          </w:tcPr>
+          <w:p>
+            <w:r>
+              <w:t>UI</w:t>
+            </w:r>
+          </w:p>
+        </w:tc>
+        <w:tc>
+          <w:tcPr>
+            <w:tcW w:type="dxa" w:w="6163"/>
+          </w:tcPr>
+          <w:p>
+            <w:r>
+              <w:t>scripts/ui/pywebview/synchronization_api.py</w:t>
+            </w:r>
+          </w:p>
+        </w:tc>
+        <w:tc>
+          <w:tcPr>
+            <w:tcW w:type="dxa" w:w="2348"/>
+          </w:tcPr>
+          <w:p>
+            <w:r>
+              <w:t>ACTIVE</w:t>
+            </w:r>
+          </w:p>
+        </w:tc>
+      </w:tr>
+      <w:tr>
+        <w:tc>
+          <w:tcPr>
+            <w:tcW w:type="dxa" w:w="1641"/>
+          </w:tcPr>
+          <w:p>
+            <w:r>
+              <w:t>UI</w:t>
+            </w:r>
+          </w:p>
+        </w:tc>
+        <w:tc>
+          <w:tcPr>
+            <w:tcW w:type="dxa" w:w="6163"/>
+          </w:tcPr>
+          <w:p>
+            <w:r>
+              <w:t>scripts/ui/pywebview/app.py</w:t>
+            </w:r>
+          </w:p>
+        </w:tc>
+        <w:tc>
+          <w:tcPr>
+            <w:tcW w:type="dxa" w:w="2348"/>
+          </w:tcPr>
+          <w:p>
+            <w:r>
+              <w:t>ACTIVE</w:t>
+            </w:r>
+          </w:p>
+        </w:tc>
+      </w:tr>
+      <w:tr>
+        <w:tc>
+          <w:tcPr>
+            <w:tcW w:type="dxa" w:w="1641"/>
+          </w:tcPr>
+          <w:p>
+            <w:r>
+              <w:t>UI</w:t>
+            </w:r>
+          </w:p>
+        </w:tc>
+        <w:tc>
+          <w:tcPr>
+            <w:tcW w:type="dxa" w:w="6163"/>
+          </w:tcPr>
+          <w:p>
+            <w:r>
+              <w:t>scripts/ui/pywebview/index.html</w:t>
+            </w:r>
+          </w:p>
+        </w:tc>
+        <w:tc>
+          <w:tcPr>
+            <w:tcW w:type="dxa" w:w="2348"/>
+          </w:tcPr>
+          <w:p>
+            <w:r>
+              <w:t>ACTIVE</w:t>
+            </w:r>
+          </w:p>
+        </w:tc>
+      </w:tr>
     </w:tbl>
     <w:p>
       <w:pPr>
@@ -18916,7 +18300,7 @@
         <w:spacing w:after="100" w:line="252" w:lineRule="auto"/>
       </w:pPr>
       <w:r>
-        <w:t>30. Reconstruction Traceability Matrix</w:t>
+        <w:t>30. Production Component Implementation Map</w:t>
       </w:r>
     </w:p>
     <w:p>
@@ -19230,7 +18614,6 @@
               <w:rPr>
                 <w:sz w:val="18"/>
               </w:rPr>
-              <w:lastRenderedPageBreak/>
               <w:t>Exception framework</w:t>
             </w:r>
           </w:p>
@@ -20011,6 +19394,7 @@
               <w:rPr>
                 <w:sz w:val="18"/>
               </w:rPr>
+              <w:lastRenderedPageBreak/>
               <w:t>Source Container persistence</w:t>
             </w:r>
           </w:p>
@@ -20268,1878 +19652,423 @@
           </w:p>
         </w:tc>
       </w:tr>
-    </w:tbl>
-    <w:p>
-      <w:pPr>
-        <w:pStyle w:val="Heading1"/>
-        <w:spacing w:after="100" w:line="252" w:lineRule="auto"/>
-      </w:pPr>
-      <w:r>
-        <w:t>Appendix A. Version Control</w:t>
-      </w:r>
-    </w:p>
-    <w:p>
-      <w:pPr>
-        <w:spacing w:after="100" w:line="252" w:lineRule="auto"/>
-      </w:pPr>
-      <w:r>
-        <w:t>This reconstruction preserves the benchmark document's implementation-status structure while replacing directory-level summaries with current source-confirmed component detail. The dispositions below describe the substantive treatment of the prior benchmark.</w:t>
-      </w:r>
-    </w:p>
-    <w:tbl>
-      <w:tblPr>
-        <w:tblStyle w:val="TableGrid"/>
-        <w:tblW w:w="0" w:type="auto"/>
-        <w:jc w:val="center"/>
-        <w:tblLook w:val="04A0" w:firstRow="1" w:lastRow="0" w:firstColumn="1" w:lastColumn="0" w:noHBand="0" w:noVBand="1"/>
-      </w:tblPr>
-      <w:tblGrid>
-        <w:gridCol w:w="2251"/>
-        <w:gridCol w:w="1930"/>
-        <w:gridCol w:w="1981"/>
-        <w:gridCol w:w="3990"/>
-      </w:tblGrid>
       <w:tr>
-        <w:trPr>
-          <w:tblHeader/>
-          <w:jc w:val="center"/>
-        </w:trPr>
-        <w:tc>
-          <w:tcPr>
-            <w:tcW w:w="2448" w:type="dxa"/>
-            <w:shd w:val="clear" w:color="auto" w:fill="D9EAF7"/>
-            <w:vAlign w:val="center"/>
-          </w:tcPr>
-          <w:p>
-            <w:pPr>
-              <w:spacing w:after="40"/>
-            </w:pPr>
-            <w:r>
-              <w:rPr>
-                <w:b/>
-                <w:sz w:val="18"/>
-              </w:rPr>
-              <w:t>Previous area</w:t>
-            </w:r>
-          </w:p>
-        </w:tc>
-        <w:tc>
-          <w:tcPr>
-            <w:tcW w:w="2160" w:type="dxa"/>
-            <w:shd w:val="clear" w:color="auto" w:fill="D9EAF7"/>
-            <w:vAlign w:val="center"/>
-          </w:tcPr>
-          <w:p>
-            <w:pPr>
-              <w:spacing w:after="40"/>
-            </w:pPr>
-            <w:r>
-              <w:rPr>
-                <w:b/>
-                <w:sz w:val="18"/>
-              </w:rPr>
-              <w:t>Current location</w:t>
-            </w:r>
-          </w:p>
-        </w:tc>
-        <w:tc>
-          <w:tcPr>
-            <w:tcW w:w="2160" w:type="dxa"/>
-            <w:shd w:val="clear" w:color="auto" w:fill="D9EAF7"/>
-            <w:vAlign w:val="center"/>
-          </w:tcPr>
-          <w:p>
-            <w:pPr>
-              <w:spacing w:after="40"/>
-            </w:pPr>
-            <w:r>
-              <w:rPr>
-                <w:b/>
-                <w:sz w:val="18"/>
-              </w:rPr>
-              <w:t>Disposition</w:t>
-            </w:r>
-          </w:p>
-        </w:tc>
-        <w:tc>
-          <w:tcPr>
-            <w:tcW w:w="4464" w:type="dxa"/>
-            <w:shd w:val="clear" w:color="auto" w:fill="D9EAF7"/>
-            <w:vAlign w:val="center"/>
-          </w:tcPr>
-          <w:p>
-            <w:pPr>
-              <w:spacing w:after="40"/>
-            </w:pPr>
-            <w:r>
-              <w:rPr>
-                <w:b/>
-                <w:sz w:val="18"/>
-              </w:rPr>
-              <w:t>Description / justification</w:t>
+        <w:tc>
+          <w:tcPr>
+            <w:tcW w:type="dxa" w:w="3010"/>
+          </w:tcPr>
+          <w:p>
+            <w:r>
+              <w:t>Source browsing</w:t>
+            </w:r>
+          </w:p>
+        </w:tc>
+        <w:tc>
+          <w:tcPr>
+            <w:tcW w:type="dxa" w:w="5120"/>
+          </w:tcPr>
+          <w:p>
+            <w:r>
+              <w:t>scripts/application/source_browsing_service.py</w:t>
+            </w:r>
+          </w:p>
+        </w:tc>
+        <w:tc>
+          <w:tcPr>
+            <w:tcW w:type="dxa" w:w="2022"/>
+          </w:tcPr>
+          <w:p>
+            <w:r>
+              <w:t>IMPLEMENTED / VALIDATED</w:t>
             </w:r>
           </w:p>
         </w:tc>
       </w:tr>
       <w:tr>
-        <w:trPr>
-          <w:jc w:val="center"/>
-        </w:trPr>
-        <w:tc>
-          <w:tcPr>
-            <w:tcW w:w="2448" w:type="dxa"/>
-          </w:tcPr>
-          <w:p>
-            <w:pPr>
-              <w:spacing w:after="40"/>
-            </w:pPr>
-            <w:r>
-              <w:rPr>
-                <w:sz w:val="18"/>
-              </w:rPr>
-              <w:t>Document purpose and authority</w:t>
-            </w:r>
-          </w:p>
-        </w:tc>
-        <w:tc>
-          <w:tcPr>
-            <w:tcW w:w="2160" w:type="dxa"/>
-          </w:tcPr>
-          <w:p>
-            <w:pPr>
-              <w:spacing w:after="40"/>
-            </w:pPr>
-            <w:r>
-              <w:rPr>
-                <w:sz w:val="18"/>
-              </w:rPr>
-              <w:t>Introduction</w:t>
-            </w:r>
-          </w:p>
-        </w:tc>
-        <w:tc>
-          <w:tcPr>
-            <w:tcW w:w="2160" w:type="dxa"/>
-          </w:tcPr>
-          <w:p>
-            <w:pPr>
-              <w:spacing w:after="40"/>
-            </w:pPr>
-            <w:r>
-              <w:rPr>
-                <w:sz w:val="18"/>
-              </w:rPr>
-              <w:t>UPDATED</w:t>
-            </w:r>
-          </w:p>
-        </w:tc>
-        <w:tc>
-          <w:tcPr>
-            <w:tcW w:w="4464" w:type="dxa"/>
-          </w:tcPr>
-          <w:p>
-            <w:pPr>
-              <w:spacing w:after="40"/>
-            </w:pPr>
-            <w:r>
-              <w:rPr>
-                <w:sz w:val="18"/>
-              </w:rPr>
-              <w:t>Preserved document taxonomy and strengthened source-code authority for implementation statements.</w:t>
+        <w:tc>
+          <w:tcPr>
+            <w:tcW w:type="dxa" w:w="3010"/>
+          </w:tcPr>
+          <w:p>
+            <w:r>
+              <w:t>Synchronization interaction boundary</w:t>
+            </w:r>
+          </w:p>
+        </w:tc>
+        <w:tc>
+          <w:tcPr>
+            <w:tcW w:type="dxa" w:w="5120"/>
+          </w:tcPr>
+          <w:p>
+            <w:r>
+              <w:t>scripts/application/synchronization_interaction_service.py</w:t>
+            </w:r>
+          </w:p>
+        </w:tc>
+        <w:tc>
+          <w:tcPr>
+            <w:tcW w:type="dxa" w:w="2022"/>
+          </w:tcPr>
+          <w:p>
+            <w:r>
+              <w:t>IMPLEMENTED / VALIDATED</w:t>
             </w:r>
           </w:p>
         </w:tc>
       </w:tr>
       <w:tr>
-        <w:trPr>
-          <w:jc w:val="center"/>
-        </w:trPr>
-        <w:tc>
-          <w:tcPr>
-            <w:tcW w:w="2448" w:type="dxa"/>
-          </w:tcPr>
-          <w:p>
-            <w:pPr>
-              <w:spacing w:after="40"/>
-            </w:pPr>
-            <w:r>
-              <w:rPr>
-                <w:sz w:val="18"/>
-              </w:rPr>
-              <w:t>Implementation status vocabulary</w:t>
-            </w:r>
-          </w:p>
-        </w:tc>
-        <w:tc>
-          <w:tcPr>
-            <w:tcW w:w="2160" w:type="dxa"/>
-          </w:tcPr>
-          <w:p>
-            <w:pPr>
-              <w:spacing w:after="40"/>
-            </w:pPr>
-            <w:r>
-              <w:rPr>
-                <w:sz w:val="18"/>
-              </w:rPr>
-              <w:t>Ch. 1</w:t>
-            </w:r>
-          </w:p>
-        </w:tc>
-        <w:tc>
-          <w:tcPr>
-            <w:tcW w:w="2160" w:type="dxa"/>
-          </w:tcPr>
-          <w:p>
-            <w:pPr>
-              <w:spacing w:after="40"/>
-            </w:pPr>
-            <w:r>
-              <w:rPr>
-                <w:sz w:val="18"/>
-              </w:rPr>
-              <w:t>PRESERVED / EXPANDED</w:t>
-            </w:r>
-          </w:p>
-        </w:tc>
-        <w:tc>
-          <w:tcPr>
-            <w:tcW w:w="4464" w:type="dxa"/>
-          </w:tcPr>
-          <w:p>
-            <w:pPr>
-              <w:spacing w:after="40"/>
-            </w:pPr>
-            <w:r>
-              <w:rPr>
-                <w:sz w:val="18"/>
-              </w:rPr>
-              <w:t>Added SUPERSEDED CANDIDATE to distinguish strong evidence from deletion-ready certainty.</w:t>
+        <w:tc>
+          <w:tcPr>
+            <w:tcW w:type="dxa" w:w="3010"/>
+          </w:tcPr>
+          <w:p>
+            <w:r>
+              <w:t>Production composition root</w:t>
+            </w:r>
+          </w:p>
+        </w:tc>
+        <w:tc>
+          <w:tcPr>
+            <w:tcW w:type="dxa" w:w="5120"/>
+          </w:tcPr>
+          <w:p>
+            <w:r>
+              <w:t>scripts/application/sync_runtime.py</w:t>
+            </w:r>
+          </w:p>
+        </w:tc>
+        <w:tc>
+          <w:tcPr>
+            <w:tcW w:type="dxa" w:w="2022"/>
+          </w:tcPr>
+          <w:p>
+            <w:r>
+              <w:t>IMPLEMENTED / VALIDATED</w:t>
             </w:r>
           </w:p>
         </w:tc>
       </w:tr>
       <w:tr>
-        <w:trPr>
-          <w:jc w:val="center"/>
-        </w:trPr>
-        <w:tc>
-          <w:tcPr>
-            <w:tcW w:w="2448" w:type="dxa"/>
-          </w:tcPr>
-          <w:p>
-            <w:pPr>
-              <w:spacing w:after="40"/>
-            </w:pPr>
-            <w:r>
-              <w:rPr>
-                <w:sz w:val="18"/>
-              </w:rPr>
-              <w:t>Project structure/runtime foundation</w:t>
-            </w:r>
-          </w:p>
-        </w:tc>
-        <w:tc>
-          <w:tcPr>
-            <w:tcW w:w="2160" w:type="dxa"/>
-          </w:tcPr>
-          <w:p>
-            <w:pPr>
-              <w:spacing w:after="40"/>
-            </w:pPr>
-            <w:r>
-              <w:rPr>
-                <w:sz w:val="18"/>
-              </w:rPr>
-              <w:t>Ch. 2</w:t>
-            </w:r>
-          </w:p>
-        </w:tc>
-        <w:tc>
-          <w:tcPr>
-            <w:tcW w:w="2160" w:type="dxa"/>
-          </w:tcPr>
-          <w:p>
-            <w:pPr>
-              <w:spacing w:after="40"/>
-            </w:pPr>
-            <w:r>
-              <w:rPr>
-                <w:sz w:val="18"/>
-              </w:rPr>
-              <w:t>UPDATED</w:t>
-            </w:r>
-          </w:p>
-        </w:tc>
-        <w:tc>
-          <w:tcPr>
-            <w:tcW w:w="4464" w:type="dxa"/>
-          </w:tcPr>
-          <w:p>
-            <w:pPr>
-              <w:spacing w:after="40"/>
-            </w:pPr>
-            <w:r>
-              <w:rPr>
-                <w:sz w:val="18"/>
-              </w:rPr>
-              <w:t>Corrected translator path to singular and expanded current tree responsibilities.</w:t>
+        <w:tc>
+          <w:tcPr>
+            <w:tcW w:type="dxa" w:w="3010"/>
+          </w:tcPr>
+          <w:p>
+            <w:r>
+              <w:t>Admission</w:t>
+            </w:r>
+          </w:p>
+        </w:tc>
+        <w:tc>
+          <w:tcPr>
+            <w:tcW w:type="dxa" w:w="5120"/>
+          </w:tcPr>
+          <w:p>
+            <w:r>
+              <w:t>scripts/application/synchronization_admission_service.py</w:t>
+            </w:r>
+          </w:p>
+        </w:tc>
+        <w:tc>
+          <w:tcPr>
+            <w:tcW w:type="dxa" w:w="2022"/>
+          </w:tcPr>
+          <w:p>
+            <w:r>
+              <w:t>IMPLEMENTED / VALIDATED</w:t>
             </w:r>
           </w:p>
         </w:tc>
       </w:tr>
       <w:tr>
-        <w:trPr>
-          <w:jc w:val="center"/>
-        </w:trPr>
-        <w:tc>
-          <w:tcPr>
-            <w:tcW w:w="2448" w:type="dxa"/>
-          </w:tcPr>
-          <w:p>
-            <w:pPr>
-              <w:spacing w:after="40"/>
-            </w:pPr>
-            <w:r>
-              <w:rPr>
-                <w:sz w:val="18"/>
-              </w:rPr>
-              <w:t>Shared synchronization framework</w:t>
-            </w:r>
-          </w:p>
-        </w:tc>
-        <w:tc>
-          <w:tcPr>
-            <w:tcW w:w="2160" w:type="dxa"/>
-          </w:tcPr>
-          <w:p>
-            <w:pPr>
-              <w:spacing w:after="40"/>
-            </w:pPr>
-            <w:r>
-              <w:rPr>
-                <w:sz w:val="18"/>
-              </w:rPr>
-              <w:t>Ch. 3</w:t>
-            </w:r>
-          </w:p>
-        </w:tc>
-        <w:tc>
-          <w:tcPr>
-            <w:tcW w:w="2160" w:type="dxa"/>
-          </w:tcPr>
-          <w:p>
-            <w:pPr>
-              <w:spacing w:after="40"/>
-            </w:pPr>
-            <w:r>
-              <w:rPr>
-                <w:sz w:val="18"/>
-              </w:rPr>
-              <w:t>EXPANDED</w:t>
-            </w:r>
-          </w:p>
-        </w:tc>
-        <w:tc>
-          <w:tcPr>
-            <w:tcW w:w="4464" w:type="dxa"/>
-          </w:tcPr>
-          <w:p>
-            <w:pPr>
-              <w:spacing w:after="40"/>
-            </w:pPr>
-            <w:r>
-              <w:rPr>
-                <w:sz w:val="18"/>
-              </w:rPr>
-              <w:t xml:space="preserve">Added </w:t>
-            </w:r>
-            <w:proofErr w:type="spellStart"/>
-            <w:r>
-              <w:rPr>
-                <w:sz w:val="18"/>
-              </w:rPr>
-              <w:t>TranslationInput</w:t>
-            </w:r>
-            <w:proofErr w:type="spellEnd"/>
-            <w:r>
-              <w:rPr>
-                <w:sz w:val="18"/>
-              </w:rPr>
-              <w:t xml:space="preserve">, </w:t>
-            </w:r>
-            <w:proofErr w:type="spellStart"/>
-            <w:r>
-              <w:rPr>
-                <w:sz w:val="18"/>
-              </w:rPr>
-              <w:t>SyncState</w:t>
-            </w:r>
-            <w:proofErr w:type="spellEnd"/>
-            <w:r>
-              <w:rPr>
-                <w:sz w:val="18"/>
-              </w:rPr>
-              <w:t xml:space="preserve">, exception hierarchy, legacy candidates, and unverified </w:t>
-            </w:r>
-            <w:proofErr w:type="spellStart"/>
-            <w:r>
-              <w:rPr>
-                <w:sz w:val="18"/>
-              </w:rPr>
-              <w:t>sync_history_section</w:t>
-            </w:r>
-            <w:proofErr w:type="spellEnd"/>
-            <w:r>
-              <w:rPr>
-                <w:sz w:val="18"/>
-              </w:rPr>
-              <w:t>.</w:t>
+        <w:tc>
+          <w:tcPr>
+            <w:tcW w:type="dxa" w:w="3010"/>
+          </w:tcPr>
+          <w:p>
+            <w:r>
+              <w:t>Preliminary conflict evaluation</w:t>
+            </w:r>
+          </w:p>
+        </w:tc>
+        <w:tc>
+          <w:tcPr>
+            <w:tcW w:type="dxa" w:w="5120"/>
+          </w:tcPr>
+          <w:p>
+            <w:r>
+              <w:t>scripts/application/synchronization_preliminary_conflict_service.py</w:t>
+            </w:r>
+          </w:p>
+        </w:tc>
+        <w:tc>
+          <w:tcPr>
+            <w:tcW w:type="dxa" w:w="2022"/>
+          </w:tcPr>
+          <w:p>
+            <w:r>
+              <w:t>IMPLEMENTED / VALIDATED</w:t>
             </w:r>
           </w:p>
         </w:tc>
       </w:tr>
       <w:tr>
-        <w:trPr>
-          <w:jc w:val="center"/>
-        </w:trPr>
-        <w:tc>
-          <w:tcPr>
-            <w:tcW w:w="2448" w:type="dxa"/>
-          </w:tcPr>
-          <w:p>
-            <w:pPr>
-              <w:spacing w:after="40"/>
-            </w:pPr>
-            <w:r>
-              <w:rPr>
-                <w:sz w:val="18"/>
-              </w:rPr>
-              <w:lastRenderedPageBreak/>
-              <w:t>Orchestrator</w:t>
-            </w:r>
-          </w:p>
-        </w:tc>
-        <w:tc>
-          <w:tcPr>
-            <w:tcW w:w="2160" w:type="dxa"/>
-          </w:tcPr>
-          <w:p>
-            <w:pPr>
-              <w:spacing w:after="40"/>
-            </w:pPr>
-            <w:r>
-              <w:rPr>
-                <w:sz w:val="18"/>
-              </w:rPr>
-              <w:t>Ch. 4</w:t>
-            </w:r>
-          </w:p>
-        </w:tc>
-        <w:tc>
-          <w:tcPr>
-            <w:tcW w:w="2160" w:type="dxa"/>
-          </w:tcPr>
-          <w:p>
-            <w:pPr>
-              <w:spacing w:after="40"/>
-            </w:pPr>
-            <w:r>
-              <w:rPr>
-                <w:sz w:val="18"/>
-              </w:rPr>
-              <w:t>EXPANDED</w:t>
-            </w:r>
-          </w:p>
-        </w:tc>
-        <w:tc>
-          <w:tcPr>
-            <w:tcW w:w="4464" w:type="dxa"/>
-          </w:tcPr>
-          <w:p>
-            <w:pPr>
-              <w:spacing w:after="40"/>
-            </w:pPr>
-            <w:r>
-              <w:rPr>
-                <w:sz w:val="18"/>
-              </w:rPr>
-              <w:t>Added injected dependencies, exact current request contract, routing view, current Processing Job lifecycle, and failure behavior.</w:t>
+        <w:tc>
+          <w:tcPr>
+            <w:tcW w:type="dxa" w:w="3010"/>
+          </w:tcPr>
+          <w:p>
+            <w:r>
+              <w:t>Authoritative reservation</w:t>
+            </w:r>
+          </w:p>
+        </w:tc>
+        <w:tc>
+          <w:tcPr>
+            <w:tcW w:type="dxa" w:w="5120"/>
+          </w:tcPr>
+          <w:p>
+            <w:r>
+              <w:t>scripts/database/synchronization_reservation_repository.py</w:t>
+            </w:r>
+          </w:p>
+        </w:tc>
+        <w:tc>
+          <w:tcPr>
+            <w:tcW w:type="dxa" w:w="2022"/>
+          </w:tcPr>
+          <w:p>
+            <w:r>
+              <w:t>IMPLEMENTED / VALIDATED</w:t>
             </w:r>
           </w:p>
         </w:tc>
       </w:tr>
       <w:tr>
-        <w:trPr>
-          <w:jc w:val="center"/>
-        </w:trPr>
-        <w:tc>
-          <w:tcPr>
-            <w:tcW w:w="2448" w:type="dxa"/>
-          </w:tcPr>
-          <w:p>
-            <w:pPr>
-              <w:spacing w:after="40"/>
-            </w:pPr>
-            <w:r>
-              <w:rPr>
-                <w:sz w:val="18"/>
-              </w:rPr>
-              <w:t>Connector</w:t>
-            </w:r>
-          </w:p>
-        </w:tc>
-        <w:tc>
-          <w:tcPr>
-            <w:tcW w:w="2160" w:type="dxa"/>
-          </w:tcPr>
-          <w:p>
-            <w:pPr>
-              <w:spacing w:after="40"/>
-            </w:pPr>
-            <w:r>
-              <w:rPr>
-                <w:sz w:val="18"/>
-              </w:rPr>
-              <w:t>Ch. 5</w:t>
-            </w:r>
-          </w:p>
-        </w:tc>
-        <w:tc>
-          <w:tcPr>
-            <w:tcW w:w="2160" w:type="dxa"/>
-          </w:tcPr>
-          <w:p>
-            <w:pPr>
-              <w:spacing w:after="40"/>
-            </w:pPr>
-            <w:r>
-              <w:rPr>
-                <w:sz w:val="18"/>
-              </w:rPr>
-              <w:t>EXPANDED</w:t>
-            </w:r>
-          </w:p>
-        </w:tc>
-        <w:tc>
-          <w:tcPr>
-            <w:tcW w:w="4464" w:type="dxa"/>
-          </w:tcPr>
-          <w:p>
-            <w:pPr>
-              <w:spacing w:after="40"/>
-            </w:pPr>
-            <w:r>
-              <w:rPr>
-                <w:sz w:val="18"/>
-              </w:rPr>
-              <w:t xml:space="preserve">Added </w:t>
-            </w:r>
-            <w:proofErr w:type="spellStart"/>
-            <w:r>
-              <w:rPr>
-                <w:sz w:val="18"/>
-              </w:rPr>
-              <w:t>BaseConnector</w:t>
-            </w:r>
-            <w:proofErr w:type="spellEnd"/>
-            <w:r>
-              <w:rPr>
-                <w:sz w:val="18"/>
-              </w:rPr>
-              <w:t xml:space="preserve">, loader, </w:t>
-            </w:r>
-            <w:proofErr w:type="spellStart"/>
-            <w:r>
-              <w:rPr>
-                <w:sz w:val="18"/>
-              </w:rPr>
-              <w:t>ConnectorSection</w:t>
-            </w:r>
-            <w:proofErr w:type="spellEnd"/>
-            <w:r>
-              <w:rPr>
-                <w:sz w:val="18"/>
-              </w:rPr>
-              <w:t>, Graph auth/transport, retry/throttling, OneDrive delta, OneNote hierarchy, and exact-content retrievers.</w:t>
+        <w:tc>
+          <w:tcPr>
+            <w:tcW w:type="dxa" w:w="3010"/>
+          </w:tcPr>
+          <w:p>
+            <w:r>
+              <w:t>Refresh reservation</w:t>
+            </w:r>
+          </w:p>
+        </w:tc>
+        <w:tc>
+          <w:tcPr>
+            <w:tcW w:type="dxa" w:w="5120"/>
+          </w:tcPr>
+          <w:p>
+            <w:r>
+              <w:t>scripts/database/source_container_refresh_reservation_repository.py</w:t>
+            </w:r>
+          </w:p>
+        </w:tc>
+        <w:tc>
+          <w:tcPr>
+            <w:tcW w:type="dxa" w:w="2022"/>
+          </w:tcPr>
+          <w:p>
+            <w:r>
+              <w:t>IMPLEMENTED / VALIDATED</w:t>
             </w:r>
           </w:p>
         </w:tc>
       </w:tr>
       <w:tr>
-        <w:trPr>
-          <w:jc w:val="center"/>
-        </w:trPr>
-        <w:tc>
-          <w:tcPr>
-            <w:tcW w:w="2448" w:type="dxa"/>
-          </w:tcPr>
-          <w:p>
-            <w:pPr>
-              <w:spacing w:after="40"/>
-            </w:pPr>
-            <w:r>
-              <w:rPr>
-                <w:sz w:val="18"/>
-              </w:rPr>
-              <w:t>Translator</w:t>
-            </w:r>
-          </w:p>
-        </w:tc>
-        <w:tc>
-          <w:tcPr>
-            <w:tcW w:w="2160" w:type="dxa"/>
-          </w:tcPr>
-          <w:p>
-            <w:pPr>
-              <w:spacing w:after="40"/>
-            </w:pPr>
-            <w:r>
-              <w:rPr>
-                <w:sz w:val="18"/>
-              </w:rPr>
-              <w:t>Ch. 6</w:t>
-            </w:r>
-          </w:p>
-        </w:tc>
-        <w:tc>
-          <w:tcPr>
-            <w:tcW w:w="2160" w:type="dxa"/>
-          </w:tcPr>
-          <w:p>
-            <w:pPr>
-              <w:spacing w:after="40"/>
-            </w:pPr>
-            <w:r>
-              <w:rPr>
-                <w:sz w:val="18"/>
-              </w:rPr>
-              <w:t>EXPANDED / CORRECTED</w:t>
-            </w:r>
-          </w:p>
-        </w:tc>
-        <w:tc>
-          <w:tcPr>
-            <w:tcW w:w="4464" w:type="dxa"/>
-          </w:tcPr>
-          <w:p>
-            <w:pPr>
-              <w:spacing w:after="40"/>
-            </w:pPr>
-            <w:r>
-              <w:rPr>
-                <w:sz w:val="18"/>
-              </w:rPr>
-              <w:t>Added exact mappings, source-name normalization, OneNote modification signal, metadata preservation, loader defect, and SharePoint limitation.</w:t>
+        <w:tc>
+          <w:tcPr>
+            <w:tcW w:type="dxa" w:w="3010"/>
+          </w:tcPr>
+          <w:p>
+            <w:r>
+              <w:t>Synchronization execution</w:t>
+            </w:r>
+          </w:p>
+        </w:tc>
+        <w:tc>
+          <w:tcPr>
+            <w:tcW w:type="dxa" w:w="5120"/>
+          </w:tcPr>
+          <w:p>
+            <w:r>
+              <w:t>scripts/application/synchronization_execution_service.py</w:t>
+            </w:r>
+          </w:p>
+        </w:tc>
+        <w:tc>
+          <w:tcPr>
+            <w:tcW w:type="dxa" w:w="2022"/>
+          </w:tcPr>
+          <w:p>
+            <w:r>
+              <w:t>IMPLEMENTED / VALIDATED</w:t>
             </w:r>
           </w:p>
         </w:tc>
       </w:tr>
       <w:tr>
-        <w:trPr>
-          <w:jc w:val="center"/>
-        </w:trPr>
-        <w:tc>
-          <w:tcPr>
-            <w:tcW w:w="2448" w:type="dxa"/>
-          </w:tcPr>
-          <w:p>
-            <w:pPr>
-              <w:spacing w:after="40"/>
-            </w:pPr>
-            <w:r>
-              <w:rPr>
-                <w:sz w:val="18"/>
-              </w:rPr>
-              <w:t>Discovery</w:t>
-            </w:r>
-          </w:p>
-        </w:tc>
-        <w:tc>
-          <w:tcPr>
-            <w:tcW w:w="2160" w:type="dxa"/>
-          </w:tcPr>
-          <w:p>
-            <w:pPr>
-              <w:spacing w:after="40"/>
-            </w:pPr>
-            <w:r>
-              <w:rPr>
-                <w:sz w:val="18"/>
-              </w:rPr>
-              <w:t>Ch. 7</w:t>
-            </w:r>
-          </w:p>
-        </w:tc>
-        <w:tc>
-          <w:tcPr>
-            <w:tcW w:w="2160" w:type="dxa"/>
-          </w:tcPr>
-          <w:p>
-            <w:pPr>
-              <w:spacing w:after="40"/>
-            </w:pPr>
-            <w:r>
-              <w:rPr>
-                <w:sz w:val="18"/>
-              </w:rPr>
-              <w:t>EXPANDED</w:t>
-            </w:r>
-          </w:p>
-        </w:tc>
-        <w:tc>
-          <w:tcPr>
-            <w:tcW w:w="4464" w:type="dxa"/>
-          </w:tcPr>
-          <w:p>
-            <w:pPr>
-              <w:spacing w:after="40"/>
-            </w:pPr>
-            <w:r>
-              <w:rPr>
-                <w:sz w:val="18"/>
-              </w:rPr>
-              <w:t>Added repository dependencies, caching, exact comparison facts, timestamp normalization, record contract, and two-level change detection.</w:t>
+        <w:tc>
+          <w:tcPr>
+            <w:tcW w:type="dxa" w:w="3010"/>
+          </w:tcPr>
+          <w:p>
+            <w:r>
+              <w:t>Application result boundary</w:t>
+            </w:r>
+          </w:p>
+        </w:tc>
+        <w:tc>
+          <w:tcPr>
+            <w:tcW w:type="dxa" w:w="5120"/>
+          </w:tcPr>
+          <w:p>
+            <w:r>
+              <w:t>scripts/application/synchronization_application_service.py</w:t>
+            </w:r>
+          </w:p>
+        </w:tc>
+        <w:tc>
+          <w:tcPr>
+            <w:tcW w:type="dxa" w:w="2022"/>
+          </w:tcPr>
+          <w:p>
+            <w:r>
+              <w:t>IMPLEMENTED / VALIDATED</w:t>
             </w:r>
           </w:p>
         </w:tc>
       </w:tr>
       <w:tr>
-        <w:trPr>
-          <w:jc w:val="center"/>
-        </w:trPr>
-        <w:tc>
-          <w:tcPr>
-            <w:tcW w:w="2448" w:type="dxa"/>
-          </w:tcPr>
-          <w:p>
-            <w:pPr>
-              <w:spacing w:after="40"/>
-            </w:pPr>
-            <w:r>
-              <w:rPr>
-                <w:sz w:val="18"/>
-              </w:rPr>
-              <w:t>Extraction</w:t>
-            </w:r>
-          </w:p>
-        </w:tc>
-        <w:tc>
-          <w:tcPr>
-            <w:tcW w:w="2160" w:type="dxa"/>
-          </w:tcPr>
-          <w:p>
-            <w:pPr>
-              <w:spacing w:after="40"/>
-            </w:pPr>
-            <w:r>
-              <w:rPr>
-                <w:sz w:val="18"/>
-              </w:rPr>
-              <w:t>Ch. 8</w:t>
-            </w:r>
-          </w:p>
-        </w:tc>
-        <w:tc>
-          <w:tcPr>
-            <w:tcW w:w="2160" w:type="dxa"/>
-          </w:tcPr>
-          <w:p>
-            <w:pPr>
-              <w:spacing w:after="40"/>
-            </w:pPr>
-            <w:r>
-              <w:rPr>
-                <w:sz w:val="18"/>
-              </w:rPr>
-              <w:t>EXPANDED</w:t>
-            </w:r>
-          </w:p>
-        </w:tc>
-        <w:tc>
-          <w:tcPr>
-            <w:tcW w:w="4464" w:type="dxa"/>
-          </w:tcPr>
-          <w:p>
-            <w:pPr>
-              <w:spacing w:after="40"/>
-            </w:pPr>
-            <w:r>
-              <w:rPr>
-                <w:sz w:val="18"/>
-              </w:rPr>
-              <w:t>Added router, exact retrievers, supported formats/libraries, canonical hash mechanism, record validation, and dependency injection.</w:t>
+        <w:tc>
+          <w:tcPr>
+            <w:tcW w:type="dxa" w:w="3010"/>
+          </w:tcPr>
+          <w:p>
+            <w:r>
+              <w:t>pywebview adapter</w:t>
+            </w:r>
+          </w:p>
+        </w:tc>
+        <w:tc>
+          <w:tcPr>
+            <w:tcW w:type="dxa" w:w="5120"/>
+          </w:tcPr>
+          <w:p>
+            <w:r>
+              <w:t>scripts/ui/pywebview/synchronization_api.py</w:t>
+            </w:r>
+          </w:p>
+        </w:tc>
+        <w:tc>
+          <w:tcPr>
+            <w:tcW w:type="dxa" w:w="2022"/>
+          </w:tcPr>
+          <w:p>
+            <w:r>
+              <w:t>IMPLEMENTED / VALIDATED</w:t>
             </w:r>
           </w:p>
         </w:tc>
       </w:tr>
       <w:tr>
-        <w:trPr>
-          <w:jc w:val="center"/>
-        </w:trPr>
-        <w:tc>
-          <w:tcPr>
-            <w:tcW w:w="2448" w:type="dxa"/>
-          </w:tcPr>
-          <w:p>
-            <w:pPr>
-              <w:spacing w:after="40"/>
-            </w:pPr>
-            <w:r>
-              <w:rPr>
-                <w:sz w:val="18"/>
-              </w:rPr>
-              <w:t>Load</w:t>
-            </w:r>
-          </w:p>
-        </w:tc>
-        <w:tc>
-          <w:tcPr>
-            <w:tcW w:w="2160" w:type="dxa"/>
-          </w:tcPr>
-          <w:p>
-            <w:pPr>
-              <w:spacing w:after="40"/>
-            </w:pPr>
-            <w:r>
-              <w:rPr>
-                <w:sz w:val="18"/>
-              </w:rPr>
-              <w:t>Ch. 9</w:t>
-            </w:r>
-          </w:p>
-        </w:tc>
-        <w:tc>
-          <w:tcPr>
-            <w:tcW w:w="2160" w:type="dxa"/>
-          </w:tcPr>
-          <w:p>
-            <w:pPr>
-              <w:spacing w:after="40"/>
-            </w:pPr>
-            <w:r>
-              <w:rPr>
-                <w:sz w:val="18"/>
-              </w:rPr>
-              <w:t>EXPANDED</w:t>
-            </w:r>
-          </w:p>
-        </w:tc>
-        <w:tc>
-          <w:tcPr>
-            <w:tcW w:w="4464" w:type="dxa"/>
-          </w:tcPr>
-          <w:p>
-            <w:pPr>
-              <w:spacing w:after="40"/>
-            </w:pPr>
-            <w:r>
-              <w:rPr>
-                <w:sz w:val="18"/>
-              </w:rPr>
-              <w:t>Added association validation, correlation verification, metadata conversion, RPC boundary, SQL transaction behavior, and root-cause diagnostics.</w:t>
+        <w:tc>
+          <w:tcPr>
+            <w:tcW w:type="dxa" w:w="3010"/>
+          </w:tcPr>
+          <w:p>
+            <w:r>
+              <w:t>CYRIL launcher</w:t>
+            </w:r>
+          </w:p>
+        </w:tc>
+        <w:tc>
+          <w:tcPr>
+            <w:tcW w:type="dxa" w:w="5120"/>
+          </w:tcPr>
+          <w:p>
+            <w:r>
+              <w:t>scripts/ui/pywebview/app.py</w:t>
+            </w:r>
+          </w:p>
+        </w:tc>
+        <w:tc>
+          <w:tcPr>
+            <w:tcW w:type="dxa" w:w="2022"/>
+          </w:tcPr>
+          <w:p>
+            <w:r>
+              <w:t>IMPLEMENTED / VALIDATED</w:t>
             </w:r>
           </w:p>
         </w:tc>
       </w:tr>
       <w:tr>
-        <w:trPr>
-          <w:jc w:val="center"/>
-        </w:trPr>
-        <w:tc>
-          <w:tcPr>
-            <w:tcW w:w="2448" w:type="dxa"/>
-          </w:tcPr>
-          <w:p>
-            <w:pPr>
-              <w:spacing w:after="40"/>
-            </w:pPr>
-            <w:r>
-              <w:rPr>
-                <w:sz w:val="18"/>
-              </w:rPr>
-              <w:t>Database access</w:t>
-            </w:r>
-          </w:p>
-        </w:tc>
-        <w:tc>
-          <w:tcPr>
-            <w:tcW w:w="2160" w:type="dxa"/>
-          </w:tcPr>
-          <w:p>
-            <w:pPr>
-              <w:spacing w:after="40"/>
-            </w:pPr>
-            <w:r>
-              <w:rPr>
-                <w:sz w:val="18"/>
-              </w:rPr>
-              <w:t>Ch. 10</w:t>
-            </w:r>
-          </w:p>
-        </w:tc>
-        <w:tc>
-          <w:tcPr>
-            <w:tcW w:w="2160" w:type="dxa"/>
-          </w:tcPr>
-          <w:p>
-            <w:pPr>
-              <w:spacing w:after="40"/>
-            </w:pPr>
-            <w:r>
-              <w:rPr>
-                <w:sz w:val="18"/>
-              </w:rPr>
-              <w:t>EXPANDED</w:t>
-            </w:r>
-          </w:p>
-        </w:tc>
-        <w:tc>
-          <w:tcPr>
-            <w:tcW w:w="4464" w:type="dxa"/>
-          </w:tcPr>
-          <w:p>
-            <w:pPr>
-              <w:spacing w:after="40"/>
-            </w:pPr>
-            <w:r>
-              <w:rPr>
-                <w:sz w:val="18"/>
-              </w:rPr>
-              <w:t>Mapped individual repositories and differentiated ordinary KO repository access from atomic Load persistence.</w:t>
+        <w:tc>
+          <w:tcPr>
+            <w:tcW w:type="dxa" w:w="3010"/>
+          </w:tcPr>
+          <w:p>
+            <w:r>
+              <w:t>Graphical interface</w:t>
+            </w:r>
+          </w:p>
+        </w:tc>
+        <w:tc>
+          <w:tcPr>
+            <w:tcW w:type="dxa" w:w="5120"/>
+          </w:tcPr>
+          <w:p>
+            <w:r>
+              <w:t>scripts/ui/pywebview/index.html</w:t>
+            </w:r>
+          </w:p>
+        </w:tc>
+        <w:tc>
+          <w:tcPr>
+            <w:tcW w:type="dxa" w:w="2022"/>
+          </w:tcPr>
+          <w:p>
+            <w:r>
+              <w:t>IMPLEMENTED / VALIDATED</w:t>
             </w:r>
           </w:p>
         </w:tc>
       </w:tr>
       <w:tr>
-        <w:trPr>
-          <w:jc w:val="center"/>
-        </w:trPr>
-        <w:tc>
-          <w:tcPr>
-            <w:tcW w:w="2448" w:type="dxa"/>
-          </w:tcPr>
-          <w:p>
-            <w:pPr>
-              <w:spacing w:after="40"/>
-            </w:pPr>
-            <w:r>
-              <w:rPr>
-                <w:sz w:val="18"/>
-              </w:rPr>
-              <w:t>Security/RLS</w:t>
-            </w:r>
-          </w:p>
-        </w:tc>
-        <w:tc>
-          <w:tcPr>
-            <w:tcW w:w="2160" w:type="dxa"/>
-          </w:tcPr>
-          <w:p>
-            <w:pPr>
-              <w:spacing w:after="40"/>
-            </w:pPr>
-            <w:r>
-              <w:rPr>
-                <w:sz w:val="18"/>
-              </w:rPr>
-              <w:t>Ch. 11-12</w:t>
-            </w:r>
-          </w:p>
-        </w:tc>
-        <w:tc>
-          <w:tcPr>
-            <w:tcW w:w="2160" w:type="dxa"/>
-          </w:tcPr>
-          <w:p>
-            <w:pPr>
-              <w:spacing w:after="40"/>
-            </w:pPr>
-            <w:r>
-              <w:rPr>
-                <w:sz w:val="18"/>
-              </w:rPr>
-              <w:t>PRESERVED / CLARIFIED</w:t>
-            </w:r>
-          </w:p>
-        </w:tc>
-        <w:tc>
-          <w:tcPr>
-            <w:tcW w:w="4464" w:type="dxa"/>
-          </w:tcPr>
-          <w:p>
-            <w:pPr>
-              <w:spacing w:after="40"/>
-            </w:pPr>
-            <w:r>
-              <w:rPr>
-                <w:sz w:val="18"/>
-              </w:rPr>
-              <w:t xml:space="preserve">Kept credential/RLS boundaries and aligned them with current </w:t>
-            </w:r>
-            <w:proofErr w:type="spellStart"/>
-            <w:r>
-              <w:rPr>
-                <w:sz w:val="18"/>
-              </w:rPr>
-              <w:t>DatabaseConnection</w:t>
-            </w:r>
-            <w:proofErr w:type="spellEnd"/>
-            <w:r>
-              <w:rPr>
-                <w:sz w:val="18"/>
-              </w:rPr>
-              <w:t xml:space="preserve"> and Graph authentication code.</w:t>
-            </w:r>
-          </w:p>
-        </w:tc>
-      </w:tr>
-      <w:tr>
-        <w:trPr>
-          <w:jc w:val="center"/>
-        </w:trPr>
-        <w:tc>
-          <w:tcPr>
-            <w:tcW w:w="2448" w:type="dxa"/>
-          </w:tcPr>
-          <w:p>
-            <w:pPr>
-              <w:spacing w:after="40"/>
-            </w:pPr>
-            <w:r>
-              <w:rPr>
-                <w:sz w:val="18"/>
-              </w:rPr>
-              <w:t>Database model</w:t>
-            </w:r>
-          </w:p>
-        </w:tc>
-        <w:tc>
-          <w:tcPr>
-            <w:tcW w:w="2160" w:type="dxa"/>
-          </w:tcPr>
-          <w:p>
-            <w:pPr>
-              <w:spacing w:after="40"/>
-            </w:pPr>
-            <w:r>
-              <w:rPr>
-                <w:sz w:val="18"/>
-              </w:rPr>
-              <w:t>Ch. 13</w:t>
-            </w:r>
-          </w:p>
-        </w:tc>
-        <w:tc>
-          <w:tcPr>
-            <w:tcW w:w="2160" w:type="dxa"/>
-          </w:tcPr>
-          <w:p>
-            <w:pPr>
-              <w:spacing w:after="40"/>
-            </w:pPr>
-            <w:r>
-              <w:rPr>
-                <w:sz w:val="18"/>
-              </w:rPr>
-              <w:t>PRESERVED / UPDATED</w:t>
-            </w:r>
-          </w:p>
-        </w:tc>
-        <w:tc>
-          <w:tcPr>
-            <w:tcW w:w="4464" w:type="dxa"/>
-          </w:tcPr>
-          <w:p>
-            <w:pPr>
-              <w:spacing w:after="40"/>
-            </w:pPr>
-            <w:r>
-              <w:rPr>
-                <w:sz w:val="18"/>
-              </w:rPr>
-              <w:t xml:space="preserve">Aligned current core tables with approved </w:t>
-            </w:r>
-            <w:proofErr w:type="spellStart"/>
-            <w:r>
-              <w:rPr>
-                <w:sz w:val="18"/>
-              </w:rPr>
-              <w:t>source_containers</w:t>
-            </w:r>
-            <w:proofErr w:type="spellEnd"/>
-            <w:r>
-              <w:rPr>
-                <w:sz w:val="18"/>
-              </w:rPr>
-              <w:t xml:space="preserve"> and </w:t>
-            </w:r>
-            <w:proofErr w:type="spellStart"/>
-            <w:r>
-              <w:rPr>
-                <w:sz w:val="18"/>
-              </w:rPr>
-              <w:t>sync_runs</w:t>
-            </w:r>
-            <w:proofErr w:type="spellEnd"/>
-            <w:r>
-              <w:rPr>
-                <w:sz w:val="18"/>
-              </w:rPr>
-              <w:t xml:space="preserve"> gaps.</w:t>
-            </w:r>
-          </w:p>
-        </w:tc>
-      </w:tr>
-      <w:tr>
-        <w:trPr>
-          <w:jc w:val="center"/>
-        </w:trPr>
-        <w:tc>
-          <w:tcPr>
-            <w:tcW w:w="2448" w:type="dxa"/>
-          </w:tcPr>
-          <w:p>
-            <w:pPr>
-              <w:spacing w:after="40"/>
-            </w:pPr>
-            <w:r>
-              <w:rPr>
-                <w:sz w:val="18"/>
-              </w:rPr>
-              <w:t>Operational routing</w:t>
-            </w:r>
-          </w:p>
-        </w:tc>
-        <w:tc>
-          <w:tcPr>
-            <w:tcW w:w="2160" w:type="dxa"/>
-          </w:tcPr>
-          <w:p>
-            <w:pPr>
-              <w:spacing w:after="40"/>
-            </w:pPr>
-            <w:r>
-              <w:rPr>
-                <w:sz w:val="18"/>
-              </w:rPr>
-              <w:t>Ch. 14-16</w:t>
-            </w:r>
-          </w:p>
-        </w:tc>
-        <w:tc>
-          <w:tcPr>
-            <w:tcW w:w="2160" w:type="dxa"/>
-          </w:tcPr>
-          <w:p>
-            <w:pPr>
-              <w:spacing w:after="40"/>
-            </w:pPr>
-            <w:r>
-              <w:rPr>
-                <w:sz w:val="18"/>
-              </w:rPr>
-              <w:t>EXPANDED</w:t>
-            </w:r>
-          </w:p>
-        </w:tc>
-        <w:tc>
-          <w:tcPr>
-            <w:tcW w:w="4464" w:type="dxa"/>
-          </w:tcPr>
-          <w:p>
-            <w:pPr>
-              <w:spacing w:after="40"/>
-            </w:pPr>
-            <w:r>
-              <w:rPr>
-                <w:sz w:val="18"/>
-              </w:rPr>
-              <w:t>Added stepwise current execution, Source-specific behavior, and failure/diagnostic flow.</w:t>
-            </w:r>
-          </w:p>
-        </w:tc>
-      </w:tr>
-      <w:tr>
-        <w:trPr>
-          <w:jc w:val="center"/>
-        </w:trPr>
-        <w:tc>
-          <w:tcPr>
-            <w:tcW w:w="2448" w:type="dxa"/>
-          </w:tcPr>
-          <w:p>
-            <w:pPr>
-              <w:spacing w:after="40"/>
-            </w:pPr>
-            <w:r>
-              <w:rPr>
-                <w:sz w:val="18"/>
-              </w:rPr>
-              <w:t>Validation state</w:t>
-            </w:r>
-          </w:p>
-        </w:tc>
-        <w:tc>
-          <w:tcPr>
-            <w:tcW w:w="2160" w:type="dxa"/>
-          </w:tcPr>
-          <w:p>
-            <w:pPr>
-              <w:spacing w:after="40"/>
-            </w:pPr>
-            <w:r>
-              <w:rPr>
-                <w:sz w:val="18"/>
-              </w:rPr>
-              <w:t>Ch. 17</w:t>
-            </w:r>
-          </w:p>
-        </w:tc>
-        <w:tc>
-          <w:tcPr>
-            <w:tcW w:w="2160" w:type="dxa"/>
-          </w:tcPr>
-          <w:p>
-            <w:pPr>
-              <w:spacing w:after="40"/>
-            </w:pPr>
-            <w:r>
-              <w:rPr>
-                <w:sz w:val="18"/>
-              </w:rPr>
-              <w:t>PRESERVED</w:t>
-            </w:r>
-          </w:p>
-        </w:tc>
-        <w:tc>
-          <w:tcPr>
-            <w:tcW w:w="4464" w:type="dxa"/>
-          </w:tcPr>
-          <w:p>
-            <w:pPr>
-              <w:spacing w:after="40"/>
-            </w:pPr>
-            <w:r>
-              <w:rPr>
-                <w:sz w:val="18"/>
-              </w:rPr>
-              <w:t>Retained engineering conclusion while leaving detailed evidence in Lab Journals.</w:t>
-            </w:r>
-          </w:p>
-        </w:tc>
-      </w:tr>
-      <w:tr>
-        <w:trPr>
-          <w:jc w:val="center"/>
-        </w:trPr>
-        <w:tc>
-          <w:tcPr>
-            <w:tcW w:w="2448" w:type="dxa"/>
-          </w:tcPr>
-          <w:p>
-            <w:pPr>
-              <w:spacing w:after="40"/>
-            </w:pPr>
-            <w:r>
-              <w:rPr>
-                <w:sz w:val="18"/>
-              </w:rPr>
-              <w:t>Implementation discrepancies</w:t>
-            </w:r>
-          </w:p>
-        </w:tc>
-        <w:tc>
-          <w:tcPr>
-            <w:tcW w:w="2160" w:type="dxa"/>
-          </w:tcPr>
-          <w:p>
-            <w:pPr>
-              <w:spacing w:after="40"/>
-            </w:pPr>
-            <w:r>
-              <w:rPr>
-                <w:sz w:val="18"/>
-              </w:rPr>
-              <w:t>Ch. 18</w:t>
-            </w:r>
-          </w:p>
-        </w:tc>
-        <w:tc>
-          <w:tcPr>
-            <w:tcW w:w="2160" w:type="dxa"/>
-          </w:tcPr>
-          <w:p>
-            <w:pPr>
-              <w:spacing w:after="40"/>
-            </w:pPr>
-            <w:r>
-              <w:rPr>
-                <w:sz w:val="18"/>
-              </w:rPr>
-              <w:t>ADDED</w:t>
-            </w:r>
-          </w:p>
-        </w:tc>
-        <w:tc>
-          <w:tcPr>
-            <w:tcW w:w="4464" w:type="dxa"/>
-          </w:tcPr>
-          <w:p>
-            <w:pPr>
-              <w:spacing w:after="40"/>
-            </w:pPr>
-            <w:r>
-              <w:rPr>
-                <w:sz w:val="18"/>
-              </w:rPr>
-              <w:t>Recorded source-confirmed path/import discrepancies and legacy candidates instead of silently correcting them.</w:t>
-            </w:r>
-          </w:p>
-        </w:tc>
-      </w:tr>
-      <w:tr>
-        <w:trPr>
-          <w:jc w:val="center"/>
-        </w:trPr>
-        <w:tc>
-          <w:tcPr>
-            <w:tcW w:w="2448" w:type="dxa"/>
-          </w:tcPr>
-          <w:p>
-            <w:pPr>
-              <w:spacing w:after="40"/>
-            </w:pPr>
-            <w:r>
-              <w:rPr>
-                <w:sz w:val="18"/>
-              </w:rPr>
-              <w:t>Approved production work</w:t>
-            </w:r>
-          </w:p>
-        </w:tc>
-        <w:tc>
-          <w:tcPr>
-            <w:tcW w:w="2160" w:type="dxa"/>
-          </w:tcPr>
-          <w:p>
-            <w:pPr>
-              <w:spacing w:after="40"/>
-            </w:pPr>
-            <w:r>
-              <w:rPr>
-                <w:sz w:val="18"/>
-              </w:rPr>
-              <w:t>Ch. 19-27</w:t>
-            </w:r>
-          </w:p>
-        </w:tc>
-        <w:tc>
-          <w:tcPr>
-            <w:tcW w:w="2160" w:type="dxa"/>
-          </w:tcPr>
-          <w:p>
-            <w:pPr>
-              <w:spacing w:after="40"/>
-            </w:pPr>
-            <w:r>
-              <w:rPr>
-                <w:sz w:val="18"/>
-              </w:rPr>
-              <w:t>PRESERVED / REORGANIZED</w:t>
-            </w:r>
-          </w:p>
-        </w:tc>
-        <w:tc>
-          <w:tcPr>
-            <w:tcW w:w="4464" w:type="dxa"/>
-          </w:tcPr>
-          <w:p>
-            <w:pPr>
-              <w:spacing w:after="40"/>
-            </w:pPr>
-            <w:r>
-              <w:rPr>
-                <w:sz w:val="18"/>
-              </w:rPr>
-              <w:t xml:space="preserve">Retained application boundary, Source Container, </w:t>
-            </w:r>
-            <w:proofErr w:type="spellStart"/>
-            <w:r>
-              <w:rPr>
-                <w:sz w:val="18"/>
-              </w:rPr>
-              <w:t>sync_runs</w:t>
-            </w:r>
-            <w:proofErr w:type="spellEnd"/>
-            <w:r>
-              <w:rPr>
-                <w:sz w:val="18"/>
-              </w:rPr>
-              <w:t>, refresh, concurrency, authentication, request persistence, retry, and Source-extension direction without inventing code.</w:t>
-            </w:r>
-          </w:p>
-        </w:tc>
-      </w:tr>
-      <w:tr>
-        <w:trPr>
-          <w:jc w:val="center"/>
-        </w:trPr>
-        <w:tc>
-          <w:tcPr>
-            <w:tcW w:w="2448" w:type="dxa"/>
-          </w:tcPr>
-          <w:p>
-            <w:pPr>
-              <w:spacing w:after="40"/>
-            </w:pPr>
-            <w:r>
-              <w:rPr>
-                <w:sz w:val="18"/>
-              </w:rPr>
-              <w:t>Deferred work</w:t>
-            </w:r>
-          </w:p>
-        </w:tc>
-        <w:tc>
-          <w:tcPr>
-            <w:tcW w:w="2160" w:type="dxa"/>
-          </w:tcPr>
-          <w:p>
-            <w:pPr>
-              <w:spacing w:after="40"/>
-            </w:pPr>
-            <w:r>
-              <w:rPr>
-                <w:sz w:val="18"/>
-              </w:rPr>
-              <w:t>Ch. 28</w:t>
-            </w:r>
-          </w:p>
-        </w:tc>
-        <w:tc>
-          <w:tcPr>
-            <w:tcW w:w="2160" w:type="dxa"/>
-          </w:tcPr>
-          <w:p>
-            <w:pPr>
-              <w:spacing w:after="40"/>
-            </w:pPr>
-            <w:r>
-              <w:rPr>
-                <w:sz w:val="18"/>
-              </w:rPr>
-              <w:t>EXPANDED</w:t>
-            </w:r>
-          </w:p>
-        </w:tc>
-        <w:tc>
-          <w:tcPr>
-            <w:tcW w:w="4464" w:type="dxa"/>
-          </w:tcPr>
-          <w:p>
-            <w:pPr>
-              <w:spacing w:after="40"/>
-            </w:pPr>
-            <w:r>
-              <w:rPr>
-                <w:sz w:val="18"/>
-              </w:rPr>
-              <w:t>Captured legacy formats and other known deferred items.</w:t>
-            </w:r>
-          </w:p>
-        </w:tc>
-      </w:tr>
-      <w:tr>
-        <w:trPr>
-          <w:jc w:val="center"/>
-        </w:trPr>
-        <w:tc>
-          <w:tcPr>
-            <w:tcW w:w="2448" w:type="dxa"/>
-          </w:tcPr>
-          <w:p>
-            <w:pPr>
-              <w:spacing w:after="40"/>
-            </w:pPr>
-            <w:r>
-              <w:rPr>
-                <w:sz w:val="18"/>
-              </w:rPr>
-              <w:t>Implementation inventory</w:t>
-            </w:r>
-          </w:p>
-        </w:tc>
-        <w:tc>
-          <w:tcPr>
-            <w:tcW w:w="2160" w:type="dxa"/>
-          </w:tcPr>
-          <w:p>
-            <w:pPr>
-              <w:spacing w:after="40"/>
-            </w:pPr>
-            <w:r>
-              <w:rPr>
-                <w:sz w:val="18"/>
-              </w:rPr>
-              <w:t>Ch. 29</w:t>
-            </w:r>
-          </w:p>
-        </w:tc>
-        <w:tc>
-          <w:tcPr>
-            <w:tcW w:w="2160" w:type="dxa"/>
-          </w:tcPr>
-          <w:p>
-            <w:pPr>
-              <w:spacing w:after="40"/>
-            </w:pPr>
-            <w:r>
-              <w:rPr>
-                <w:sz w:val="18"/>
-              </w:rPr>
-              <w:t>ADDED</w:t>
-            </w:r>
-          </w:p>
-        </w:tc>
-        <w:tc>
-          <w:tcPr>
-            <w:tcW w:w="4464" w:type="dxa"/>
-          </w:tcPr>
-          <w:p>
-            <w:pPr>
-              <w:spacing w:after="40"/>
-            </w:pPr>
-            <w:r>
-              <w:rPr>
-                <w:sz w:val="18"/>
-              </w:rPr>
-              <w:t>Provides reconstruction-grade artifact inventory and current state.</w:t>
-            </w:r>
-          </w:p>
-        </w:tc>
-      </w:tr>
-      <w:tr>
-        <w:trPr>
-          <w:jc w:val="center"/>
-        </w:trPr>
-        <w:tc>
-          <w:tcPr>
-            <w:tcW w:w="2448" w:type="dxa"/>
-          </w:tcPr>
-          <w:p>
-            <w:pPr>
-              <w:spacing w:after="40"/>
-            </w:pPr>
-            <w:r>
-              <w:rPr>
-                <w:sz w:val="18"/>
-              </w:rPr>
-              <w:t>Traceability matrix</w:t>
-            </w:r>
-          </w:p>
-        </w:tc>
-        <w:tc>
-          <w:tcPr>
-            <w:tcW w:w="2160" w:type="dxa"/>
-          </w:tcPr>
-          <w:p>
-            <w:pPr>
-              <w:spacing w:after="40"/>
-            </w:pPr>
-            <w:r>
-              <w:rPr>
-                <w:sz w:val="18"/>
-              </w:rPr>
-              <w:t>Ch. 30</w:t>
-            </w:r>
-          </w:p>
-        </w:tc>
-        <w:tc>
-          <w:tcPr>
-            <w:tcW w:w="2160" w:type="dxa"/>
-          </w:tcPr>
-          <w:p>
-            <w:pPr>
-              <w:spacing w:after="40"/>
-            </w:pPr>
-            <w:r>
-              <w:rPr>
-                <w:sz w:val="18"/>
-              </w:rPr>
-              <w:t>UPDATED</w:t>
-            </w:r>
-          </w:p>
-        </w:tc>
-        <w:tc>
-          <w:tcPr>
-            <w:tcW w:w="4464" w:type="dxa"/>
-          </w:tcPr>
-          <w:p>
-            <w:pPr>
-              <w:spacing w:after="40"/>
-            </w:pPr>
-            <w:r>
-              <w:rPr>
-                <w:sz w:val="18"/>
-              </w:rPr>
-              <w:t>Replaced directory-level anchors with source-confirmed component anchors.</w:t>
-            </w:r>
-          </w:p>
-        </w:tc>
-      </w:tr>
-      <w:tr>
-        <w:trPr>
-          <w:jc w:val="center"/>
-        </w:trPr>
-        <w:tc>
-          <w:tcPr>
-            <w:tcW w:w="2448" w:type="dxa"/>
-          </w:tcPr>
-          <w:p>
-            <w:pPr>
-              <w:spacing w:after="40"/>
-            </w:pPr>
-            <w:r>
-              <w:rPr>
-                <w:sz w:val="18"/>
-              </w:rPr>
-              <w:t xml:space="preserve">Older </w:t>
-            </w:r>
-            <w:proofErr w:type="spellStart"/>
-            <w:r>
-              <w:rPr>
-                <w:sz w:val="18"/>
-              </w:rPr>
-              <w:t>SyncRecord</w:t>
-            </w:r>
-            <w:proofErr w:type="spellEnd"/>
-            <w:r>
-              <w:rPr>
-                <w:sz w:val="18"/>
-              </w:rPr>
-              <w:t xml:space="preserve"> architecture</w:t>
-            </w:r>
-          </w:p>
-        </w:tc>
-        <w:tc>
-          <w:tcPr>
-            <w:tcW w:w="2160" w:type="dxa"/>
-          </w:tcPr>
-          <w:p>
-            <w:pPr>
-              <w:spacing w:after="40"/>
-            </w:pPr>
-            <w:r>
-              <w:rPr>
-                <w:sz w:val="18"/>
-              </w:rPr>
-              <w:t>Ch. 3 and Ch. 18</w:t>
-            </w:r>
-          </w:p>
-        </w:tc>
-        <w:tc>
-          <w:tcPr>
-            <w:tcW w:w="2160" w:type="dxa"/>
-          </w:tcPr>
-          <w:p>
-            <w:pPr>
-              <w:spacing w:after="40"/>
-            </w:pPr>
-            <w:r>
-              <w:rPr>
-                <w:sz w:val="18"/>
-              </w:rPr>
-              <w:t>SUPERSEDED CANDIDATE</w:t>
-            </w:r>
-          </w:p>
-        </w:tc>
-        <w:tc>
-          <w:tcPr>
-            <w:tcW w:w="4464" w:type="dxa"/>
-          </w:tcPr>
-          <w:p>
-            <w:pPr>
-              <w:spacing w:after="40"/>
-            </w:pPr>
-            <w:r>
-              <w:rPr>
-                <w:sz w:val="18"/>
-              </w:rPr>
-              <w:t xml:space="preserve">Current Orchestrator uses stage-owned sections and </w:t>
-            </w:r>
-            <w:proofErr w:type="spellStart"/>
-            <w:r>
-              <w:rPr>
-                <w:sz w:val="18"/>
-              </w:rPr>
-              <w:t>SynchronizationAssociation</w:t>
-            </w:r>
-            <w:proofErr w:type="spellEnd"/>
-            <w:r>
-              <w:rPr>
-                <w:sz w:val="18"/>
-              </w:rPr>
-              <w:t>; caller search remains appropriate before deletion.</w:t>
-            </w:r>
-          </w:p>
-        </w:tc>
-      </w:tr>
-      <w:tr>
-        <w:trPr>
-          <w:jc w:val="center"/>
-        </w:trPr>
-        <w:tc>
-          <w:tcPr>
-            <w:tcW w:w="2448" w:type="dxa"/>
-          </w:tcPr>
-          <w:p>
-            <w:pPr>
-              <w:spacing w:after="40"/>
-            </w:pPr>
-            <w:r>
-              <w:rPr>
-                <w:sz w:val="18"/>
-              </w:rPr>
-              <w:t>Canonical Knowledge Repository wording in source comments</w:t>
-            </w:r>
-          </w:p>
-        </w:tc>
-        <w:tc>
-          <w:tcPr>
-            <w:tcW w:w="2160" w:type="dxa"/>
-          </w:tcPr>
-          <w:p>
-            <w:pPr>
-              <w:spacing w:after="40"/>
-            </w:pPr>
-            <w:r>
-              <w:rPr>
-                <w:sz w:val="18"/>
-              </w:rPr>
-              <w:t>Throughout</w:t>
-            </w:r>
-          </w:p>
-        </w:tc>
-        <w:tc>
-          <w:tcPr>
-            <w:tcW w:w="2160" w:type="dxa"/>
-          </w:tcPr>
-          <w:p>
-            <w:pPr>
-              <w:spacing w:after="40"/>
-            </w:pPr>
-            <w:r>
-              <w:rPr>
-                <w:sz w:val="18"/>
-              </w:rPr>
-              <w:t>UPDATED</w:t>
-            </w:r>
-          </w:p>
-        </w:tc>
-        <w:tc>
-          <w:tcPr>
-            <w:tcW w:w="4464" w:type="dxa"/>
-          </w:tcPr>
-          <w:p>
-            <w:pPr>
-              <w:spacing w:after="40"/>
-            </w:pPr>
-            <w:r>
-              <w:rPr>
-                <w:sz w:val="18"/>
-              </w:rPr>
-              <w:t xml:space="preserve">Current documentation uses </w:t>
-            </w:r>
-            <w:proofErr w:type="spellStart"/>
-            <w:r>
-              <w:rPr>
-                <w:sz w:val="18"/>
-              </w:rPr>
-              <w:t>AlphaOmega</w:t>
-            </w:r>
-            <w:proofErr w:type="spellEnd"/>
-            <w:r>
-              <w:rPr>
-                <w:sz w:val="18"/>
-              </w:rPr>
-              <w:t xml:space="preserve"> database / Knowledge Objects rather than treating a separate repository entity as architectural truth.</w:t>
+        <w:tc>
+          <w:tcPr>
+            <w:tcW w:type="dxa" w:w="3010"/>
+          </w:tcPr>
+          <w:p>
+            <w:r>
+              <w:t>Discovery bounded retrieval</w:t>
+            </w:r>
+          </w:p>
+        </w:tc>
+        <w:tc>
+          <w:tcPr>
+            <w:tcW w:type="dxa" w:w="5120"/>
+          </w:tcPr>
+          <w:p>
+            <w:r>
+              <w:t>scripts/discovery/discovery_service.py; scripts/database/knowledge_object_repository.py</w:t>
+            </w:r>
+          </w:p>
+        </w:tc>
+        <w:tc>
+          <w:tcPr>
+            <w:tcW w:type="dxa" w:w="2022"/>
+          </w:tcPr>
+          <w:p>
+            <w:r>
+              <w:t>IMPLEMENTED / VALIDATED</w:t>
             </w:r>
           </w:p>
         </w:tc>
       </w:tr>
     </w:tbl>
-    <w:p>
-      <w:pPr>
-        <w:pStyle w:val="Heading2"/>
-        <w:spacing w:after="100" w:line="252" w:lineRule="auto"/>
-      </w:pPr>
-      <w:r>
-        <w:lastRenderedPageBreak/>
-        <w:t>Unresolved Version-Control Issues</w:t>
-      </w:r>
-    </w:p>
-    <w:p>
-      <w:pPr>
-        <w:pStyle w:val="ListBullet"/>
-        <w:spacing w:after="100" w:line="252" w:lineRule="auto"/>
-      </w:pPr>
-      <w:r>
-        <w:t>Verify the live physical path of sync_history_repository.py.</w:t>
-      </w:r>
-    </w:p>
-    <w:p>
-      <w:pPr>
-        <w:pStyle w:val="ListBullet"/>
-        <w:spacing w:after="100" w:line="252" w:lineRule="auto"/>
-      </w:pPr>
-      <w:r>
-        <w:t>Inspect sync_history_section.py before assigning an active or superseded status.</w:t>
-      </w:r>
-    </w:p>
-    <w:p>
-      <w:pPr>
-        <w:pStyle w:val="ListBullet"/>
-        <w:spacing w:after="100" w:line="252" w:lineRule="auto"/>
-      </w:pPr>
-      <w:r>
-        <w:t xml:space="preserve">Reconcile connector_loader.py </w:t>
-      </w:r>
-      <w:proofErr w:type="spellStart"/>
-      <w:r>
-        <w:t>GraphConnector</w:t>
-      </w:r>
-      <w:proofErr w:type="spellEnd"/>
-      <w:r>
-        <w:t xml:space="preserve"> import path with the verified production tree.</w:t>
-      </w:r>
-    </w:p>
-    <w:p>
-      <w:pPr>
-        <w:pStyle w:val="ListBullet"/>
-        <w:spacing w:after="100" w:line="252" w:lineRule="auto"/>
-      </w:pPr>
-      <w:r>
-        <w:t>Correct or otherwise reconcile translator_loader.py plural package import.</w:t>
-      </w:r>
-    </w:p>
-    <w:p>
-      <w:pPr>
-        <w:pStyle w:val="ListBullet"/>
-        <w:spacing w:after="100" w:line="252" w:lineRule="auto"/>
-      </w:pPr>
-      <w:r>
-        <w:t>Perform a repository-wide caller search before deleting sync_record.py or sync_identity_section.py.</w:t>
-      </w:r>
-    </w:p>
-    <w:p>
-      <w:pPr>
-        <w:spacing w:after="100" w:line="252" w:lineRule="auto"/>
-      </w:pPr>
-      <w:r>
-        <w:t>Version-Control Verification: The previous authoritative version was compared against the current rewritten version. All identified substantive content was accounted for through preservation, update, supersession, relocation, justified removal, or approved addition. Any unresolved reconciliation issues are identified above.</w:t>
-      </w:r>
-    </w:p>
     <w:sectPr>
       <w:footerReference w:type="default" r:id="rId8"/>
       <w:pgSz w:w="12240" w:h="15840"/>
